--- a/equations.docx
+++ b/equations.docx
@@ -21,6 +21,8 @@
             <w:tcW w:w="1952" w:type="dxa"/>
           </w:tcPr>
           <w:p>
+            <w:bookmarkStart w:id="0" w:name="_Hlk208999946"/>
+            <w:bookmarkStart w:id="1" w:name="_GoBack"/>
             <w:r>
               <w:t>Variables</w:t>
             </w:r>
@@ -57,6 +59,7 @@
           </w:p>
         </w:tc>
       </w:tr>
+      <w:bookmarkEnd w:id="1"/>
       <w:tr>
         <w:tc>
           <w:tcPr>
@@ -89,15 +92,7 @@
             </w:r>
             <w:proofErr w:type="gramEnd"/>
             <w:r>
-              <w:t>(</w:t>
-            </w:r>
-            <w:proofErr w:type="spellStart"/>
-            <w:r>
-              <w:t>m,t</w:t>
-            </w:r>
-            <w:proofErr w:type="spellEnd"/>
-            <w:r>
-              <w:t>) : Qté de déchets de m envoyé vers t</w:t>
+              <w:t>(m,t) : Qté de déchets de m envoyé vers t</w:t>
             </w:r>
           </w:p>
         </w:tc>
@@ -374,6 +369,12 @@
                 </w:rPr>
                 <m:t>:</m:t>
               </m:r>
+              <m:r>
+                <w:rPr>
+                  <w:rFonts w:ascii="Cambria Math" w:eastAsiaTheme="minorEastAsia" w:hAnsi="Cambria Math"/>
+                </w:rPr>
+                <m:t xml:space="preserve"> </m:t>
+              </m:r>
             </m:oMath>
             <w:proofErr w:type="gramStart"/>
             <w:r>
@@ -1539,7 +1540,7 @@
                 <w:numId w:val="3"/>
               </w:numPr>
             </w:pPr>
-            <w:bookmarkStart w:id="0" w:name="_Hlk199234819"/>
+            <w:bookmarkStart w:id="2" w:name="_Hlk199234819"/>
             <w:proofErr w:type="gramStart"/>
             <w:r>
               <w:t>x</w:t>
@@ -2718,7 +2719,7 @@
           </w:p>
         </w:tc>
       </w:tr>
-      <w:bookmarkEnd w:id="0"/>
+      <w:bookmarkEnd w:id="2"/>
       <w:tr>
         <w:tc>
           <w:tcPr>
@@ -3328,6 +3329,14 @@
               </w:rPr>
               <w:t xml:space="preserve"> distance entre les municipalités et le lieu de traitement</w:t>
             </w:r>
+            <w:r>
+              <w:rPr>
+                <w:rFonts w:ascii="Calibri" w:eastAsia="Calibri" w:hAnsi="Calibri" w:cs="Times New Roman"/>
+                <w:iCs/>
+                <w:color w:val="0070C0"/>
+              </w:rPr>
+              <w:t xml:space="preserve"> (km)</w:t>
+            </w:r>
           </w:p>
           <w:p>
             <w:pPr>
@@ -3449,6 +3458,13 @@
                             <w:color w:val="0070C0"/>
                           </w:rPr>
                           <m:t>m</m:t>
+                        </m:r>
+                        <m:r>
+                          <w:rPr>
+                            <w:rFonts w:ascii="Cambria Math" w:eastAsia="Calibri" w:hAnsi="Cambria Math" w:cs="Times New Roman"/>
+                            <w:color w:val="0070C0"/>
+                          </w:rPr>
+                          <m:t>,t</m:t>
                         </m:r>
                       </m:e>
                     </m:d>
@@ -4436,6 +4452,13 @@
                                       </w:rPr>
                                       <m:t>m</m:t>
                                     </m:r>
+                                    <m:r>
+                                      <w:rPr>
+                                        <w:rFonts w:ascii="Cambria Math" w:eastAsia="Calibri" w:hAnsi="Cambria Math" w:cs="Times New Roman"/>
+                                        <w:color w:val="0070C0"/>
+                                      </w:rPr>
+                                      <m:t>,t</m:t>
+                                    </m:r>
                                   </m:e>
                                 </m:d>
                               </m:sub>
@@ -4533,11 +4556,26 @@
               <w:t>t</w:t>
             </w:r>
             <w:r>
-              <w:t>,s</w:t>
+              <w:t>,</w:t>
+            </w:r>
+            <w:r>
+              <w:rPr>
+                <w:color w:val="4472C4" w:themeColor="accent1"/>
+              </w:rPr>
+              <w:t>s</w:t>
             </w:r>
             <w:proofErr w:type="spellEnd"/>
             <w:r>
               <w:t>) : activation ou non de la technologie t</w:t>
+            </w:r>
+            <w:r>
+              <w:t xml:space="preserve"> </w:t>
+            </w:r>
+            <w:r>
+              <w:rPr>
+                <w:color w:val="4472C4" w:themeColor="accent1"/>
+              </w:rPr>
+              <w:t>installé dans s</w:t>
             </w:r>
           </w:p>
         </w:tc>
@@ -5947,19 +5985,7 @@
                       <w:rPr>
                         <w:rFonts w:ascii="Cambria Math" w:eastAsiaTheme="minorEastAsia" w:hAnsi="Cambria Math"/>
                       </w:rPr>
-                      <m:t>s</m:t>
-                    </m:r>
-                    <m:r>
-                      <w:rPr>
-                        <w:rFonts w:ascii="Cambria Math" w:eastAsiaTheme="minorEastAsia" w:hAnsi="Cambria Math"/>
-                      </w:rPr>
-                      <m:t xml:space="preserve"> in </m:t>
-                    </m:r>
-                    <m:r>
-                      <w:rPr>
-                        <w:rFonts w:ascii="Cambria Math" w:eastAsiaTheme="minorEastAsia" w:hAnsi="Cambria Math"/>
-                      </w:rPr>
-                      <m:t>S</m:t>
+                      <m:t>s in S</m:t>
                     </m:r>
                   </m:sub>
                   <m:sup/>
@@ -6123,21 +6149,7 @@
                             <w:rFonts w:ascii="Cambria Math" w:eastAsiaTheme="minorEastAsia" w:hAnsi="Cambria Math"/>
                             <w:sz w:val="20"/>
                           </w:rPr>
-                          <m:t>*y(t</m:t>
-                        </m:r>
-                        <m:r>
-                          <w:rPr>
-                            <w:rFonts w:ascii="Cambria Math" w:eastAsiaTheme="minorEastAsia" w:hAnsi="Cambria Math"/>
-                            <w:sz w:val="20"/>
-                          </w:rPr>
-                          <m:t>,s</m:t>
-                        </m:r>
-                        <m:r>
-                          <w:rPr>
-                            <w:rFonts w:ascii="Cambria Math" w:eastAsiaTheme="minorEastAsia" w:hAnsi="Cambria Math"/>
-                            <w:sz w:val="20"/>
-                          </w:rPr>
-                          <m:t>)</m:t>
+                          <m:t>*y(t,s)</m:t>
                         </m:r>
                       </m:e>
                     </m:nary>
@@ -6262,21 +6274,7 @@
                             <w:rFonts w:ascii="Cambria Math" w:eastAsiaTheme="minorEastAsia" w:hAnsi="Cambria Math"/>
                             <w:sz w:val="20"/>
                           </w:rPr>
-                          <m:t>*y(t</m:t>
-                        </m:r>
-                        <m:r>
-                          <w:rPr>
-                            <w:rFonts w:ascii="Cambria Math" w:eastAsiaTheme="minorEastAsia" w:hAnsi="Cambria Math"/>
-                            <w:sz w:val="20"/>
-                          </w:rPr>
-                          <m:t>,s</m:t>
-                        </m:r>
-                        <m:r>
-                          <w:rPr>
-                            <w:rFonts w:ascii="Cambria Math" w:eastAsiaTheme="minorEastAsia" w:hAnsi="Cambria Math"/>
-                            <w:sz w:val="20"/>
-                          </w:rPr>
-                          <m:t>)</m:t>
+                          <m:t>*y(t,s)</m:t>
                         </m:r>
                       </m:e>
                     </m:nary>
@@ -6295,14 +6293,12 @@
               <w:rPr>
                 <w:rFonts w:eastAsiaTheme="minorEastAsia"/>
                 <w:color w:val="4472C4" w:themeColor="accent1"/>
-                <w:sz w:val="20"/>
               </w:rPr>
             </w:pPr>
             <w:r>
               <w:rPr>
                 <w:rFonts w:eastAsiaTheme="minorEastAsia"/>
                 <w:color w:val="4472C4" w:themeColor="accent1"/>
-                <w:sz w:val="20"/>
               </w:rPr>
               <w:t>Une technologie ne peut être installé que dans un site où cela est possible</w:t>
             </w:r>
@@ -6312,14 +6308,12 @@
               <w:rPr>
                 <w:rFonts w:eastAsiaTheme="minorEastAsia"/>
                 <w:color w:val="4472C4" w:themeColor="accent1"/>
-                <w:sz w:val="20"/>
               </w:rPr>
             </w:pPr>
             <w:r>
               <w:rPr>
                 <w:rFonts w:eastAsiaTheme="minorEastAsia"/>
                 <w:color w:val="4472C4" w:themeColor="accent1"/>
-                <w:sz w:val="20"/>
               </w:rPr>
               <w:t>Pour t dans T, s dans S :</w:t>
             </w:r>
@@ -6329,14 +6323,12 @@
               <w:rPr>
                 <w:rFonts w:eastAsiaTheme="minorEastAsia"/>
                 <w:color w:val="4472C4" w:themeColor="accent1"/>
-                <w:sz w:val="20"/>
               </w:rPr>
             </w:pPr>
             <w:r>
               <w:rPr>
                 <w:rFonts w:eastAsiaTheme="minorEastAsia"/>
                 <w:color w:val="4472C4" w:themeColor="accent1"/>
-                <w:sz w:val="20"/>
               </w:rPr>
               <w:t xml:space="preserve">Si </w:t>
             </w:r>
@@ -6345,7 +6337,6 @@
               <w:rPr>
                 <w:rFonts w:eastAsiaTheme="minorEastAsia"/>
                 <w:color w:val="4472C4" w:themeColor="accent1"/>
-                <w:sz w:val="20"/>
               </w:rPr>
               <w:t>poss_tech</w:t>
             </w:r>
@@ -6354,7 +6345,6 @@
               <w:rPr>
                 <w:rFonts w:eastAsiaTheme="minorEastAsia"/>
                 <w:color w:val="4472C4" w:themeColor="accent1"/>
-                <w:sz w:val="20"/>
               </w:rPr>
               <w:t>(</w:t>
             </w:r>
@@ -6364,7 +6354,6 @@
               <w:rPr>
                 <w:rFonts w:eastAsiaTheme="minorEastAsia"/>
                 <w:color w:val="4472C4" w:themeColor="accent1"/>
-                <w:sz w:val="20"/>
               </w:rPr>
               <w:t>t,s</w:t>
             </w:r>
@@ -6374,7 +6363,6 @@
               <w:rPr>
                 <w:rFonts w:eastAsiaTheme="minorEastAsia"/>
                 <w:color w:val="4472C4" w:themeColor="accent1"/>
-                <w:sz w:val="20"/>
               </w:rPr>
               <w:t>) =0, alors :</w:t>
             </w:r>
@@ -6384,7 +6372,6 @@
               <w:rPr>
                 <w:rFonts w:eastAsiaTheme="minorEastAsia"/>
                 <w:color w:val="4472C4" w:themeColor="accent1"/>
-                <w:sz w:val="20"/>
               </w:rPr>
             </w:pPr>
             <w:proofErr w:type="gramStart"/>
@@ -6392,7 +6379,6 @@
               <w:rPr>
                 <w:rFonts w:eastAsiaTheme="minorEastAsia"/>
                 <w:color w:val="4472C4" w:themeColor="accent1"/>
-                <w:sz w:val="20"/>
               </w:rPr>
               <w:t>y</w:t>
             </w:r>
@@ -6401,7 +6387,6 @@
               <w:rPr>
                 <w:rFonts w:eastAsiaTheme="minorEastAsia"/>
                 <w:color w:val="4472C4" w:themeColor="accent1"/>
-                <w:sz w:val="20"/>
               </w:rPr>
               <w:t>(</w:t>
             </w:r>
@@ -6410,7 +6395,6 @@
               <w:rPr>
                 <w:rFonts w:eastAsiaTheme="minorEastAsia"/>
                 <w:color w:val="4472C4" w:themeColor="accent1"/>
-                <w:sz w:val="20"/>
               </w:rPr>
               <w:t>t,s</w:t>
             </w:r>
@@ -6419,7 +6403,6 @@
               <w:rPr>
                 <w:rFonts w:eastAsiaTheme="minorEastAsia"/>
                 <w:color w:val="4472C4" w:themeColor="accent1"/>
-                <w:sz w:val="20"/>
               </w:rPr>
               <w:t>) = 0, et</w:t>
             </w:r>
@@ -6429,6 +6412,7 @@
               <w:rPr>
                 <w:rFonts w:eastAsiaTheme="minorEastAsia"/>
                 <w:color w:val="4472C4" w:themeColor="accent1"/>
+                <w:sz w:val="24"/>
               </w:rPr>
             </w:pPr>
             <m:oMathPara>
@@ -6443,6 +6427,7 @@
                         <w:rFonts w:ascii="Cambria Math" w:eastAsiaTheme="minorEastAsia" w:hAnsi="Cambria Math"/>
                         <w:i/>
                         <w:color w:val="4472C4" w:themeColor="accent1"/>
+                        <w:sz w:val="24"/>
                       </w:rPr>
                     </m:ctrlPr>
                   </m:naryPr>
@@ -6451,6 +6436,7 @@
                       <w:rPr>
                         <w:rFonts w:ascii="Cambria Math" w:eastAsiaTheme="minorEastAsia" w:hAnsi="Cambria Math"/>
                         <w:color w:val="4472C4" w:themeColor="accent1"/>
+                        <w:sz w:val="24"/>
                       </w:rPr>
                       <m:t>m</m:t>
                     </m:r>
@@ -6467,6 +6453,7 @@
                             <w:rFonts w:ascii="Cambria Math" w:eastAsiaTheme="minorEastAsia" w:hAnsi="Cambria Math"/>
                             <w:i/>
                             <w:color w:val="4472C4" w:themeColor="accent1"/>
+                            <w:sz w:val="24"/>
                           </w:rPr>
                         </m:ctrlPr>
                       </m:naryPr>
@@ -6475,6 +6462,7 @@
                           <w:rPr>
                             <w:rFonts w:ascii="Cambria Math" w:eastAsiaTheme="minorEastAsia" w:hAnsi="Cambria Math"/>
                             <w:color w:val="4472C4" w:themeColor="accent1"/>
+                            <w:sz w:val="24"/>
                           </w:rPr>
                           <m:t>o</m:t>
                         </m:r>
@@ -6485,6 +6473,7 @@
                           <w:rPr>
                             <w:rFonts w:ascii="Cambria Math" w:eastAsiaTheme="minorEastAsia" w:hAnsi="Cambria Math"/>
                             <w:color w:val="4472C4" w:themeColor="accent1"/>
+                            <w:sz w:val="24"/>
                           </w:rPr>
                           <m:t>x</m:t>
                         </m:r>
@@ -6495,6 +6484,7 @@
                                 <w:rFonts w:ascii="Cambria Math" w:eastAsiaTheme="minorEastAsia" w:hAnsi="Cambria Math"/>
                                 <w:i/>
                                 <w:color w:val="4472C4" w:themeColor="accent1"/>
+                                <w:sz w:val="24"/>
                               </w:rPr>
                             </m:ctrlPr>
                           </m:dPr>
@@ -6503,22 +6493,9 @@
                               <w:rPr>
                                 <w:rFonts w:ascii="Cambria Math" w:eastAsiaTheme="minorEastAsia" w:hAnsi="Cambria Math"/>
                                 <w:color w:val="4472C4" w:themeColor="accent1"/>
+                                <w:sz w:val="24"/>
                               </w:rPr>
-                              <m:t>m,</m:t>
-                            </m:r>
-                            <m:r>
-                              <w:rPr>
-                                <w:rFonts w:ascii="Cambria Math" w:eastAsiaTheme="minorEastAsia" w:hAnsi="Cambria Math"/>
-                                <w:color w:val="4472C4" w:themeColor="accent1"/>
-                              </w:rPr>
-                              <m:t>o</m:t>
-                            </m:r>
-                            <m:r>
-                              <w:rPr>
-                                <w:rFonts w:ascii="Cambria Math" w:eastAsiaTheme="minorEastAsia" w:hAnsi="Cambria Math"/>
-                                <w:color w:val="4472C4" w:themeColor="accent1"/>
-                              </w:rPr>
-                              <m:t>,t,s</m:t>
+                              <m:t>m,o,t,s</m:t>
                             </m:r>
                           </m:e>
                         </m:d>
@@ -6530,15 +6507,9 @@
                   <w:rPr>
                     <w:rFonts w:ascii="Cambria Math" w:eastAsiaTheme="minorEastAsia" w:hAnsi="Cambria Math"/>
                     <w:color w:val="4472C4" w:themeColor="accent1"/>
+                    <w:sz w:val="24"/>
                   </w:rPr>
-                  <m:t>=</m:t>
-                </m:r>
-                <m:r>
-                  <w:rPr>
-                    <w:rFonts w:ascii="Cambria Math" w:eastAsiaTheme="minorEastAsia" w:hAnsi="Cambria Math"/>
-                    <w:color w:val="4472C4" w:themeColor="accent1"/>
-                  </w:rPr>
-                  <m:t>0</m:t>
+                  <m:t>=0</m:t>
                 </m:r>
               </m:oMath>
             </m:oMathPara>
@@ -7008,7 +6979,21 @@
                                             <w:rFonts w:ascii="Cambria Math" w:eastAsia="Calibri" w:hAnsi="Cambria Math" w:cs="Times New Roman"/>
                                             <w:color w:val="0070C0"/>
                                           </w:rPr>
-                                          <m:t>m,s</m:t>
+                                          <m:t>m,</m:t>
+                                        </m:r>
+                                        <m:r>
+                                          <w:rPr>
+                                            <w:rFonts w:ascii="Cambria Math" w:eastAsia="Calibri" w:hAnsi="Cambria Math" w:cs="Times New Roman"/>
+                                            <w:color w:val="0070C0"/>
+                                          </w:rPr>
+                                          <m:t>t,</m:t>
+                                        </m:r>
+                                        <m:r>
+                                          <w:rPr>
+                                            <w:rFonts w:ascii="Cambria Math" w:eastAsia="Calibri" w:hAnsi="Cambria Math" w:cs="Times New Roman"/>
+                                            <w:color w:val="0070C0"/>
+                                          </w:rPr>
+                                          <m:t>s</m:t>
                                         </m:r>
                                       </m:e>
                                     </m:d>
@@ -8323,8 +8308,34 @@
                 <w:iCs/>
                 <w:color w:val="0070C0"/>
               </w:rPr>
-              <w:t>impact du produit conventionnel conv_p</w:t>
-            </w:r>
+              <w:t>impact d</w:t>
+            </w:r>
+            <w:r>
+              <w:rPr>
+                <w:rFonts w:ascii="Calibri" w:eastAsia="Calibri" w:hAnsi="Calibri" w:cs="Times New Roman"/>
+                <w:iCs/>
+                <w:color w:val="0070C0"/>
+              </w:rPr>
+              <w:t>e la production du</w:t>
+            </w:r>
+            <w:r>
+              <w:rPr>
+                <w:rFonts w:ascii="Calibri" w:eastAsia="Calibri" w:hAnsi="Calibri" w:cs="Times New Roman"/>
+                <w:iCs/>
+                <w:color w:val="0070C0"/>
+              </w:rPr>
+              <w:t xml:space="preserve"> produit conventionnel </w:t>
+            </w:r>
+            <w:proofErr w:type="spellStart"/>
+            <w:r>
+              <w:rPr>
+                <w:rFonts w:ascii="Calibri" w:eastAsia="Calibri" w:hAnsi="Calibri" w:cs="Times New Roman"/>
+                <w:iCs/>
+                <w:color w:val="0070C0"/>
+              </w:rPr>
+              <w:t>conv_p</w:t>
+            </w:r>
+            <w:proofErr w:type="spellEnd"/>
           </w:p>
           <w:p>
             <w:pPr>
@@ -10283,7 +10294,7 @@
                 <w:numId w:val="3"/>
               </w:numPr>
             </w:pPr>
-            <w:bookmarkStart w:id="1" w:name="_Hlk200551397"/>
+            <w:bookmarkStart w:id="3" w:name="_Hlk200551397"/>
             <w:proofErr w:type="gramStart"/>
             <w:r>
               <w:t>x</w:t>
@@ -10315,7 +10326,18 @@
             </w:r>
             <w:proofErr w:type="gramEnd"/>
             <w:r>
-              <w:t>(t) : activation ou non de la technologie t</w:t>
+              <w:t>(</w:t>
+            </w:r>
+            <w:proofErr w:type="spellStart"/>
+            <w:r>
+              <w:t>t</w:t>
+            </w:r>
+            <w:r>
+              <w:t>,s</w:t>
+            </w:r>
+            <w:proofErr w:type="spellEnd"/>
+            <w:r>
+              <w:t>) : activation ou non de la technologie t</w:t>
             </w:r>
           </w:p>
         </w:tc>
@@ -14125,7 +14147,7 @@
           </w:p>
         </w:tc>
       </w:tr>
-      <w:bookmarkEnd w:id="1"/>
+      <w:bookmarkEnd w:id="3"/>
       <w:tr>
         <w:tc>
           <w:tcPr>
@@ -14155,8 +14177,8 @@
                 <w:numId w:val="3"/>
               </w:numPr>
             </w:pPr>
-            <w:bookmarkStart w:id="2" w:name="_Hlk201237113"/>
-            <w:bookmarkStart w:id="3" w:name="_Hlk201237368"/>
+            <w:bookmarkStart w:id="4" w:name="_Hlk201237368"/>
+            <w:bookmarkStart w:id="5" w:name="_Hlk201237113"/>
             <w:proofErr w:type="gramStart"/>
             <w:r>
               <w:t>x</w:t>
@@ -14265,7 +14287,7 @@
               </w:rPr>
               <w:t>envoyé dans le marché mark</w:t>
             </w:r>
-            <w:bookmarkEnd w:id="3"/>
+            <w:bookmarkEnd w:id="4"/>
             <w:r>
               <w:rPr>
                 <w:color w:val="4472C4" w:themeColor="accent1"/>
@@ -15533,7 +15555,21 @@
                 <w:rFonts w:ascii="Calibri" w:eastAsia="Calibri" w:hAnsi="Calibri" w:cs="Times New Roman"/>
                 <w:iCs/>
               </w:rPr>
-              <w:t xml:space="preserve">ct du produit conventionnel </w:t>
+              <w:t xml:space="preserve">ct </w:t>
+            </w:r>
+            <w:r>
+              <w:rPr>
+                <w:rFonts w:ascii="Calibri" w:eastAsia="Calibri" w:hAnsi="Calibri" w:cs="Times New Roman"/>
+                <w:iCs/>
+              </w:rPr>
+              <w:t xml:space="preserve">de la production </w:t>
+            </w:r>
+            <w:r>
+              <w:rPr>
+                <w:rFonts w:ascii="Calibri" w:eastAsia="Calibri" w:hAnsi="Calibri" w:cs="Times New Roman"/>
+                <w:iCs/>
+              </w:rPr>
+              <w:t xml:space="preserve">du produit conventionnel </w:t>
             </w:r>
             <w:proofErr w:type="spellStart"/>
             <w:r>
@@ -16169,13 +16205,7 @@
                     <w:rPr>
                       <w:rFonts w:ascii="Cambria Math" w:eastAsia="Calibri" w:hAnsi="Cambria Math" w:cs="Times New Roman"/>
                     </w:rPr>
-                    <m:t>S</m:t>
-                  </m:r>
-                  <m:r>
-                    <w:rPr>
-                      <w:rFonts w:ascii="Cambria Math" w:eastAsia="Calibri" w:hAnsi="Cambria Math" w:cs="Times New Roman"/>
-                    </w:rPr>
-                    <m:t>,mark</m:t>
+                    <m:t>S,mark</m:t>
                   </m:r>
                 </m:sub>
               </m:sSub>
@@ -16324,14 +16354,7 @@
                                 <w:rFonts w:ascii="Cambria Math" w:eastAsia="Calibri" w:hAnsi="Cambria Math" w:cs="Times New Roman"/>
                                 <w:strike/>
                               </w:rPr>
-                              <m:t>T,cp,S</m:t>
-                            </m:r>
-                            <m:r>
-                              <w:rPr>
-                                <w:rFonts w:ascii="Cambria Math" w:eastAsia="Calibri" w:hAnsi="Cambria Math" w:cs="Times New Roman"/>
-                                <w:strike/>
-                              </w:rPr>
-                              <m:t>,mark</m:t>
+                              <m:t>T,cp,S,mark</m:t>
                             </m:r>
                           </m:e>
                         </m:d>
@@ -16467,14 +16490,7 @@
                         <w:rFonts w:ascii="Cambria Math" w:eastAsia="Calibri" w:hAnsi="Cambria Math" w:cs="Times New Roman"/>
                         <w:strike/>
                       </w:rPr>
-                      <m:t>S</m:t>
-                    </m:r>
-                    <m:r>
-                      <w:rPr>
-                        <w:rFonts w:ascii="Cambria Math" w:eastAsia="Calibri" w:hAnsi="Cambria Math" w:cs="Times New Roman"/>
-                        <w:strike/>
-                      </w:rPr>
-                      <m:t>,m</m:t>
+                      <m:t>S,m</m:t>
                     </m:r>
                   </m:sub>
                 </m:sSub>
@@ -18145,7 +18161,7 @@
             <w:tcW w:w="4961" w:type="dxa"/>
           </w:tcPr>
           <w:p>
-            <w:bookmarkStart w:id="4" w:name="_Hlk201237667"/>
+            <w:bookmarkStart w:id="6" w:name="_Hlk201237667"/>
             <w:r>
               <w:t xml:space="preserve">Minimiser : </w:t>
             </w:r>
@@ -18170,13 +18186,7 @@
                       <w:rPr>
                         <w:rFonts w:ascii="Cambria Math" w:eastAsiaTheme="minorEastAsia" w:hAnsi="Cambria Math"/>
                       </w:rPr>
-                      <m:t>m</m:t>
-                    </m:r>
-                    <m:r>
-                      <w:rPr>
-                        <w:rFonts w:ascii="Cambria Math" w:eastAsiaTheme="minorEastAsia" w:hAnsi="Cambria Math"/>
-                      </w:rPr>
-                      <m:t>,o,t,s</m:t>
+                      <m:t>m,o,t,s</m:t>
                     </m:r>
                   </m:sub>
                   <m:sup/>
@@ -18380,35 +18390,7 @@
                         <w:rFonts w:ascii="Cambria Math" w:eastAsiaTheme="minorEastAsia" w:hAnsi="Cambria Math"/>
                         <w:color w:val="4472C4" w:themeColor="accent1"/>
                       </w:rPr>
-                      <m:t>t</m:t>
-                    </m:r>
-                    <m:r>
-                      <w:rPr>
-                        <w:rFonts w:ascii="Cambria Math" w:eastAsiaTheme="minorEastAsia" w:hAnsi="Cambria Math"/>
-                        <w:color w:val="4472C4" w:themeColor="accent1"/>
-                      </w:rPr>
-                      <m:t>,</m:t>
-                    </m:r>
-                    <m:r>
-                      <w:rPr>
-                        <w:rFonts w:ascii="Cambria Math" w:eastAsiaTheme="minorEastAsia" w:hAnsi="Cambria Math"/>
-                        <w:color w:val="4472C4" w:themeColor="accent1"/>
-                      </w:rPr>
-                      <m:t>s,cp</m:t>
-                    </m:r>
-                    <m:r>
-                      <w:rPr>
-                        <w:rFonts w:ascii="Cambria Math" w:eastAsiaTheme="minorEastAsia" w:hAnsi="Cambria Math"/>
-                        <w:color w:val="4472C4" w:themeColor="accent1"/>
-                      </w:rPr>
-                      <m:t>,</m:t>
-                    </m:r>
-                    <m:r>
-                      <w:rPr>
-                        <w:rFonts w:ascii="Cambria Math" w:eastAsiaTheme="minorEastAsia" w:hAnsi="Cambria Math"/>
-                        <w:color w:val="4472C4" w:themeColor="accent1"/>
-                      </w:rPr>
-                      <m:t>mark</m:t>
+                      <m:t>t,s,cp,mark</m:t>
                     </m:r>
                   </m:sub>
                   <m:sup/>
@@ -18436,49 +18418,7 @@
                             <w:rFonts w:ascii="Cambria Math" w:eastAsiaTheme="minorEastAsia" w:hAnsi="Cambria Math"/>
                             <w:color w:val="4472C4" w:themeColor="accent1"/>
                           </w:rPr>
-                          <m:t>t</m:t>
-                        </m:r>
-                        <m:r>
-                          <w:rPr>
-                            <w:rFonts w:ascii="Cambria Math" w:eastAsiaTheme="minorEastAsia" w:hAnsi="Cambria Math"/>
-                            <w:color w:val="4472C4" w:themeColor="accent1"/>
-                          </w:rPr>
-                          <m:t>,</m:t>
-                        </m:r>
-                        <m:r>
-                          <w:rPr>
-                            <w:rFonts w:ascii="Cambria Math" w:eastAsiaTheme="minorEastAsia" w:hAnsi="Cambria Math"/>
-                            <w:color w:val="4472C4" w:themeColor="accent1"/>
-                          </w:rPr>
-                          <m:t>s</m:t>
-                        </m:r>
-                        <m:r>
-                          <w:rPr>
-                            <w:rFonts w:ascii="Cambria Math" w:eastAsiaTheme="minorEastAsia" w:hAnsi="Cambria Math"/>
-                            <w:color w:val="4472C4" w:themeColor="accent1"/>
-                          </w:rPr>
-                          <m:t>,</m:t>
-                        </m:r>
-                        <m:r>
-                          <w:rPr>
-                            <w:rFonts w:ascii="Cambria Math" w:eastAsiaTheme="minorEastAsia" w:hAnsi="Cambria Math"/>
-                            <w:color w:val="4472C4" w:themeColor="accent1"/>
-                          </w:rPr>
-                          <m:t>cp</m:t>
-                        </m:r>
-                        <m:r>
-                          <w:rPr>
-                            <w:rFonts w:ascii="Cambria Math" w:eastAsiaTheme="minorEastAsia" w:hAnsi="Cambria Math"/>
-                            <w:color w:val="4472C4" w:themeColor="accent1"/>
-                          </w:rPr>
-                          <m:t>,</m:t>
-                        </m:r>
-                        <m:r>
-                          <w:rPr>
-                            <w:rFonts w:ascii="Cambria Math" w:eastAsiaTheme="minorEastAsia" w:hAnsi="Cambria Math"/>
-                            <w:color w:val="4472C4" w:themeColor="accent1"/>
-                          </w:rPr>
-                          <m:t>mark</m:t>
+                          <m:t>t,s,cp,mark</m:t>
                         </m:r>
                       </m:e>
                     </m:d>
@@ -18514,14 +18454,7 @@
                             <w:rFonts w:ascii="Cambria Math" w:eastAsiaTheme="minorEastAsia" w:hAnsi="Cambria Math"/>
                             <w:color w:val="4472C4" w:themeColor="accent1"/>
                           </w:rPr>
-                          <m:t>t</m:t>
-                        </m:r>
-                        <m:r>
-                          <w:rPr>
-                            <w:rFonts w:ascii="Cambria Math" w:eastAsiaTheme="minorEastAsia" w:hAnsi="Cambria Math"/>
-                            <w:color w:val="4472C4" w:themeColor="accent1"/>
-                          </w:rPr>
-                          <m:t>r</m:t>
+                          <m:t>tr</m:t>
                         </m:r>
                       </m:sub>
                     </m:sSub>
@@ -18590,14 +18523,7 @@
                                 <w:rFonts w:ascii="Cambria Math" w:eastAsia="Calibri" w:hAnsi="Cambria Math" w:cs="Times New Roman"/>
                                 <w:color w:val="4472C4" w:themeColor="accent1"/>
                               </w:rPr>
-                              <m:t>s</m:t>
-                            </m:r>
-                            <m:r>
-                              <w:rPr>
-                                <w:rFonts w:ascii="Cambria Math" w:eastAsia="Calibri" w:hAnsi="Cambria Math" w:cs="Times New Roman"/>
-                                <w:color w:val="4472C4" w:themeColor="accent1"/>
-                              </w:rPr>
-                              <m:t>,mark</m:t>
+                              <m:t>s,mark</m:t>
                             </m:r>
                           </m:e>
                         </m:d>
@@ -18607,13 +18533,10 @@
                 </m:nary>
               </m:oMath>
             </m:oMathPara>
-            <w:bookmarkEnd w:id="4"/>
+            <w:bookmarkEnd w:id="6"/>
           </w:p>
         </w:tc>
-        <w:bookmarkStart w:id="5" w:name="_GoBack"/>
-        <w:bookmarkEnd w:id="5"/>
       </w:tr>
-      <w:bookmarkEnd w:id="2"/>
       <w:tr>
         <w:tc>
           <w:tcPr>
@@ -18622,6 +18545,4821 @@
           </w:tcPr>
           <w:p>
             <w:r>
+              <w:t>V12 : ajout de l’impact net de l’utilisation du coproduit</w:t>
+            </w:r>
+          </w:p>
+        </w:tc>
+      </w:tr>
+      <w:bookmarkEnd w:id="5"/>
+      <w:tr>
+        <w:tc>
+          <w:tcPr>
+            <w:tcW w:w="1952" w:type="dxa"/>
+          </w:tcPr>
+          <w:p>
+            <w:pPr>
+              <w:pStyle w:val="Paragraphedeliste"/>
+              <w:numPr>
+                <w:ilvl w:val="0"/>
+                <w:numId w:val="3"/>
+              </w:numPr>
+            </w:pPr>
+            <w:proofErr w:type="gramStart"/>
+            <w:r>
+              <w:t>x</w:t>
+            </w:r>
+            <w:proofErr w:type="gramEnd"/>
+            <w:r>
+              <w:t>(</w:t>
+            </w:r>
+            <w:proofErr w:type="spellStart"/>
+            <w:r>
+              <w:t>m,o,t,s</w:t>
+            </w:r>
+            <w:proofErr w:type="spellEnd"/>
+            <w:r>
+              <w:t>) : Qté de déchets de m d’origine o envoyé vers t installé sur s</w:t>
+            </w:r>
+          </w:p>
+          <w:p>
+            <w:pPr>
+              <w:pStyle w:val="Paragraphedeliste"/>
+              <w:numPr>
+                <w:ilvl w:val="0"/>
+                <w:numId w:val="3"/>
+              </w:numPr>
+            </w:pPr>
+            <w:proofErr w:type="gramStart"/>
+            <w:r>
+              <w:t>y</w:t>
+            </w:r>
+            <w:proofErr w:type="gramEnd"/>
+            <w:r>
+              <w:t>(t) : activation ou non de la technologie t</w:t>
+            </w:r>
+          </w:p>
+          <w:p>
+            <w:pPr>
+              <w:pStyle w:val="Paragraphedeliste"/>
+              <w:numPr>
+                <w:ilvl w:val="0"/>
+                <w:numId w:val="3"/>
+              </w:numPr>
+            </w:pPr>
+            <w:proofErr w:type="gramStart"/>
+            <w:r>
+              <w:t>z</w:t>
+            </w:r>
+            <w:proofErr w:type="gramEnd"/>
+            <w:r>
+              <w:t>(</w:t>
+            </w:r>
+            <w:proofErr w:type="spellStart"/>
+            <w:r>
+              <w:t>t,s,cp,mark</w:t>
+            </w:r>
+            <w:proofErr w:type="spellEnd"/>
+            <w:r>
+              <w:t xml:space="preserve">) : Quantité de coproduits </w:t>
+            </w:r>
+            <w:proofErr w:type="spellStart"/>
+            <w:r>
+              <w:t>cp</w:t>
+            </w:r>
+            <w:proofErr w:type="spellEnd"/>
+            <w:r>
+              <w:t xml:space="preserve"> issu de t installé dans s envoyé dans le marché mark </w:t>
+            </w:r>
+          </w:p>
+        </w:tc>
+        <w:tc>
+          <w:tcPr>
+            <w:tcW w:w="3855" w:type="dxa"/>
+          </w:tcPr>
+          <w:p>
+            <w:pPr>
+              <w:pStyle w:val="Paragraphedeliste"/>
+              <w:numPr>
+                <w:ilvl w:val="0"/>
+                <w:numId w:val="7"/>
+              </w:numPr>
+              <w:rPr>
+                <w:rFonts w:eastAsiaTheme="minorEastAsia"/>
+              </w:rPr>
+            </w:pPr>
+            <m:oMath>
+              <m:r>
+                <w:rPr>
+                  <w:rFonts w:ascii="Cambria Math" w:hAnsi="Cambria Math"/>
+                </w:rPr>
+                <m:t>m∈mun={municipalités dans le territoire}</m:t>
+              </m:r>
+            </m:oMath>
+          </w:p>
+          <w:p>
+            <w:pPr>
+              <w:pStyle w:val="Paragraphedeliste"/>
+              <w:numPr>
+                <w:ilvl w:val="0"/>
+                <w:numId w:val="7"/>
+              </w:numPr>
+              <w:rPr>
+                <w:rFonts w:eastAsiaTheme="minorEastAsia"/>
+              </w:rPr>
+            </w:pPr>
+            <m:oMath>
+              <m:r>
+                <w:rPr>
+                  <w:rFonts w:ascii="Cambria Math" w:hAnsi="Cambria Math"/>
+                </w:rPr>
+                <m:t xml:space="preserve">t∈tech={ technologies </m:t>
+              </m:r>
+              <m:r>
+                <w:rPr>
+                  <w:rFonts w:ascii="Cambria Math" w:eastAsiaTheme="minorEastAsia" w:hAnsi="Cambria Math"/>
+                </w:rPr>
+                <m:t>}</m:t>
+              </m:r>
+            </m:oMath>
+          </w:p>
+          <w:p>
+            <w:pPr>
+              <w:pStyle w:val="Paragraphedeliste"/>
+              <w:numPr>
+                <w:ilvl w:val="0"/>
+                <w:numId w:val="7"/>
+              </w:numPr>
+              <w:rPr>
+                <w:rFonts w:eastAsiaTheme="minorEastAsia"/>
+                <w:lang w:val="en-GB"/>
+              </w:rPr>
+            </w:pPr>
+            <m:oMath>
+              <m:r>
+                <w:rPr>
+                  <w:rFonts w:ascii="Cambria Math" w:hAnsi="Cambria Math"/>
+                </w:rPr>
+                <m:t>o</m:t>
+              </m:r>
+              <m:r>
+                <w:rPr>
+                  <w:rFonts w:ascii="Cambria Math" w:hAnsi="Cambria Math"/>
+                  <w:lang w:val="en-GB"/>
+                </w:rPr>
+                <m:t>∈</m:t>
+              </m:r>
+              <m:r>
+                <w:rPr>
+                  <w:rFonts w:ascii="Cambria Math" w:hAnsi="Cambria Math"/>
+                </w:rPr>
+                <m:t>origin</m:t>
+              </m:r>
+              <m:r>
+                <w:rPr>
+                  <w:rFonts w:ascii="Cambria Math" w:hAnsi="Cambria Math"/>
+                  <w:lang w:val="en-GB"/>
+                </w:rPr>
+                <m:t>=</m:t>
+              </m:r>
+              <m:r>
+                <w:rPr>
+                  <w:rFonts w:ascii="Cambria Math" w:eastAsiaTheme="minorEastAsia" w:hAnsi="Cambria Math"/>
+                  <w:lang w:val="en-GB"/>
+                </w:rPr>
+                <m:t>{home, build}</m:t>
+              </m:r>
+            </m:oMath>
+          </w:p>
+          <w:p>
+            <w:pPr>
+              <w:pStyle w:val="Paragraphedeliste"/>
+              <w:numPr>
+                <w:ilvl w:val="0"/>
+                <w:numId w:val="7"/>
+              </w:numPr>
+              <w:rPr>
+                <w:rFonts w:eastAsiaTheme="minorEastAsia"/>
+              </w:rPr>
+            </w:pPr>
+            <m:oMath>
+              <m:r>
+                <w:rPr>
+                  <w:rFonts w:ascii="Cambria Math" w:hAnsi="Cambria Math"/>
+                </w:rPr>
+                <m:t>s∈S=</m:t>
+              </m:r>
+            </m:oMath>
+            <w:r>
+              <w:rPr>
+                <w:rFonts w:eastAsiaTheme="minorEastAsia"/>
+              </w:rPr>
+              <w:t>{</w:t>
+            </w:r>
+            <w:proofErr w:type="gramStart"/>
+            <w:r>
+              <w:rPr>
+                <w:rFonts w:eastAsiaTheme="minorEastAsia"/>
+              </w:rPr>
+              <w:t>lieux</w:t>
+            </w:r>
+            <w:proofErr w:type="gramEnd"/>
+            <w:r>
+              <w:rPr>
+                <w:rFonts w:eastAsiaTheme="minorEastAsia"/>
+              </w:rPr>
+              <w:t xml:space="preserve"> d’installation possibles des technologies centralisées}</w:t>
+            </w:r>
+          </w:p>
+          <w:p>
+            <w:pPr>
+              <w:pStyle w:val="Paragraphedeliste"/>
+              <w:numPr>
+                <w:ilvl w:val="0"/>
+                <w:numId w:val="7"/>
+              </w:numPr>
+              <w:rPr>
+                <w:rFonts w:eastAsiaTheme="minorEastAsia"/>
+              </w:rPr>
+            </w:pPr>
+            <m:oMath>
+              <m:r>
+                <w:rPr>
+                  <w:rFonts w:ascii="Cambria Math" w:hAnsi="Cambria Math"/>
+                </w:rPr>
+                <m:t xml:space="preserve">mark ∈Market= </m:t>
+              </m:r>
+            </m:oMath>
+            <w:r>
+              <w:rPr>
+                <w:rFonts w:eastAsiaTheme="minorEastAsia"/>
+              </w:rPr>
+              <w:t>{</w:t>
+            </w:r>
+            <w:proofErr w:type="gramStart"/>
+            <w:r>
+              <w:rPr>
+                <w:rFonts w:eastAsiaTheme="minorEastAsia"/>
+              </w:rPr>
+              <w:t>marchés</w:t>
+            </w:r>
+            <w:proofErr w:type="gramEnd"/>
+            <w:r>
+              <w:rPr>
+                <w:rFonts w:eastAsiaTheme="minorEastAsia"/>
+              </w:rPr>
+              <w:t xml:space="preserve"> possibles de coproduits}</w:t>
+            </w:r>
+          </w:p>
+          <w:p>
+            <w:pPr>
+              <w:pStyle w:val="Paragraphedeliste"/>
+              <w:numPr>
+                <w:ilvl w:val="0"/>
+                <w:numId w:val="7"/>
+              </w:numPr>
+              <w:rPr>
+                <w:rFonts w:eastAsiaTheme="minorEastAsia"/>
+              </w:rPr>
+            </w:pPr>
+            <w:proofErr w:type="spellStart"/>
+            <w:r>
+              <w:rPr>
+                <w:rFonts w:eastAsiaTheme="minorEastAsia"/>
+              </w:rPr>
+              <w:t>Poss_tech</w:t>
+            </w:r>
+            <w:proofErr w:type="spellEnd"/>
+            <w:r>
+              <w:rPr>
+                <w:rFonts w:eastAsiaTheme="minorEastAsia"/>
+              </w:rPr>
+              <w:t>(</w:t>
+            </w:r>
+            <w:proofErr w:type="spellStart"/>
+            <w:proofErr w:type="gramStart"/>
+            <w:r>
+              <w:rPr>
+                <w:rFonts w:eastAsiaTheme="minorEastAsia"/>
+              </w:rPr>
+              <w:t>t,s</w:t>
+            </w:r>
+            <w:proofErr w:type="spellEnd"/>
+            <w:proofErr w:type="gramEnd"/>
+            <w:r>
+              <w:rPr>
+                <w:rFonts w:eastAsiaTheme="minorEastAsia"/>
+              </w:rPr>
+              <w:t xml:space="preserve">) </w:t>
+            </w:r>
+            <m:oMath>
+              <m:r>
+                <w:rPr>
+                  <w:rFonts w:ascii="Cambria Math" w:hAnsi="Cambria Math"/>
+                </w:rPr>
+                <m:t>∈</m:t>
+              </m:r>
+            </m:oMath>
+            <w:r>
+              <w:rPr>
+                <w:rFonts w:eastAsiaTheme="minorEastAsia"/>
+              </w:rPr>
+              <w:t xml:space="preserve"> {0,1}</w:t>
+            </w:r>
+          </w:p>
+          <w:p>
+            <w:pPr>
+              <w:pStyle w:val="Paragraphedeliste"/>
+              <w:numPr>
+                <w:ilvl w:val="0"/>
+                <w:numId w:val="7"/>
+              </w:numPr>
+              <w:rPr>
+                <w:rFonts w:eastAsiaTheme="minorEastAsia"/>
+              </w:rPr>
+            </w:pPr>
+            <w:proofErr w:type="spellStart"/>
+            <w:r>
+              <w:rPr>
+                <w:rFonts w:eastAsiaTheme="minorEastAsia"/>
+              </w:rPr>
+              <w:t>Poss_mark</w:t>
+            </w:r>
+            <w:proofErr w:type="spellEnd"/>
+            <w:r>
+              <w:rPr>
+                <w:rFonts w:eastAsiaTheme="minorEastAsia"/>
+              </w:rPr>
+              <w:t>(</w:t>
+            </w:r>
+            <w:proofErr w:type="spellStart"/>
+            <w:proofErr w:type="gramStart"/>
+            <w:r>
+              <w:rPr>
+                <w:rFonts w:eastAsiaTheme="minorEastAsia"/>
+              </w:rPr>
+              <w:t>cp,mark</w:t>
+            </w:r>
+            <w:proofErr w:type="spellEnd"/>
+            <w:proofErr w:type="gramEnd"/>
+            <w:r>
+              <w:rPr>
+                <w:rFonts w:eastAsiaTheme="minorEastAsia"/>
+              </w:rPr>
+              <w:t xml:space="preserve">) </w:t>
+            </w:r>
+            <m:oMath>
+              <m:r>
+                <w:rPr>
+                  <w:rFonts w:ascii="Cambria Math" w:hAnsi="Cambria Math"/>
+                </w:rPr>
+                <m:t>∈</m:t>
+              </m:r>
+            </m:oMath>
+            <w:r>
+              <w:rPr>
+                <w:rFonts w:eastAsiaTheme="minorEastAsia"/>
+              </w:rPr>
+              <w:t xml:space="preserve"> {0,1}</w:t>
+            </w:r>
+          </w:p>
+          <w:p>
+            <w:pPr>
+              <w:pStyle w:val="Paragraphedeliste"/>
+              <w:numPr>
+                <w:ilvl w:val="0"/>
+                <w:numId w:val="7"/>
+              </w:numPr>
+              <w:rPr>
+                <w:rFonts w:eastAsiaTheme="minorEastAsia"/>
+              </w:rPr>
+            </w:pPr>
+            <m:oMath>
+              <m:r>
+                <w:rPr>
+                  <w:rFonts w:ascii="Cambria Math" w:hAnsi="Cambria Math"/>
+                </w:rPr>
+                <m:t>cp∈CP=</m:t>
+              </m:r>
+            </m:oMath>
+            <w:r>
+              <w:rPr>
+                <w:rFonts w:eastAsiaTheme="minorEastAsia"/>
+              </w:rPr>
+              <w:t>{</w:t>
+            </w:r>
+            <w:proofErr w:type="gramStart"/>
+            <w:r>
+              <w:rPr>
+                <w:rFonts w:eastAsiaTheme="minorEastAsia"/>
+              </w:rPr>
+              <w:t>coproduits</w:t>
+            </w:r>
+            <w:proofErr w:type="gramEnd"/>
+            <w:r>
+              <w:rPr>
+                <w:rFonts w:eastAsiaTheme="minorEastAsia"/>
+              </w:rPr>
+              <w:t>}</w:t>
+            </w:r>
+          </w:p>
+          <w:p>
+            <w:pPr>
+              <w:pStyle w:val="Paragraphedeliste"/>
+              <w:numPr>
+                <w:ilvl w:val="0"/>
+                <w:numId w:val="7"/>
+              </w:numPr>
+              <w:rPr>
+                <w:rFonts w:eastAsiaTheme="minorEastAsia"/>
+              </w:rPr>
+            </w:pPr>
+            <m:oMath>
+              <m:r>
+                <w:rPr>
+                  <w:rFonts w:ascii="Cambria Math" w:hAnsi="Cambria Math"/>
+                </w:rPr>
+                <m:t>conv_p∈CONV_P=</m:t>
+              </m:r>
+            </m:oMath>
+            <w:r>
+              <w:rPr>
+                <w:rFonts w:eastAsiaTheme="minorEastAsia"/>
+              </w:rPr>
+              <w:t>{</w:t>
+            </w:r>
+            <w:proofErr w:type="gramStart"/>
+            <w:r>
+              <w:rPr>
+                <w:rFonts w:eastAsiaTheme="minorEastAsia"/>
+              </w:rPr>
+              <w:t>produits</w:t>
+            </w:r>
+            <w:proofErr w:type="gramEnd"/>
+            <w:r>
+              <w:rPr>
+                <w:rFonts w:eastAsiaTheme="minorEastAsia"/>
+              </w:rPr>
+              <w:t xml:space="preserve"> conventionnels}</w:t>
+            </w:r>
+          </w:p>
+          <w:p>
+            <w:pPr>
+              <w:pStyle w:val="Paragraphedeliste"/>
+              <w:numPr>
+                <w:ilvl w:val="0"/>
+                <w:numId w:val="7"/>
+              </w:numPr>
+              <w:rPr>
+                <w:rFonts w:eastAsiaTheme="minorEastAsia"/>
+              </w:rPr>
+            </w:pPr>
+            <m:oMath>
+              <m:sSub>
+                <m:sSubPr>
+                  <m:ctrlPr>
+                    <w:rPr>
+                      <w:rFonts w:ascii="Cambria Math" w:eastAsiaTheme="minorEastAsia" w:hAnsi="Cambria Math"/>
+                      <w:i/>
+                    </w:rPr>
+                  </m:ctrlPr>
+                </m:sSubPr>
+                <m:e>
+                  <m:r>
+                    <w:rPr>
+                      <w:rFonts w:ascii="Cambria Math" w:eastAsiaTheme="minorEastAsia" w:hAnsi="Cambria Math"/>
+                    </w:rPr>
+                    <m:t>M</m:t>
+                  </m:r>
+                </m:e>
+                <m:sub>
+                  <m:r>
+                    <w:rPr>
+                      <w:rFonts w:ascii="Cambria Math" w:eastAsiaTheme="minorEastAsia" w:hAnsi="Cambria Math"/>
+                    </w:rPr>
+                    <m:t>o,m</m:t>
+                  </m:r>
+                </m:sub>
+              </m:sSub>
+              <m:r>
+                <w:rPr>
+                  <w:rFonts w:ascii="Cambria Math" w:eastAsiaTheme="minorEastAsia" w:hAnsi="Cambria Math"/>
+                </w:rPr>
+                <m:t>:</m:t>
+              </m:r>
+            </m:oMath>
+            <w:r>
+              <w:rPr>
+                <w:rFonts w:eastAsiaTheme="minorEastAsia"/>
+              </w:rPr>
+              <w:t xml:space="preserve"> </w:t>
+            </w:r>
+            <w:proofErr w:type="gramStart"/>
+            <w:r>
+              <w:rPr>
+                <w:rFonts w:eastAsiaTheme="minorEastAsia"/>
+              </w:rPr>
+              <w:t>masse</w:t>
+            </w:r>
+            <w:proofErr w:type="gramEnd"/>
+            <w:r>
+              <w:rPr>
+                <w:rFonts w:eastAsiaTheme="minorEastAsia"/>
+              </w:rPr>
+              <w:t xml:space="preserve"> d’origine o de la municipalité m </w:t>
+            </w:r>
+          </w:p>
+          <w:p>
+            <w:pPr>
+              <w:pStyle w:val="Paragraphedeliste"/>
+              <w:numPr>
+                <w:ilvl w:val="0"/>
+                <w:numId w:val="7"/>
+              </w:numPr>
+              <w:rPr>
+                <w:rFonts w:eastAsiaTheme="minorEastAsia"/>
+              </w:rPr>
+            </w:pPr>
+            <m:oMath>
+              <m:sSub>
+                <m:sSubPr>
+                  <m:ctrlPr>
+                    <w:rPr>
+                      <w:rFonts w:ascii="Cambria Math" w:eastAsiaTheme="minorEastAsia" w:hAnsi="Cambria Math"/>
+                      <w:i/>
+                    </w:rPr>
+                  </m:ctrlPr>
+                </m:sSubPr>
+                <m:e>
+                  <m:r>
+                    <w:rPr>
+                      <w:rFonts w:ascii="Cambria Math" w:eastAsiaTheme="minorEastAsia" w:hAnsi="Cambria Math"/>
+                    </w:rPr>
+                    <m:t>GHG</m:t>
+                  </m:r>
+                </m:e>
+                <m:sub>
+                  <m:r>
+                    <w:rPr>
+                      <w:rFonts w:ascii="Cambria Math" w:eastAsiaTheme="minorEastAsia" w:hAnsi="Cambria Math"/>
+                    </w:rPr>
+                    <m:t>t</m:t>
+                  </m:r>
+                </m:sub>
+              </m:sSub>
+              <m:r>
+                <w:rPr>
+                  <w:rFonts w:ascii="Cambria Math" w:eastAsiaTheme="minorEastAsia" w:hAnsi="Cambria Math"/>
+                </w:rPr>
+                <m:t xml:space="preserve">: </m:t>
+              </m:r>
+            </m:oMath>
+            <w:r>
+              <w:rPr>
+                <w:rFonts w:eastAsiaTheme="minorEastAsia"/>
+              </w:rPr>
+              <w:t xml:space="preserve"> </w:t>
+            </w:r>
+            <w:proofErr w:type="gramStart"/>
+            <w:r>
+              <w:rPr>
+                <w:rFonts w:eastAsiaTheme="minorEastAsia"/>
+              </w:rPr>
+              <w:t>impact</w:t>
+            </w:r>
+            <w:proofErr w:type="gramEnd"/>
+            <w:r>
+              <w:rPr>
+                <w:rFonts w:eastAsiaTheme="minorEastAsia"/>
+              </w:rPr>
+              <w:t xml:space="preserve"> environnemental de t (kgCO2eq/kg)</w:t>
+            </w:r>
+          </w:p>
+          <w:p>
+            <w:pPr>
+              <w:pStyle w:val="Paragraphedeliste"/>
+              <w:numPr>
+                <w:ilvl w:val="0"/>
+                <w:numId w:val="7"/>
+              </w:numPr>
+              <w:rPr>
+                <w:rFonts w:ascii="Calibri" w:eastAsia="Calibri" w:hAnsi="Calibri" w:cs="Times New Roman"/>
+                <w:iCs/>
+              </w:rPr>
+            </w:pPr>
+            <w:proofErr w:type="spellStart"/>
+            <w:proofErr w:type="gramStart"/>
+            <w:r>
+              <w:rPr>
+                <w:rFonts w:ascii="Calibri" w:eastAsia="Calibri" w:hAnsi="Calibri" w:cs="Times New Roman"/>
+                <w:iCs/>
+              </w:rPr>
+              <w:t>ub</w:t>
+            </w:r>
+            <w:proofErr w:type="spellEnd"/>
+            <w:proofErr w:type="gramEnd"/>
+            <w:r>
+              <w:rPr>
+                <w:rFonts w:ascii="Calibri" w:eastAsia="Calibri" w:hAnsi="Calibri" w:cs="Times New Roman"/>
+                <w:iCs/>
+              </w:rPr>
+              <w:t>(t) = capacité maximale de t (kg)</w:t>
+            </w:r>
+          </w:p>
+          <w:p>
+            <w:pPr>
+              <w:pStyle w:val="Paragraphedeliste"/>
+              <w:numPr>
+                <w:ilvl w:val="0"/>
+                <w:numId w:val="7"/>
+              </w:numPr>
+              <w:rPr>
+                <w:rFonts w:ascii="Calibri" w:eastAsia="Calibri" w:hAnsi="Calibri" w:cs="Times New Roman"/>
+                <w:iCs/>
+              </w:rPr>
+            </w:pPr>
+            <w:proofErr w:type="gramStart"/>
+            <w:r>
+              <w:rPr>
+                <w:rFonts w:ascii="Calibri" w:eastAsia="Calibri" w:hAnsi="Calibri" w:cs="Times New Roman"/>
+                <w:iCs/>
+              </w:rPr>
+              <w:t>lb</w:t>
+            </w:r>
+            <w:proofErr w:type="gramEnd"/>
+            <w:r>
+              <w:rPr>
+                <w:rFonts w:ascii="Calibri" w:eastAsia="Calibri" w:hAnsi="Calibri" w:cs="Times New Roman"/>
+                <w:iCs/>
+              </w:rPr>
+              <w:t>(t) = capacité minimale de t (kg)</w:t>
+            </w:r>
+          </w:p>
+          <w:p>
+            <w:pPr>
+              <w:pStyle w:val="Paragraphedeliste"/>
+              <w:numPr>
+                <w:ilvl w:val="0"/>
+                <w:numId w:val="7"/>
+              </w:numPr>
+              <w:rPr>
+                <w:rFonts w:ascii="Calibri" w:eastAsia="Calibri" w:hAnsi="Calibri" w:cs="Times New Roman"/>
+                <w:iCs/>
+              </w:rPr>
+            </w:pPr>
+            <m:oMath>
+              <m:r>
+                <w:rPr>
+                  <w:rFonts w:ascii="Cambria Math" w:eastAsia="Calibri" w:hAnsi="Cambria Math" w:cs="Times New Roman"/>
+                </w:rPr>
+                <m:t>GH</m:t>
+              </m:r>
+              <m:sSub>
+                <m:sSubPr>
+                  <m:ctrlPr>
+                    <w:rPr>
+                      <w:rFonts w:ascii="Cambria Math" w:eastAsia="Calibri" w:hAnsi="Cambria Math" w:cs="Times New Roman"/>
+                      <w:i/>
+                      <w:iCs/>
+                    </w:rPr>
+                  </m:ctrlPr>
+                </m:sSubPr>
+                <m:e>
+                  <m:r>
+                    <w:rPr>
+                      <w:rFonts w:ascii="Cambria Math" w:eastAsia="Calibri" w:hAnsi="Cambria Math" w:cs="Times New Roman"/>
+                    </w:rPr>
+                    <m:t>G</m:t>
+                  </m:r>
+                </m:e>
+                <m:sub>
+                  <m:r>
+                    <w:rPr>
+                      <w:rFonts w:ascii="Cambria Math" w:eastAsia="Calibri" w:hAnsi="Cambria Math" w:cs="Times New Roman"/>
+                    </w:rPr>
+                    <m:t>t</m:t>
+                  </m:r>
+                  <m:sSub>
+                    <m:sSubPr>
+                      <m:ctrlPr>
+                        <w:rPr>
+                          <w:rFonts w:ascii="Cambria Math" w:eastAsia="Calibri" w:hAnsi="Cambria Math" w:cs="Times New Roman"/>
+                          <w:i/>
+                          <w:iCs/>
+                        </w:rPr>
+                      </m:ctrlPr>
+                    </m:sSubPr>
+                    <m:e>
+                      <m:r>
+                        <w:rPr>
+                          <w:rFonts w:ascii="Cambria Math" w:eastAsia="Calibri" w:hAnsi="Cambria Math" w:cs="Times New Roman"/>
+                        </w:rPr>
+                        <m:t>r</m:t>
+                      </m:r>
+                    </m:e>
+                    <m:sub>
+                      <m:r>
+                        <w:rPr>
+                          <w:rFonts w:ascii="Cambria Math" w:eastAsia="Calibri" w:hAnsi="Cambria Math" w:cs="Times New Roman"/>
+                        </w:rPr>
+                        <m:t>waste</m:t>
+                      </m:r>
+                    </m:sub>
+                  </m:sSub>
+                </m:sub>
+              </m:sSub>
+              <m:r>
+                <w:rPr>
+                  <w:rFonts w:ascii="Cambria Math" w:eastAsia="Calibri" w:hAnsi="Cambria Math" w:cs="Times New Roman"/>
+                </w:rPr>
+                <m:t xml:space="preserve">: </m:t>
+              </m:r>
+            </m:oMath>
+            <w:proofErr w:type="gramStart"/>
+            <w:r>
+              <w:rPr>
+                <w:rFonts w:ascii="Calibri" w:eastAsia="Calibri" w:hAnsi="Calibri" w:cs="Times New Roman"/>
+                <w:iCs/>
+              </w:rPr>
+              <w:t>facteur</w:t>
+            </w:r>
+            <w:proofErr w:type="gramEnd"/>
+            <w:r>
+              <w:rPr>
+                <w:rFonts w:ascii="Calibri" w:eastAsia="Calibri" w:hAnsi="Calibri" w:cs="Times New Roman"/>
+                <w:iCs/>
+              </w:rPr>
+              <w:t xml:space="preserve"> d’émission du transport des déchets (kgCO2eq/</w:t>
+            </w:r>
+            <w:proofErr w:type="spellStart"/>
+            <w:r>
+              <w:rPr>
+                <w:rFonts w:ascii="Calibri" w:eastAsia="Calibri" w:hAnsi="Calibri" w:cs="Times New Roman"/>
+                <w:iCs/>
+              </w:rPr>
+              <w:t>tkm</w:t>
+            </w:r>
+            <w:proofErr w:type="spellEnd"/>
+            <w:r>
+              <w:rPr>
+                <w:rFonts w:ascii="Calibri" w:eastAsia="Calibri" w:hAnsi="Calibri" w:cs="Times New Roman"/>
+                <w:iCs/>
+              </w:rPr>
+              <w:t>)</w:t>
+            </w:r>
+          </w:p>
+          <w:p>
+            <w:pPr>
+              <w:pStyle w:val="Paragraphedeliste"/>
+              <w:numPr>
+                <w:ilvl w:val="0"/>
+                <w:numId w:val="7"/>
+              </w:numPr>
+              <w:rPr>
+                <w:rFonts w:ascii="Calibri" w:eastAsia="Calibri" w:hAnsi="Calibri" w:cs="Times New Roman"/>
+                <w:iCs/>
+              </w:rPr>
+            </w:pPr>
+            <w:proofErr w:type="spellStart"/>
+            <w:proofErr w:type="gramStart"/>
+            <w:r>
+              <w:rPr>
+                <w:rFonts w:ascii="Calibri" w:eastAsia="Calibri" w:hAnsi="Calibri" w:cs="Times New Roman"/>
+                <w:iCs/>
+              </w:rPr>
+              <w:t>D</w:t>
+            </w:r>
+            <w:r>
+              <w:rPr>
+                <w:rFonts w:ascii="Calibri" w:eastAsia="Calibri" w:hAnsi="Calibri" w:cs="Times New Roman"/>
+                <w:iCs/>
+                <w:vertAlign w:val="subscript"/>
+              </w:rPr>
+              <w:t>m,s</w:t>
+            </w:r>
+            <w:proofErr w:type="spellEnd"/>
+            <w:proofErr w:type="gramEnd"/>
+            <w:r>
+              <w:rPr>
+                <w:rFonts w:ascii="Calibri" w:eastAsia="Calibri" w:hAnsi="Calibri" w:cs="Times New Roman"/>
+                <w:iCs/>
+              </w:rPr>
+              <w:t>: distance entre les municipalités et le lieu de traitement</w:t>
+            </w:r>
+          </w:p>
+          <w:p>
+            <w:pPr>
+              <w:pStyle w:val="Paragraphedeliste"/>
+              <w:numPr>
+                <w:ilvl w:val="0"/>
+                <w:numId w:val="7"/>
+              </w:numPr>
+              <w:rPr>
+                <w:rFonts w:ascii="Calibri" w:eastAsia="Calibri" w:hAnsi="Calibri" w:cs="Times New Roman"/>
+                <w:iCs/>
+              </w:rPr>
+            </w:pPr>
+            <w:r>
+              <w:rPr>
+                <w:rFonts w:ascii="Calibri" w:eastAsia="Calibri" w:hAnsi="Calibri" w:cs="Times New Roman"/>
+                <w:iCs/>
+              </w:rPr>
+              <w:t xml:space="preserve">Type d’échelle de chaque technologie : centralisé ou </w:t>
+            </w:r>
+            <w:proofErr w:type="spellStart"/>
+            <w:r>
+              <w:rPr>
+                <w:rFonts w:ascii="Calibri" w:eastAsia="Calibri" w:hAnsi="Calibri" w:cs="Times New Roman"/>
+                <w:iCs/>
+              </w:rPr>
+              <w:t>decentralisé</w:t>
+            </w:r>
+            <w:proofErr w:type="spellEnd"/>
+          </w:p>
+          <w:p>
+            <w:pPr>
+              <w:rPr>
+                <w:rFonts w:ascii="Calibri" w:eastAsia="Calibri" w:hAnsi="Calibri" w:cs="Times New Roman"/>
+                <w:iCs/>
+              </w:rPr>
+            </w:pPr>
+            <w:r>
+              <w:rPr>
+                <w:rFonts w:ascii="Calibri" w:eastAsia="Calibri" w:hAnsi="Calibri" w:cs="Times New Roman"/>
+                <w:iCs/>
+              </w:rPr>
+              <w:t>Pour t, m, si t : centralisé</w:t>
+            </w:r>
+          </w:p>
+          <w:p>
+            <w:pPr>
+              <w:rPr>
+                <w:rFonts w:ascii="Calibri" w:eastAsia="Calibri" w:hAnsi="Calibri" w:cs="Times New Roman"/>
+                <w:iCs/>
+              </w:rPr>
+            </w:pPr>
+            <m:oMathPara>
+              <m:oMath>
+                <m:r>
+                  <w:rPr>
+                    <w:rFonts w:ascii="Cambria Math" w:eastAsia="Calibri" w:hAnsi="Cambria Math" w:cs="Times New Roman"/>
+                  </w:rPr>
+                  <m:t>GH</m:t>
+                </m:r>
+                <m:sSub>
+                  <m:sSubPr>
+                    <m:ctrlPr>
+                      <w:rPr>
+                        <w:rFonts w:ascii="Cambria Math" w:eastAsia="Calibri" w:hAnsi="Cambria Math" w:cs="Times New Roman"/>
+                        <w:i/>
+                        <w:iCs/>
+                      </w:rPr>
+                    </m:ctrlPr>
+                  </m:sSubPr>
+                  <m:e>
+                    <m:r>
+                      <w:rPr>
+                        <w:rFonts w:ascii="Cambria Math" w:eastAsia="Calibri" w:hAnsi="Cambria Math" w:cs="Times New Roman"/>
+                      </w:rPr>
+                      <m:t>G</m:t>
+                    </m:r>
+                  </m:e>
+                  <m:sub>
+                    <m:r>
+                      <w:rPr>
+                        <w:rFonts w:ascii="Cambria Math" w:eastAsia="Calibri" w:hAnsi="Cambria Math" w:cs="Times New Roman"/>
+                      </w:rPr>
+                      <m:t>tr</m:t>
+                    </m:r>
+                    <m:d>
+                      <m:dPr>
+                        <m:ctrlPr>
+                          <w:rPr>
+                            <w:rFonts w:ascii="Cambria Math" w:eastAsia="Calibri" w:hAnsi="Cambria Math" w:cs="Times New Roman"/>
+                            <w:i/>
+                            <w:iCs/>
+                          </w:rPr>
+                        </m:ctrlPr>
+                      </m:dPr>
+                      <m:e>
+                        <m:r>
+                          <w:rPr>
+                            <w:rFonts w:ascii="Cambria Math" w:eastAsia="Calibri" w:hAnsi="Cambria Math" w:cs="Times New Roman"/>
+                          </w:rPr>
+                          <m:t>m,t,s</m:t>
+                        </m:r>
+                      </m:e>
+                    </m:d>
+                  </m:sub>
+                </m:sSub>
+                <m:r>
+                  <w:rPr>
+                    <w:rFonts w:ascii="Cambria Math" w:eastAsia="Calibri" w:hAnsi="Cambria Math" w:cs="Times New Roman"/>
+                  </w:rPr>
+                  <m:t>=GH</m:t>
+                </m:r>
+                <m:sSub>
+                  <m:sSubPr>
+                    <m:ctrlPr>
+                      <w:rPr>
+                        <w:rFonts w:ascii="Cambria Math" w:eastAsia="Calibri" w:hAnsi="Cambria Math" w:cs="Times New Roman"/>
+                        <w:i/>
+                        <w:iCs/>
+                      </w:rPr>
+                    </m:ctrlPr>
+                  </m:sSubPr>
+                  <m:e>
+                    <m:r>
+                      <w:rPr>
+                        <w:rFonts w:ascii="Cambria Math" w:eastAsia="Calibri" w:hAnsi="Cambria Math" w:cs="Times New Roman"/>
+                      </w:rPr>
+                      <m:t>G</m:t>
+                    </m:r>
+                  </m:e>
+                  <m:sub>
+                    <m:r>
+                      <w:rPr>
+                        <w:rFonts w:ascii="Cambria Math" w:eastAsia="Calibri" w:hAnsi="Cambria Math" w:cs="Times New Roman"/>
+                      </w:rPr>
+                      <m:t>t</m:t>
+                    </m:r>
+                    <m:sSub>
+                      <m:sSubPr>
+                        <m:ctrlPr>
+                          <w:rPr>
+                            <w:rFonts w:ascii="Cambria Math" w:eastAsia="Calibri" w:hAnsi="Cambria Math" w:cs="Times New Roman"/>
+                            <w:i/>
+                            <w:iCs/>
+                          </w:rPr>
+                        </m:ctrlPr>
+                      </m:sSubPr>
+                      <m:e>
+                        <m:r>
+                          <w:rPr>
+                            <w:rFonts w:ascii="Cambria Math" w:eastAsia="Calibri" w:hAnsi="Cambria Math" w:cs="Times New Roman"/>
+                          </w:rPr>
+                          <m:t>r</m:t>
+                        </m:r>
+                      </m:e>
+                      <m:sub>
+                        <m:r>
+                          <w:rPr>
+                            <w:rFonts w:ascii="Cambria Math" w:eastAsia="Calibri" w:hAnsi="Cambria Math" w:cs="Times New Roman"/>
+                          </w:rPr>
+                          <m:t>waste</m:t>
+                        </m:r>
+                      </m:sub>
+                    </m:sSub>
+                  </m:sub>
+                </m:sSub>
+                <m:r>
+                  <w:rPr>
+                    <w:rFonts w:ascii="Cambria Math" w:eastAsia="Calibri" w:hAnsi="Cambria Math" w:cs="Times New Roman"/>
+                  </w:rPr>
+                  <m:t>.</m:t>
+                </m:r>
+                <m:sSub>
+                  <m:sSubPr>
+                    <m:ctrlPr>
+                      <w:rPr>
+                        <w:rFonts w:ascii="Cambria Math" w:eastAsia="Calibri" w:hAnsi="Cambria Math" w:cs="Times New Roman"/>
+                        <w:i/>
+                        <w:iCs/>
+                      </w:rPr>
+                    </m:ctrlPr>
+                  </m:sSubPr>
+                  <m:e>
+                    <m:r>
+                      <w:rPr>
+                        <w:rFonts w:ascii="Cambria Math" w:eastAsia="Calibri" w:hAnsi="Cambria Math" w:cs="Times New Roman"/>
+                      </w:rPr>
+                      <m:t>D</m:t>
+                    </m:r>
+                  </m:e>
+                  <m:sub>
+                    <m:r>
+                      <w:rPr>
+                        <w:rFonts w:ascii="Cambria Math" w:eastAsia="Calibri" w:hAnsi="Cambria Math" w:cs="Times New Roman"/>
+                      </w:rPr>
+                      <m:t>m,s</m:t>
+                    </m:r>
+                  </m:sub>
+                </m:sSub>
+              </m:oMath>
+            </m:oMathPara>
+          </w:p>
+          <w:p>
+            <w:pPr>
+              <w:rPr>
+                <w:rFonts w:ascii="Calibri" w:eastAsia="Calibri" w:hAnsi="Calibri" w:cs="Times New Roman"/>
+                <w:iCs/>
+              </w:rPr>
+            </w:pPr>
+            <w:r>
+              <w:rPr>
+                <w:rFonts w:ascii="Calibri" w:eastAsia="Calibri" w:hAnsi="Calibri" w:cs="Times New Roman"/>
+                <w:iCs/>
+              </w:rPr>
+              <w:t>Sinon :</w:t>
+            </w:r>
+          </w:p>
+          <w:p>
+            <w:pPr>
+              <w:rPr>
+                <w:rFonts w:ascii="Calibri" w:eastAsia="Calibri" w:hAnsi="Calibri" w:cs="Times New Roman"/>
+                <w:iCs/>
+              </w:rPr>
+            </w:pPr>
+            <m:oMathPara>
+              <m:oMath>
+                <m:r>
+                  <w:rPr>
+                    <w:rFonts w:ascii="Cambria Math" w:eastAsia="Calibri" w:hAnsi="Cambria Math" w:cs="Times New Roman"/>
+                  </w:rPr>
+                  <m:t>GH</m:t>
+                </m:r>
+                <m:sSub>
+                  <m:sSubPr>
+                    <m:ctrlPr>
+                      <w:rPr>
+                        <w:rFonts w:ascii="Cambria Math" w:eastAsia="Calibri" w:hAnsi="Cambria Math" w:cs="Times New Roman"/>
+                        <w:i/>
+                        <w:iCs/>
+                      </w:rPr>
+                    </m:ctrlPr>
+                  </m:sSubPr>
+                  <m:e>
+                    <m:r>
+                      <w:rPr>
+                        <w:rFonts w:ascii="Cambria Math" w:eastAsia="Calibri" w:hAnsi="Cambria Math" w:cs="Times New Roman"/>
+                      </w:rPr>
+                      <m:t>G</m:t>
+                    </m:r>
+                  </m:e>
+                  <m:sub>
+                    <m:r>
+                      <w:rPr>
+                        <w:rFonts w:ascii="Cambria Math" w:eastAsia="Calibri" w:hAnsi="Cambria Math" w:cs="Times New Roman"/>
+                      </w:rPr>
+                      <m:t>tr</m:t>
+                    </m:r>
+                    <m:d>
+                      <m:dPr>
+                        <m:ctrlPr>
+                          <w:rPr>
+                            <w:rFonts w:ascii="Cambria Math" w:eastAsia="Calibri" w:hAnsi="Cambria Math" w:cs="Times New Roman"/>
+                            <w:i/>
+                            <w:iCs/>
+                          </w:rPr>
+                        </m:ctrlPr>
+                      </m:dPr>
+                      <m:e>
+                        <m:r>
+                          <w:rPr>
+                            <w:rFonts w:ascii="Cambria Math" w:eastAsia="Calibri" w:hAnsi="Cambria Math" w:cs="Times New Roman"/>
+                          </w:rPr>
+                          <m:t>M,T</m:t>
+                        </m:r>
+                      </m:e>
+                    </m:d>
+                  </m:sub>
+                </m:sSub>
+                <m:r>
+                  <w:rPr>
+                    <w:rFonts w:ascii="Cambria Math" w:eastAsia="Calibri" w:hAnsi="Cambria Math" w:cs="Times New Roman"/>
+                  </w:rPr>
+                  <m:t>=0</m:t>
+                </m:r>
+              </m:oMath>
+            </m:oMathPara>
+          </w:p>
+          <w:p>
+            <w:pPr>
+              <w:pStyle w:val="Paragraphedeliste"/>
+              <w:numPr>
+                <w:ilvl w:val="0"/>
+                <w:numId w:val="7"/>
+              </w:numPr>
+              <w:rPr>
+                <w:rFonts w:ascii="Calibri" w:eastAsia="Calibri" w:hAnsi="Calibri" w:cs="Times New Roman"/>
+                <w:iCs/>
+              </w:rPr>
+            </w:pPr>
+            <m:oMath>
+              <m:sSub>
+                <m:sSubPr>
+                  <m:ctrlPr>
+                    <w:rPr>
+                      <w:rFonts w:ascii="Cambria Math" w:eastAsia="Calibri" w:hAnsi="Cambria Math" w:cs="Times New Roman"/>
+                      <w:i/>
+                      <w:iCs/>
+                    </w:rPr>
+                  </m:ctrlPr>
+                </m:sSubPr>
+                <m:e>
+                  <m:r>
+                    <w:rPr>
+                      <w:rFonts w:ascii="Cambria Math" w:eastAsia="Calibri" w:hAnsi="Cambria Math" w:cs="Times New Roman"/>
+                    </w:rPr>
+                    <m:t>y</m:t>
+                  </m:r>
+                </m:e>
+                <m:sub>
+                  <m:r>
+                    <w:rPr>
+                      <w:rFonts w:ascii="Cambria Math" w:eastAsia="Calibri" w:hAnsi="Cambria Math" w:cs="Times New Roman"/>
+                    </w:rPr>
+                    <m:t>cp,t</m:t>
+                  </m:r>
+                </m:sub>
+              </m:sSub>
+              <m:r>
+                <w:rPr>
+                  <w:rFonts w:ascii="Cambria Math" w:eastAsia="Calibri" w:hAnsi="Cambria Math" w:cs="Times New Roman"/>
+                </w:rPr>
+                <m:t> </m:t>
+              </m:r>
+            </m:oMath>
+            <w:r>
+              <w:rPr>
+                <w:rFonts w:ascii="Calibri" w:eastAsia="Calibri" w:hAnsi="Calibri" w:cs="Times New Roman"/>
+                <w:iCs/>
+              </w:rPr>
+              <w:t>: rendement en cp de t (kg de compost/t, kg de digestat/t, kWh/t)</w:t>
+            </w:r>
+          </w:p>
+          <w:p>
+            <w:pPr>
+              <w:pStyle w:val="Paragraphedeliste"/>
+              <w:numPr>
+                <w:ilvl w:val="0"/>
+                <w:numId w:val="7"/>
+              </w:numPr>
+              <w:rPr>
+                <w:rFonts w:ascii="Calibri" w:eastAsia="Calibri" w:hAnsi="Calibri" w:cs="Times New Roman"/>
+                <w:iCs/>
+              </w:rPr>
+            </w:pPr>
+            <m:oMath>
+              <m:sSub>
+                <m:sSubPr>
+                  <m:ctrlPr>
+                    <w:rPr>
+                      <w:rFonts w:ascii="Cambria Math" w:eastAsia="Calibri" w:hAnsi="Cambria Math" w:cs="Times New Roman"/>
+                      <w:i/>
+                      <w:iCs/>
+                    </w:rPr>
+                  </m:ctrlPr>
+                </m:sSubPr>
+                <m:e>
+                  <m:r>
+                    <w:rPr>
+                      <w:rFonts w:ascii="Cambria Math" w:eastAsia="Calibri" w:hAnsi="Cambria Math" w:cs="Times New Roman"/>
+                    </w:rPr>
+                    <m:t>γ</m:t>
+                  </m:r>
+                </m:e>
+                <m:sub>
+                  <m:r>
+                    <w:rPr>
+                      <w:rFonts w:ascii="Cambria Math" w:eastAsia="Calibri" w:hAnsi="Cambria Math" w:cs="Times New Roman"/>
+                    </w:rPr>
+                    <m:t>cp,conv_p</m:t>
+                  </m:r>
+                </m:sub>
+              </m:sSub>
+              <m:r>
+                <w:rPr>
+                  <w:rFonts w:ascii="Cambria Math" w:eastAsia="Calibri" w:hAnsi="Cambria Math" w:cs="Times New Roman"/>
+                </w:rPr>
+                <m:t> </m:t>
+              </m:r>
+            </m:oMath>
+            <w:r>
+              <w:rPr>
+                <w:rFonts w:ascii="Calibri" w:eastAsia="Calibri" w:hAnsi="Calibri" w:cs="Times New Roman"/>
+                <w:iCs/>
+              </w:rPr>
+              <w:t>: taux de substitution de conv_p par cp</w:t>
+            </w:r>
+          </w:p>
+          <w:p>
+            <w:pPr>
+              <w:pStyle w:val="Paragraphedeliste"/>
+              <w:numPr>
+                <w:ilvl w:val="0"/>
+                <w:numId w:val="7"/>
+              </w:numPr>
+              <w:rPr>
+                <w:rFonts w:ascii="Calibri" w:eastAsia="Calibri" w:hAnsi="Calibri" w:cs="Times New Roman"/>
+                <w:iCs/>
+              </w:rPr>
+            </w:pPr>
+            <m:oMath>
+              <m:r>
+                <w:rPr>
+                  <w:rFonts w:ascii="Cambria Math" w:eastAsia="Calibri" w:hAnsi="Cambria Math" w:cs="Times New Roman"/>
+                </w:rPr>
+                <m:t>GH</m:t>
+              </m:r>
+              <m:sSub>
+                <m:sSubPr>
+                  <m:ctrlPr>
+                    <w:rPr>
+                      <w:rFonts w:ascii="Cambria Math" w:eastAsia="Calibri" w:hAnsi="Cambria Math" w:cs="Times New Roman"/>
+                      <w:i/>
+                      <w:iCs/>
+                    </w:rPr>
+                  </m:ctrlPr>
+                </m:sSubPr>
+                <m:e>
+                  <m:r>
+                    <w:rPr>
+                      <w:rFonts w:ascii="Cambria Math" w:eastAsia="Calibri" w:hAnsi="Cambria Math" w:cs="Times New Roman"/>
+                    </w:rPr>
+                    <m:t>G</m:t>
+                  </m:r>
+                </m:e>
+                <m:sub>
+                  <m:r>
+                    <w:rPr>
+                      <w:rFonts w:ascii="Cambria Math" w:eastAsia="Calibri" w:hAnsi="Cambria Math" w:cs="Times New Roman"/>
+                    </w:rPr>
+                    <m:t>conv_p</m:t>
+                  </m:r>
+                </m:sub>
+              </m:sSub>
+              <m:r>
+                <w:rPr>
+                  <w:rFonts w:ascii="Cambria Math" w:eastAsia="Calibri" w:hAnsi="Cambria Math" w:cs="Times New Roman"/>
+                </w:rPr>
+                <m:t> </m:t>
+              </m:r>
+            </m:oMath>
+            <w:r>
+              <w:rPr>
+                <w:rFonts w:ascii="Calibri" w:eastAsia="Calibri" w:hAnsi="Calibri" w:cs="Times New Roman"/>
+                <w:iCs/>
+              </w:rPr>
+              <w:t xml:space="preserve">: impact </w:t>
+            </w:r>
+            <w:r>
+              <w:rPr>
+                <w:rFonts w:ascii="Calibri" w:eastAsia="Calibri" w:hAnsi="Calibri" w:cs="Times New Roman"/>
+                <w:iCs/>
+              </w:rPr>
+              <w:t xml:space="preserve">de la production </w:t>
+            </w:r>
+            <w:r>
+              <w:rPr>
+                <w:rFonts w:ascii="Calibri" w:eastAsia="Calibri" w:hAnsi="Calibri" w:cs="Times New Roman"/>
+                <w:iCs/>
+              </w:rPr>
+              <w:t xml:space="preserve">du produit conventionnel </w:t>
+            </w:r>
+            <w:proofErr w:type="spellStart"/>
+            <w:r>
+              <w:rPr>
+                <w:rFonts w:ascii="Calibri" w:eastAsia="Calibri" w:hAnsi="Calibri" w:cs="Times New Roman"/>
+                <w:iCs/>
+              </w:rPr>
+              <w:t>conv_p</w:t>
+            </w:r>
+            <w:proofErr w:type="spellEnd"/>
+            <w:r>
+              <w:rPr>
+                <w:rFonts w:ascii="Calibri" w:eastAsia="Calibri" w:hAnsi="Calibri" w:cs="Times New Roman"/>
+                <w:iCs/>
+              </w:rPr>
+              <w:t xml:space="preserve"> (kgCO2eq/kg, kgCO2eq/kWh)</w:t>
+            </w:r>
+          </w:p>
+          <w:p>
+            <w:pPr>
+              <w:pStyle w:val="Paragraphedeliste"/>
+              <w:numPr>
+                <w:ilvl w:val="0"/>
+                <w:numId w:val="7"/>
+              </w:numPr>
+              <w:rPr>
+                <w:rFonts w:ascii="Calibri" w:eastAsia="Calibri" w:hAnsi="Calibri" w:cs="Times New Roman"/>
+                <w:iCs/>
+              </w:rPr>
+            </w:pPr>
+            <w:r>
+              <w:rPr>
+                <w:rFonts w:ascii="Calibri" w:eastAsia="Calibri" w:hAnsi="Calibri" w:cs="Times New Roman"/>
+                <w:iCs/>
+              </w:rPr>
+              <w:t xml:space="preserve">L’impact évité pour (t, </w:t>
+            </w:r>
+            <w:proofErr w:type="spellStart"/>
+            <w:r>
+              <w:rPr>
+                <w:rFonts w:ascii="Calibri" w:eastAsia="Calibri" w:hAnsi="Calibri" w:cs="Times New Roman"/>
+                <w:iCs/>
+              </w:rPr>
+              <w:t>cp</w:t>
+            </w:r>
+            <w:proofErr w:type="spellEnd"/>
+            <w:r>
+              <w:rPr>
+                <w:rFonts w:ascii="Calibri" w:eastAsia="Calibri" w:hAnsi="Calibri" w:cs="Times New Roman"/>
+                <w:iCs/>
+              </w:rPr>
+              <w:t xml:space="preserve">, </w:t>
+            </w:r>
+            <w:proofErr w:type="spellStart"/>
+            <w:r>
+              <w:rPr>
+                <w:rFonts w:ascii="Calibri" w:eastAsia="Calibri" w:hAnsi="Calibri" w:cs="Times New Roman"/>
+                <w:iCs/>
+              </w:rPr>
+              <w:t>conv_p</w:t>
+            </w:r>
+            <w:proofErr w:type="spellEnd"/>
+            <w:r>
+              <w:rPr>
+                <w:rFonts w:ascii="Calibri" w:eastAsia="Calibri" w:hAnsi="Calibri" w:cs="Times New Roman"/>
+                <w:iCs/>
+              </w:rPr>
+              <w:t>)</w:t>
+            </w:r>
+          </w:p>
+          <w:p>
+            <w:pPr>
+              <w:rPr>
+                <w:rFonts w:ascii="Calibri" w:eastAsia="Calibri" w:hAnsi="Calibri" w:cs="Times New Roman"/>
+                <w:iCs/>
+              </w:rPr>
+            </w:pPr>
+            <m:oMathPara>
+              <m:oMath>
+                <m:r>
+                  <w:rPr>
+                    <w:rFonts w:ascii="Cambria Math" w:eastAsia="Calibri" w:hAnsi="Cambria Math" w:cs="Times New Roman"/>
+                  </w:rPr>
+                  <m:t>su</m:t>
+                </m:r>
+                <m:sSub>
+                  <m:sSubPr>
+                    <m:ctrlPr>
+                      <w:rPr>
+                        <w:rFonts w:ascii="Cambria Math" w:eastAsia="Calibri" w:hAnsi="Cambria Math" w:cs="Times New Roman"/>
+                        <w:i/>
+                        <w:iCs/>
+                      </w:rPr>
+                    </m:ctrlPr>
+                  </m:sSubPr>
+                  <m:e>
+                    <m:r>
+                      <w:rPr>
+                        <w:rFonts w:ascii="Cambria Math" w:eastAsia="Calibri" w:hAnsi="Cambria Math" w:cs="Times New Roman"/>
+                      </w:rPr>
+                      <m:t>b</m:t>
+                    </m:r>
+                  </m:e>
+                  <m:sub>
+                    <m:r>
+                      <w:rPr>
+                        <w:rFonts w:ascii="Cambria Math" w:eastAsia="Calibri" w:hAnsi="Cambria Math" w:cs="Times New Roman"/>
+                      </w:rPr>
+                      <m:t>GHG</m:t>
+                    </m:r>
+                    <m:d>
+                      <m:dPr>
+                        <m:ctrlPr>
+                          <w:rPr>
+                            <w:rFonts w:ascii="Cambria Math" w:eastAsia="Calibri" w:hAnsi="Cambria Math" w:cs="Times New Roman"/>
+                            <w:i/>
+                            <w:iCs/>
+                          </w:rPr>
+                        </m:ctrlPr>
+                      </m:dPr>
+                      <m:e>
+                        <m:r>
+                          <w:rPr>
+                            <w:rFonts w:ascii="Cambria Math" w:eastAsia="Calibri" w:hAnsi="Cambria Math" w:cs="Times New Roman"/>
+                          </w:rPr>
+                          <m:t>t,cp,con</m:t>
+                        </m:r>
+                        <m:sSub>
+                          <m:sSubPr>
+                            <m:ctrlPr>
+                              <w:rPr>
+                                <w:rFonts w:ascii="Cambria Math" w:eastAsia="Calibri" w:hAnsi="Cambria Math" w:cs="Times New Roman"/>
+                                <w:i/>
+                                <w:iCs/>
+                              </w:rPr>
+                            </m:ctrlPr>
+                          </m:sSubPr>
+                          <m:e>
+                            <m:r>
+                              <w:rPr>
+                                <w:rFonts w:ascii="Cambria Math" w:eastAsia="Calibri" w:hAnsi="Cambria Math" w:cs="Times New Roman"/>
+                              </w:rPr>
+                              <m:t>v</m:t>
+                            </m:r>
+                          </m:e>
+                          <m:sub>
+                            <m:r>
+                              <w:rPr>
+                                <w:rFonts w:ascii="Cambria Math" w:eastAsia="Calibri" w:hAnsi="Cambria Math" w:cs="Times New Roman"/>
+                              </w:rPr>
+                              <m:t>p</m:t>
+                            </m:r>
+                          </m:sub>
+                        </m:sSub>
+                      </m:e>
+                    </m:d>
+                  </m:sub>
+                </m:sSub>
+                <m:r>
+                  <w:rPr>
+                    <w:rFonts w:ascii="Cambria Math" w:eastAsia="Calibri" w:hAnsi="Cambria Math" w:cs="Times New Roman"/>
+                  </w:rPr>
+                  <m:t>=</m:t>
+                </m:r>
+                <m:sSub>
+                  <m:sSubPr>
+                    <m:ctrlPr>
+                      <w:rPr>
+                        <w:rFonts w:ascii="Cambria Math" w:eastAsia="Calibri" w:hAnsi="Cambria Math" w:cs="Times New Roman"/>
+                        <w:i/>
+                        <w:iCs/>
+                      </w:rPr>
+                    </m:ctrlPr>
+                  </m:sSubPr>
+                  <m:e>
+                    <m:r>
+                      <w:rPr>
+                        <w:rFonts w:ascii="Cambria Math" w:eastAsia="Calibri" w:hAnsi="Cambria Math" w:cs="Times New Roman"/>
+                      </w:rPr>
+                      <m:t>y</m:t>
+                    </m:r>
+                  </m:e>
+                  <m:sub>
+                    <m:r>
+                      <w:rPr>
+                        <w:rFonts w:ascii="Cambria Math" w:eastAsia="Calibri" w:hAnsi="Cambria Math" w:cs="Times New Roman"/>
+                      </w:rPr>
+                      <m:t>cp,t</m:t>
+                    </m:r>
+                  </m:sub>
+                </m:sSub>
+                <m:r>
+                  <w:rPr>
+                    <w:rFonts w:ascii="Cambria Math" w:eastAsia="Calibri" w:hAnsi="Cambria Math" w:cs="Times New Roman"/>
+                  </w:rPr>
+                  <m:t>.</m:t>
+                </m:r>
+                <m:sSub>
+                  <m:sSubPr>
+                    <m:ctrlPr>
+                      <w:rPr>
+                        <w:rFonts w:ascii="Cambria Math" w:eastAsia="Calibri" w:hAnsi="Cambria Math" w:cs="Times New Roman"/>
+                        <w:i/>
+                        <w:iCs/>
+                      </w:rPr>
+                    </m:ctrlPr>
+                  </m:sSubPr>
+                  <m:e>
+                    <m:r>
+                      <w:rPr>
+                        <w:rFonts w:ascii="Cambria Math" w:eastAsia="Calibri" w:hAnsi="Cambria Math" w:cs="Times New Roman"/>
+                      </w:rPr>
+                      <m:t>γ</m:t>
+                    </m:r>
+                  </m:e>
+                  <m:sub>
+                    <m:r>
+                      <w:rPr>
+                        <w:rFonts w:ascii="Cambria Math" w:eastAsia="Calibri" w:hAnsi="Cambria Math" w:cs="Times New Roman"/>
+                      </w:rPr>
+                      <m:t>cp,con</m:t>
+                    </m:r>
+                    <m:sSub>
+                      <m:sSubPr>
+                        <m:ctrlPr>
+                          <w:rPr>
+                            <w:rFonts w:ascii="Cambria Math" w:eastAsia="Calibri" w:hAnsi="Cambria Math" w:cs="Times New Roman"/>
+                            <w:i/>
+                            <w:iCs/>
+                          </w:rPr>
+                        </m:ctrlPr>
+                      </m:sSubPr>
+                      <m:e>
+                        <m:r>
+                          <w:rPr>
+                            <w:rFonts w:ascii="Cambria Math" w:eastAsia="Calibri" w:hAnsi="Cambria Math" w:cs="Times New Roman"/>
+                          </w:rPr>
+                          <m:t>v</m:t>
+                        </m:r>
+                      </m:e>
+                      <m:sub>
+                        <m:r>
+                          <w:rPr>
+                            <w:rFonts w:ascii="Cambria Math" w:eastAsia="Calibri" w:hAnsi="Cambria Math" w:cs="Times New Roman"/>
+                          </w:rPr>
+                          <m:t>p</m:t>
+                        </m:r>
+                      </m:sub>
+                    </m:sSub>
+                  </m:sub>
+                </m:sSub>
+                <m:r>
+                  <w:rPr>
+                    <w:rFonts w:ascii="Cambria Math" w:eastAsia="Calibri" w:hAnsi="Cambria Math" w:cs="Times New Roman"/>
+                  </w:rPr>
+                  <m:t> .GH</m:t>
+                </m:r>
+                <m:sSub>
+                  <m:sSubPr>
+                    <m:ctrlPr>
+                      <w:rPr>
+                        <w:rFonts w:ascii="Cambria Math" w:eastAsia="Calibri" w:hAnsi="Cambria Math" w:cs="Times New Roman"/>
+                        <w:i/>
+                        <w:iCs/>
+                      </w:rPr>
+                    </m:ctrlPr>
+                  </m:sSubPr>
+                  <m:e>
+                    <m:r>
+                      <w:rPr>
+                        <w:rFonts w:ascii="Cambria Math" w:eastAsia="Calibri" w:hAnsi="Cambria Math" w:cs="Times New Roman"/>
+                      </w:rPr>
+                      <m:t>G</m:t>
+                    </m:r>
+                  </m:e>
+                  <m:sub>
+                    <m:r>
+                      <w:rPr>
+                        <w:rFonts w:ascii="Cambria Math" w:eastAsia="Calibri" w:hAnsi="Cambria Math" w:cs="Times New Roman"/>
+                      </w:rPr>
+                      <m:t>con</m:t>
+                    </m:r>
+                    <m:sSub>
+                      <m:sSubPr>
+                        <m:ctrlPr>
+                          <w:rPr>
+                            <w:rFonts w:ascii="Cambria Math" w:eastAsia="Calibri" w:hAnsi="Cambria Math" w:cs="Times New Roman"/>
+                            <w:i/>
+                            <w:iCs/>
+                          </w:rPr>
+                        </m:ctrlPr>
+                      </m:sSubPr>
+                      <m:e>
+                        <m:r>
+                          <w:rPr>
+                            <w:rFonts w:ascii="Cambria Math" w:eastAsia="Calibri" w:hAnsi="Cambria Math" w:cs="Times New Roman"/>
+                          </w:rPr>
+                          <m:t>v</m:t>
+                        </m:r>
+                      </m:e>
+                      <m:sub>
+                        <m:r>
+                          <w:rPr>
+                            <w:rFonts w:ascii="Cambria Math" w:eastAsia="Calibri" w:hAnsi="Cambria Math" w:cs="Times New Roman"/>
+                          </w:rPr>
+                          <m:t>p</m:t>
+                        </m:r>
+                      </m:sub>
+                    </m:sSub>
+                  </m:sub>
+                </m:sSub>
+              </m:oMath>
+            </m:oMathPara>
+          </w:p>
+          <w:p>
+            <w:pPr>
+              <w:pStyle w:val="Paragraphedeliste"/>
+              <w:numPr>
+                <w:ilvl w:val="0"/>
+                <w:numId w:val="7"/>
+              </w:numPr>
+              <w:rPr>
+                <w:rFonts w:ascii="Calibri" w:eastAsia="Calibri" w:hAnsi="Calibri" w:cs="Times New Roman"/>
+                <w:iCs/>
+              </w:rPr>
+            </w:pPr>
+            <w:r>
+              <w:rPr>
+                <w:rFonts w:ascii="Calibri" w:eastAsia="Calibri" w:hAnsi="Calibri" w:cs="Times New Roman"/>
+                <w:iCs/>
+              </w:rPr>
+              <w:t>L’impact évité total pour t :</w:t>
+            </w:r>
+          </w:p>
+          <w:p>
+            <w:pPr>
+              <w:rPr>
+                <w:rFonts w:ascii="Calibri" w:eastAsia="Calibri" w:hAnsi="Calibri" w:cs="Times New Roman"/>
+                <w:iCs/>
+              </w:rPr>
+            </w:pPr>
+            <m:oMath>
+              <m:r>
+                <w:rPr>
+                  <w:rFonts w:ascii="Cambria Math" w:eastAsia="Calibri" w:hAnsi="Cambria Math" w:cs="Times New Roman"/>
+                </w:rPr>
+                <m:t>su</m:t>
+              </m:r>
+              <m:sSub>
+                <m:sSubPr>
+                  <m:ctrlPr>
+                    <w:rPr>
+                      <w:rFonts w:ascii="Cambria Math" w:eastAsia="Calibri" w:hAnsi="Cambria Math" w:cs="Times New Roman"/>
+                      <w:i/>
+                      <w:iCs/>
+                    </w:rPr>
+                  </m:ctrlPr>
+                </m:sSubPr>
+                <m:e>
+                  <m:r>
+                    <w:rPr>
+                      <w:rFonts w:ascii="Cambria Math" w:eastAsia="Calibri" w:hAnsi="Cambria Math" w:cs="Times New Roman"/>
+                    </w:rPr>
+                    <m:t>b</m:t>
+                  </m:r>
+                </m:e>
+                <m:sub>
+                  <m:r>
+                    <w:rPr>
+                      <w:rFonts w:ascii="Cambria Math" w:eastAsia="Calibri" w:hAnsi="Cambria Math" w:cs="Times New Roman"/>
+                    </w:rPr>
+                    <m:t>GHGtot</m:t>
+                  </m:r>
+                </m:sub>
+              </m:sSub>
+              <m:d>
+                <m:dPr>
+                  <m:ctrlPr>
+                    <w:rPr>
+                      <w:rFonts w:ascii="Cambria Math" w:eastAsia="Calibri" w:hAnsi="Cambria Math" w:cs="Times New Roman"/>
+                      <w:i/>
+                      <w:iCs/>
+                    </w:rPr>
+                  </m:ctrlPr>
+                </m:dPr>
+                <m:e>
+                  <m:r>
+                    <w:rPr>
+                      <w:rFonts w:ascii="Cambria Math" w:eastAsia="Calibri" w:hAnsi="Cambria Math" w:cs="Times New Roman"/>
+                    </w:rPr>
+                    <m:t>t</m:t>
+                  </m:r>
+                </m:e>
+              </m:d>
+              <m:r>
+                <w:rPr>
+                  <w:rFonts w:ascii="Cambria Math" w:eastAsia="Calibri" w:hAnsi="Cambria Math" w:cs="Times New Roman"/>
+                </w:rPr>
+                <m:t xml:space="preserve">= </m:t>
+              </m:r>
+              <m:nary>
+                <m:naryPr>
+                  <m:chr m:val="∑"/>
+                  <m:limLoc m:val="undOvr"/>
+                  <m:supHide m:val="1"/>
+                  <m:ctrlPr>
+                    <w:rPr>
+                      <w:rFonts w:ascii="Cambria Math" w:eastAsia="Calibri" w:hAnsi="Cambria Math" w:cs="Times New Roman"/>
+                      <w:i/>
+                      <w:iCs/>
+                    </w:rPr>
+                  </m:ctrlPr>
+                </m:naryPr>
+                <m:sub>
+                  <m:r>
+                    <w:rPr>
+                      <w:rFonts w:ascii="Cambria Math" w:eastAsia="Calibri" w:hAnsi="Cambria Math" w:cs="Times New Roman"/>
+                    </w:rPr>
+                    <m:t>cp</m:t>
+                  </m:r>
+                </m:sub>
+                <m:sup/>
+                <m:e>
+                  <m:nary>
+                    <m:naryPr>
+                      <m:chr m:val="∑"/>
+                      <m:limLoc m:val="undOvr"/>
+                      <m:supHide m:val="1"/>
+                      <m:ctrlPr>
+                        <w:rPr>
+                          <w:rFonts w:ascii="Cambria Math" w:eastAsia="Calibri" w:hAnsi="Cambria Math" w:cs="Times New Roman"/>
+                          <w:i/>
+                          <w:iCs/>
+                        </w:rPr>
+                      </m:ctrlPr>
+                    </m:naryPr>
+                    <m:sub>
+                      <m:r>
+                        <w:rPr>
+                          <w:rFonts w:ascii="Cambria Math" w:eastAsia="Calibri" w:hAnsi="Cambria Math" w:cs="Times New Roman"/>
+                        </w:rPr>
+                        <m:t>conv_p</m:t>
+                      </m:r>
+                    </m:sub>
+                    <m:sup/>
+                    <m:e>
+                      <m:r>
+                        <w:rPr>
+                          <w:rFonts w:ascii="Cambria Math" w:eastAsia="Calibri" w:hAnsi="Cambria Math" w:cs="Times New Roman"/>
+                        </w:rPr>
+                        <m:t>su</m:t>
+                      </m:r>
+                      <m:sSub>
+                        <m:sSubPr>
+                          <m:ctrlPr>
+                            <w:rPr>
+                              <w:rFonts w:ascii="Cambria Math" w:eastAsia="Calibri" w:hAnsi="Cambria Math" w:cs="Times New Roman"/>
+                              <w:i/>
+                              <w:iCs/>
+                            </w:rPr>
+                          </m:ctrlPr>
+                        </m:sSubPr>
+                        <m:e>
+                          <m:r>
+                            <w:rPr>
+                              <w:rFonts w:ascii="Cambria Math" w:eastAsia="Calibri" w:hAnsi="Cambria Math" w:cs="Times New Roman"/>
+                            </w:rPr>
+                            <m:t>b</m:t>
+                          </m:r>
+                        </m:e>
+                        <m:sub>
+                          <m:r>
+                            <w:rPr>
+                              <w:rFonts w:ascii="Cambria Math" w:eastAsia="Calibri" w:hAnsi="Cambria Math" w:cs="Times New Roman"/>
+                            </w:rPr>
+                            <m:t>GHG</m:t>
+                          </m:r>
+                          <m:d>
+                            <m:dPr>
+                              <m:ctrlPr>
+                                <w:rPr>
+                                  <w:rFonts w:ascii="Cambria Math" w:eastAsia="Calibri" w:hAnsi="Cambria Math" w:cs="Times New Roman"/>
+                                  <w:i/>
+                                  <w:iCs/>
+                                </w:rPr>
+                              </m:ctrlPr>
+                            </m:dPr>
+                            <m:e>
+                              <m:r>
+                                <w:rPr>
+                                  <w:rFonts w:ascii="Cambria Math" w:eastAsia="Calibri" w:hAnsi="Cambria Math" w:cs="Times New Roman"/>
+                                </w:rPr>
+                                <m:t>t,cp,con</m:t>
+                              </m:r>
+                              <m:sSub>
+                                <m:sSubPr>
+                                  <m:ctrlPr>
+                                    <w:rPr>
+                                      <w:rFonts w:ascii="Cambria Math" w:eastAsia="Calibri" w:hAnsi="Cambria Math" w:cs="Times New Roman"/>
+                                      <w:i/>
+                                      <w:iCs/>
+                                    </w:rPr>
+                                  </m:ctrlPr>
+                                </m:sSubPr>
+                                <m:e>
+                                  <m:r>
+                                    <w:rPr>
+                                      <w:rFonts w:ascii="Cambria Math" w:eastAsia="Calibri" w:hAnsi="Cambria Math" w:cs="Times New Roman"/>
+                                    </w:rPr>
+                                    <m:t>v</m:t>
+                                  </m:r>
+                                </m:e>
+                                <m:sub>
+                                  <m:r>
+                                    <w:rPr>
+                                      <w:rFonts w:ascii="Cambria Math" w:eastAsia="Calibri" w:hAnsi="Cambria Math" w:cs="Times New Roman"/>
+                                    </w:rPr>
+                                    <m:t>p</m:t>
+                                  </m:r>
+                                </m:sub>
+                              </m:sSub>
+                            </m:e>
+                          </m:d>
+                        </m:sub>
+                      </m:sSub>
+                    </m:e>
+                  </m:nary>
+                </m:e>
+              </m:nary>
+            </m:oMath>
+            <w:r>
+              <w:rPr>
+                <w:rFonts w:ascii="Calibri" w:eastAsia="Calibri" w:hAnsi="Calibri" w:cs="Times New Roman"/>
+                <w:iCs/>
+              </w:rPr>
+              <w:t xml:space="preserve"> </w:t>
+            </w:r>
+          </w:p>
+          <w:p>
+            <w:pPr>
+              <w:pStyle w:val="Paragraphedeliste"/>
+              <w:numPr>
+                <w:ilvl w:val="0"/>
+                <w:numId w:val="7"/>
+              </w:numPr>
+              <w:rPr>
+                <w:rFonts w:ascii="Calibri" w:eastAsia="Calibri" w:hAnsi="Calibri" w:cs="Times New Roman"/>
+                <w:iCs/>
+              </w:rPr>
+            </w:pPr>
+            <m:oMath>
+              <m:r>
+                <w:rPr>
+                  <w:rFonts w:ascii="Cambria Math" w:eastAsia="Calibri" w:hAnsi="Cambria Math" w:cs="Times New Roman"/>
+                </w:rPr>
+                <m:t>GH</m:t>
+              </m:r>
+              <m:sSub>
+                <m:sSubPr>
+                  <m:ctrlPr>
+                    <w:rPr>
+                      <w:rFonts w:ascii="Cambria Math" w:eastAsia="Calibri" w:hAnsi="Cambria Math" w:cs="Times New Roman"/>
+                      <w:i/>
+                      <w:iCs/>
+                    </w:rPr>
+                  </m:ctrlPr>
+                </m:sSubPr>
+                <m:e>
+                  <m:r>
+                    <w:rPr>
+                      <w:rFonts w:ascii="Cambria Math" w:eastAsia="Calibri" w:hAnsi="Cambria Math" w:cs="Times New Roman"/>
+                    </w:rPr>
+                    <m:t>G</m:t>
+                  </m:r>
+                </m:e>
+                <m:sub>
+                  <m:r>
+                    <w:rPr>
+                      <w:rFonts w:ascii="Cambria Math" w:eastAsia="Calibri" w:hAnsi="Cambria Math" w:cs="Times New Roman"/>
+                    </w:rPr>
+                    <m:t>tr-cp</m:t>
+                  </m:r>
+                </m:sub>
+              </m:sSub>
+              <m:r>
+                <w:rPr>
+                  <w:rFonts w:ascii="Cambria Math" w:eastAsia="Calibri" w:hAnsi="Cambria Math" w:cs="Times New Roman"/>
+                </w:rPr>
+                <m:t>(cp) </m:t>
+              </m:r>
+            </m:oMath>
+            <w:r>
+              <w:rPr>
+                <w:rFonts w:ascii="Calibri" w:eastAsia="Calibri" w:hAnsi="Calibri" w:cs="Times New Roman"/>
+                <w:iCs/>
+              </w:rPr>
+              <w:t>: impact du transport d’un cp (kgCO2eq/tkm, kgCO2eq/kWh.km)</w:t>
+            </w:r>
+          </w:p>
+          <w:p>
+            <w:pPr>
+              <w:pStyle w:val="Paragraphedeliste"/>
+              <w:numPr>
+                <w:ilvl w:val="0"/>
+                <w:numId w:val="7"/>
+              </w:numPr>
+              <w:rPr>
+                <w:rFonts w:ascii="Calibri" w:eastAsia="Calibri" w:hAnsi="Calibri" w:cs="Times New Roman"/>
+                <w:iCs/>
+              </w:rPr>
+            </w:pPr>
+            <m:oMath>
+              <m:sSub>
+                <m:sSubPr>
+                  <m:ctrlPr>
+                    <w:rPr>
+                      <w:rFonts w:ascii="Cambria Math" w:eastAsia="Calibri" w:hAnsi="Cambria Math" w:cs="Times New Roman"/>
+                      <w:i/>
+                      <w:iCs/>
+                    </w:rPr>
+                  </m:ctrlPr>
+                </m:sSubPr>
+                <m:e>
+                  <m:r>
+                    <w:rPr>
+                      <w:rFonts w:ascii="Cambria Math" w:eastAsia="Calibri" w:hAnsi="Cambria Math" w:cs="Times New Roman"/>
+                    </w:rPr>
+                    <m:t>d</m:t>
+                  </m:r>
+                </m:e>
+                <m:sub>
+                  <m:r>
+                    <w:rPr>
+                      <w:rFonts w:ascii="Cambria Math" w:eastAsia="Calibri" w:hAnsi="Cambria Math" w:cs="Times New Roman"/>
+                    </w:rPr>
+                    <m:t>S,mark</m:t>
+                  </m:r>
+                </m:sub>
+              </m:sSub>
+              <m:r>
+                <w:rPr>
+                  <w:rFonts w:ascii="Cambria Math" w:eastAsia="Calibri" w:hAnsi="Cambria Math" w:cs="Times New Roman"/>
+                </w:rPr>
+                <m:t>:</m:t>
+              </m:r>
+            </m:oMath>
+            <w:proofErr w:type="gramStart"/>
+            <w:r>
+              <w:rPr>
+                <w:rFonts w:ascii="Calibri" w:eastAsia="Calibri" w:hAnsi="Calibri" w:cs="Times New Roman"/>
+              </w:rPr>
+              <w:t>distance</w:t>
+            </w:r>
+            <w:proofErr w:type="gramEnd"/>
+            <w:r>
+              <w:rPr>
+                <w:rFonts w:ascii="Calibri" w:eastAsia="Calibri" w:hAnsi="Calibri" w:cs="Times New Roman"/>
+              </w:rPr>
+              <w:t xml:space="preserve"> ente s et le marché mark</w:t>
+            </w:r>
+          </w:p>
+          <w:p>
+            <w:pPr>
+              <w:pStyle w:val="Paragraphedeliste"/>
+              <w:numPr>
+                <w:ilvl w:val="0"/>
+                <w:numId w:val="7"/>
+              </w:numPr>
+              <w:rPr>
+                <w:rFonts w:ascii="Calibri" w:eastAsia="Calibri" w:hAnsi="Calibri" w:cs="Times New Roman"/>
+                <w:iCs/>
+                <w:color w:val="4472C4" w:themeColor="accent1"/>
+              </w:rPr>
+            </w:pPr>
+            <m:oMath>
+              <m:r>
+                <w:rPr>
+                  <w:rFonts w:ascii="Cambria Math" w:eastAsia="Calibri" w:hAnsi="Cambria Math" w:cs="Times New Roman"/>
+                  <w:color w:val="4472C4" w:themeColor="accent1"/>
+                </w:rPr>
+                <m:t>GH</m:t>
+              </m:r>
+              <m:sSub>
+                <m:sSubPr>
+                  <m:ctrlPr>
+                    <w:rPr>
+                      <w:rFonts w:ascii="Cambria Math" w:eastAsia="Calibri" w:hAnsi="Cambria Math" w:cs="Times New Roman"/>
+                      <w:i/>
+                      <w:iCs/>
+                      <w:color w:val="4472C4" w:themeColor="accent1"/>
+                    </w:rPr>
+                  </m:ctrlPr>
+                </m:sSubPr>
+                <m:e>
+                  <m:r>
+                    <w:rPr>
+                      <w:rFonts w:ascii="Cambria Math" w:eastAsia="Calibri" w:hAnsi="Cambria Math" w:cs="Times New Roman"/>
+                      <w:color w:val="4472C4" w:themeColor="accent1"/>
+                    </w:rPr>
+                    <m:t>G</m:t>
+                  </m:r>
+                </m:e>
+                <m:sub>
+                  <m:r>
+                    <w:rPr>
+                      <w:rFonts w:ascii="Cambria Math" w:eastAsia="Calibri" w:hAnsi="Cambria Math" w:cs="Times New Roman"/>
+                      <w:color w:val="4472C4" w:themeColor="accent1"/>
+                    </w:rPr>
+                    <m:t>use</m:t>
+                  </m:r>
+                </m:sub>
+              </m:sSub>
+              <m:r>
+                <w:rPr>
+                  <w:rFonts w:ascii="Cambria Math" w:eastAsia="Calibri" w:hAnsi="Cambria Math" w:cs="Times New Roman"/>
+                  <w:color w:val="4472C4" w:themeColor="accent1"/>
+                </w:rPr>
+                <m:t>(cp) </m:t>
+              </m:r>
+            </m:oMath>
+            <w:r>
+              <w:rPr>
+                <w:rFonts w:ascii="Calibri" w:eastAsia="Calibri" w:hAnsi="Calibri" w:cs="Times New Roman"/>
+                <w:color w:val="4472C4" w:themeColor="accent1"/>
+              </w:rPr>
+              <w:t xml:space="preserve">: impact de l’utilisation du coproduit </w:t>
+            </w:r>
+            <w:proofErr w:type="spellStart"/>
+            <w:r>
+              <w:rPr>
+                <w:rFonts w:ascii="Calibri" w:eastAsia="Calibri" w:hAnsi="Calibri" w:cs="Times New Roman"/>
+                <w:color w:val="4472C4" w:themeColor="accent1"/>
+              </w:rPr>
+              <w:t>cp</w:t>
+            </w:r>
+            <w:proofErr w:type="spellEnd"/>
+            <w:r>
+              <w:rPr>
+                <w:rFonts w:ascii="Calibri" w:eastAsia="Calibri" w:hAnsi="Calibri" w:cs="Times New Roman"/>
+                <w:color w:val="4472C4" w:themeColor="accent1"/>
+              </w:rPr>
+              <w:t xml:space="preserve"> provenant de </w:t>
+            </w:r>
+            <w:proofErr w:type="gramStart"/>
+            <w:r>
+              <w:rPr>
+                <w:rFonts w:ascii="Calibri" w:eastAsia="Calibri" w:hAnsi="Calibri" w:cs="Times New Roman"/>
+                <w:color w:val="4472C4" w:themeColor="accent1"/>
+              </w:rPr>
+              <w:t>t</w:t>
+            </w:r>
+            <w:r>
+              <w:rPr>
+                <w:rFonts w:ascii="Calibri" w:eastAsia="Calibri" w:hAnsi="Calibri" w:cs="Times New Roman"/>
+                <w:color w:val="4472C4" w:themeColor="accent1"/>
+              </w:rPr>
+              <w:t>(</w:t>
+            </w:r>
+            <w:proofErr w:type="gramEnd"/>
+            <w:r>
+              <w:rPr>
+                <w:rFonts w:ascii="Calibri" w:eastAsia="Calibri" w:hAnsi="Calibri" w:cs="Times New Roman"/>
+                <w:color w:val="4472C4" w:themeColor="accent1"/>
+              </w:rPr>
+              <w:t>kgCO2eq/kg, kgCO2eq/kWh)</w:t>
+            </w:r>
+          </w:p>
+          <w:p>
+            <w:pPr>
+              <w:pStyle w:val="Paragraphedeliste"/>
+              <w:numPr>
+                <w:ilvl w:val="0"/>
+                <w:numId w:val="7"/>
+              </w:numPr>
+              <w:rPr>
+                <w:rFonts w:ascii="Calibri" w:eastAsia="Calibri" w:hAnsi="Calibri" w:cs="Times New Roman"/>
+                <w:iCs/>
+              </w:rPr>
+            </w:pPr>
+            <m:oMath>
+              <m:r>
+                <w:rPr>
+                  <w:rFonts w:ascii="Cambria Math" w:eastAsia="Calibri" w:hAnsi="Cambria Math" w:cs="Times New Roman"/>
+                  <w:color w:val="4472C4" w:themeColor="accent1"/>
+                </w:rPr>
+                <m:t>GH</m:t>
+              </m:r>
+              <m:sSub>
+                <m:sSubPr>
+                  <m:ctrlPr>
+                    <w:rPr>
+                      <w:rFonts w:ascii="Cambria Math" w:eastAsia="Calibri" w:hAnsi="Cambria Math" w:cs="Times New Roman"/>
+                      <w:i/>
+                      <w:iCs/>
+                      <w:color w:val="4472C4" w:themeColor="accent1"/>
+                    </w:rPr>
+                  </m:ctrlPr>
+                </m:sSubPr>
+                <m:e>
+                  <m:r>
+                    <w:rPr>
+                      <w:rFonts w:ascii="Cambria Math" w:eastAsia="Calibri" w:hAnsi="Cambria Math" w:cs="Times New Roman"/>
+                      <w:color w:val="4472C4" w:themeColor="accent1"/>
+                    </w:rPr>
+                    <m:t>G</m:t>
+                  </m:r>
+                </m:e>
+                <m:sub>
+                  <m:r>
+                    <w:rPr>
+                      <w:rFonts w:ascii="Cambria Math" w:eastAsia="Calibri" w:hAnsi="Cambria Math" w:cs="Times New Roman"/>
+                      <w:color w:val="4472C4" w:themeColor="accent1"/>
+                    </w:rPr>
+                    <m:t>use</m:t>
+                  </m:r>
+                </m:sub>
+              </m:sSub>
+              <m:r>
+                <w:rPr>
+                  <w:rFonts w:ascii="Cambria Math" w:eastAsia="Calibri" w:hAnsi="Cambria Math" w:cs="Times New Roman"/>
+                  <w:color w:val="4472C4" w:themeColor="accent1"/>
+                </w:rPr>
+                <m:t>(conv_p) </m:t>
+              </m:r>
+            </m:oMath>
+            <w:r>
+              <w:rPr>
+                <w:rFonts w:ascii="Calibri" w:eastAsia="Calibri" w:hAnsi="Calibri" w:cs="Times New Roman"/>
+                <w:color w:val="4472C4" w:themeColor="accent1"/>
+              </w:rPr>
+              <w:t>: impact de l’utilisation du produit conventionnel (kgCO2eq/kg, kgCO2es/kWh)</w:t>
+            </w:r>
+          </w:p>
+          <w:p>
+            <w:pPr>
+              <w:pStyle w:val="Paragraphedeliste"/>
+              <w:numPr>
+                <w:ilvl w:val="0"/>
+                <w:numId w:val="7"/>
+              </w:numPr>
+              <w:rPr>
+                <w:rFonts w:ascii="Calibri" w:eastAsia="Calibri" w:hAnsi="Calibri" w:cs="Times New Roman"/>
+                <w:iCs/>
+                <w:color w:val="4472C4" w:themeColor="accent1"/>
+              </w:rPr>
+            </w:pPr>
+            <w:r>
+              <w:rPr>
+                <w:rFonts w:ascii="Calibri" w:eastAsia="Calibri" w:hAnsi="Calibri" w:cs="Times New Roman"/>
+                <w:iCs/>
+                <w:color w:val="4472C4" w:themeColor="accent1"/>
+              </w:rPr>
+              <w:t xml:space="preserve">Impact net d’utilisation de </w:t>
+            </w:r>
+            <w:proofErr w:type="spellStart"/>
+            <w:r>
+              <w:rPr>
+                <w:rFonts w:ascii="Calibri" w:eastAsia="Calibri" w:hAnsi="Calibri" w:cs="Times New Roman"/>
+                <w:iCs/>
+                <w:color w:val="4472C4" w:themeColor="accent1"/>
+              </w:rPr>
+              <w:t>cp</w:t>
+            </w:r>
+            <w:proofErr w:type="spellEnd"/>
+            <w:r>
+              <w:rPr>
+                <w:rFonts w:ascii="Calibri" w:eastAsia="Calibri" w:hAnsi="Calibri" w:cs="Times New Roman"/>
+                <w:iCs/>
+                <w:color w:val="4472C4" w:themeColor="accent1"/>
+              </w:rPr>
+              <w:t xml:space="preserve"> pour (t, </w:t>
+            </w:r>
+            <w:proofErr w:type="spellStart"/>
+            <w:r>
+              <w:rPr>
+                <w:rFonts w:ascii="Calibri" w:eastAsia="Calibri" w:hAnsi="Calibri" w:cs="Times New Roman"/>
+                <w:iCs/>
+                <w:color w:val="4472C4" w:themeColor="accent1"/>
+              </w:rPr>
+              <w:t>cp</w:t>
+            </w:r>
+            <w:proofErr w:type="spellEnd"/>
+            <w:r>
+              <w:rPr>
+                <w:rFonts w:ascii="Calibri" w:eastAsia="Calibri" w:hAnsi="Calibri" w:cs="Times New Roman"/>
+                <w:iCs/>
+                <w:color w:val="4472C4" w:themeColor="accent1"/>
+              </w:rPr>
+              <w:t xml:space="preserve">, </w:t>
+            </w:r>
+            <w:proofErr w:type="spellStart"/>
+            <w:r>
+              <w:rPr>
+                <w:rFonts w:ascii="Calibri" w:eastAsia="Calibri" w:hAnsi="Calibri" w:cs="Times New Roman"/>
+                <w:iCs/>
+                <w:color w:val="4472C4" w:themeColor="accent1"/>
+              </w:rPr>
+              <w:t>conv_p</w:t>
+            </w:r>
+            <w:proofErr w:type="spellEnd"/>
+            <w:r>
+              <w:rPr>
+                <w:rFonts w:ascii="Calibri" w:eastAsia="Calibri" w:hAnsi="Calibri" w:cs="Times New Roman"/>
+                <w:iCs/>
+                <w:color w:val="4472C4" w:themeColor="accent1"/>
+              </w:rPr>
+              <w:t>)</w:t>
+            </w:r>
+          </w:p>
+          <w:p>
+            <w:pPr>
+              <w:rPr>
+                <w:rFonts w:ascii="Calibri" w:eastAsia="Calibri" w:hAnsi="Calibri" w:cs="Times New Roman"/>
+                <w:iCs/>
+                <w:color w:val="4472C4" w:themeColor="accent1"/>
+              </w:rPr>
+            </w:pPr>
+            <w:r>
+              <w:rPr>
+                <w:rFonts w:ascii="Calibri" w:eastAsia="Calibri" w:hAnsi="Calibri" w:cs="Times New Roman"/>
+                <w:iCs/>
+                <w:color w:val="4472C4" w:themeColor="accent1"/>
+              </w:rPr>
+              <w:t xml:space="preserve">Si </w:t>
+            </w:r>
+            <m:oMath>
+              <m:sSub>
+                <m:sSubPr>
+                  <m:ctrlPr>
+                    <w:rPr>
+                      <w:rFonts w:ascii="Cambria Math" w:eastAsia="Calibri" w:hAnsi="Cambria Math" w:cs="Times New Roman"/>
+                      <w:i/>
+                      <w:iCs/>
+                      <w:color w:val="4472C4" w:themeColor="accent1"/>
+                    </w:rPr>
+                  </m:ctrlPr>
+                </m:sSubPr>
+                <m:e>
+                  <m:r>
+                    <w:rPr>
+                      <w:rFonts w:ascii="Cambria Math" w:eastAsia="Calibri" w:hAnsi="Cambria Math" w:cs="Times New Roman"/>
+                      <w:color w:val="4472C4" w:themeColor="accent1"/>
+                    </w:rPr>
+                    <m:t>γ</m:t>
+                  </m:r>
+                </m:e>
+                <m:sub>
+                  <m:r>
+                    <w:rPr>
+                      <w:rFonts w:ascii="Cambria Math" w:eastAsia="Calibri" w:hAnsi="Cambria Math" w:cs="Times New Roman"/>
+                      <w:color w:val="4472C4" w:themeColor="accent1"/>
+                    </w:rPr>
+                    <m:t>cp,con</m:t>
+                  </m:r>
+                  <m:sSub>
+                    <m:sSubPr>
+                      <m:ctrlPr>
+                        <w:rPr>
+                          <w:rFonts w:ascii="Cambria Math" w:eastAsia="Calibri" w:hAnsi="Cambria Math" w:cs="Times New Roman"/>
+                          <w:i/>
+                          <w:color w:val="4472C4" w:themeColor="accent1"/>
+                        </w:rPr>
+                      </m:ctrlPr>
+                    </m:sSubPr>
+                    <m:e>
+                      <m:r>
+                        <w:rPr>
+                          <w:rFonts w:ascii="Cambria Math" w:eastAsia="Calibri" w:hAnsi="Cambria Math" w:cs="Times New Roman"/>
+                          <w:color w:val="4472C4" w:themeColor="accent1"/>
+                        </w:rPr>
+                        <m:t>v</m:t>
+                      </m:r>
+                    </m:e>
+                    <m:sub>
+                      <m:r>
+                        <w:rPr>
+                          <w:rFonts w:ascii="Cambria Math" w:eastAsia="Calibri" w:hAnsi="Cambria Math" w:cs="Times New Roman"/>
+                          <w:color w:val="4472C4" w:themeColor="accent1"/>
+                        </w:rPr>
+                        <m:t>p</m:t>
+                      </m:r>
+                    </m:sub>
+                  </m:sSub>
+                </m:sub>
+              </m:sSub>
+              <m:r>
+                <w:rPr>
+                  <w:rFonts w:ascii="Cambria Math" w:eastAsia="Calibri" w:hAnsi="Cambria Math" w:cs="Times New Roman"/>
+                  <w:color w:val="4472C4" w:themeColor="accent1"/>
+                </w:rPr>
+                <m:t xml:space="preserve">≠0 et </m:t>
+              </m:r>
+              <m:sSub>
+                <m:sSubPr>
+                  <m:ctrlPr>
+                    <w:rPr>
+                      <w:rFonts w:ascii="Cambria Math" w:eastAsia="Calibri" w:hAnsi="Cambria Math" w:cs="Times New Roman"/>
+                      <w:i/>
+                      <w:iCs/>
+                      <w:color w:val="4472C4" w:themeColor="accent1"/>
+                    </w:rPr>
+                  </m:ctrlPr>
+                </m:sSubPr>
+                <m:e>
+                  <m:r>
+                    <w:rPr>
+                      <w:rFonts w:ascii="Cambria Math" w:eastAsia="Calibri" w:hAnsi="Cambria Math" w:cs="Times New Roman"/>
+                      <w:color w:val="4472C4" w:themeColor="accent1"/>
+                    </w:rPr>
+                    <m:t>γ</m:t>
+                  </m:r>
+                </m:e>
+                <m:sub>
+                  <m:r>
+                    <w:rPr>
+                      <w:rFonts w:ascii="Cambria Math" w:eastAsia="Calibri" w:hAnsi="Cambria Math" w:cs="Times New Roman"/>
+                      <w:color w:val="4472C4" w:themeColor="accent1"/>
+                    </w:rPr>
+                    <m:t>cp,t</m:t>
+                  </m:r>
+                </m:sub>
+              </m:sSub>
+              <m:r>
+                <w:rPr>
+                  <w:rFonts w:ascii="Cambria Math" w:eastAsia="Calibri" w:hAnsi="Cambria Math" w:cs="Times New Roman"/>
+                  <w:color w:val="4472C4" w:themeColor="accent1"/>
+                </w:rPr>
+                <m:t>≠0 :</m:t>
+              </m:r>
+            </m:oMath>
+          </w:p>
+          <w:p>
+            <w:pPr>
+              <w:pStyle w:val="Paragraphedeliste"/>
+              <w:ind w:left="360"/>
+              <w:rPr>
+                <w:rFonts w:ascii="Calibri" w:eastAsia="Calibri" w:hAnsi="Calibri" w:cs="Times New Roman"/>
+                <w:color w:val="4472C4" w:themeColor="accent1"/>
+              </w:rPr>
+            </w:pPr>
+            <m:oMathPara>
+              <m:oMath>
+                <m:r>
+                  <w:rPr>
+                    <w:rFonts w:ascii="Cambria Math" w:eastAsia="Calibri" w:hAnsi="Cambria Math" w:cs="Times New Roman"/>
+                    <w:color w:val="4472C4" w:themeColor="accent1"/>
+                  </w:rPr>
+                  <m:t>GH</m:t>
+                </m:r>
+                <m:sSub>
+                  <m:sSubPr>
+                    <m:ctrlPr>
+                      <w:rPr>
+                        <w:rFonts w:ascii="Cambria Math" w:eastAsia="Calibri" w:hAnsi="Cambria Math" w:cs="Times New Roman"/>
+                        <w:i/>
+                        <w:iCs/>
+                        <w:color w:val="4472C4" w:themeColor="accent1"/>
+                      </w:rPr>
+                    </m:ctrlPr>
+                  </m:sSubPr>
+                  <m:e>
+                    <m:r>
+                      <w:rPr>
+                        <w:rFonts w:ascii="Cambria Math" w:eastAsia="Calibri" w:hAnsi="Cambria Math" w:cs="Times New Roman"/>
+                        <w:color w:val="4472C4" w:themeColor="accent1"/>
+                      </w:rPr>
+                      <m:t>G</m:t>
+                    </m:r>
+                  </m:e>
+                  <m:sub>
+                    <m:r>
+                      <w:rPr>
+                        <w:rFonts w:ascii="Cambria Math" w:eastAsia="Calibri" w:hAnsi="Cambria Math" w:cs="Times New Roman"/>
+                        <w:color w:val="4472C4" w:themeColor="accent1"/>
+                      </w:rPr>
+                      <m:t>use_net</m:t>
+                    </m:r>
+                  </m:sub>
+                </m:sSub>
+                <m:d>
+                  <m:dPr>
+                    <m:ctrlPr>
+                      <w:rPr>
+                        <w:rFonts w:ascii="Cambria Math" w:eastAsia="Calibri" w:hAnsi="Cambria Math" w:cs="Times New Roman"/>
+                        <w:i/>
+                        <w:iCs/>
+                        <w:color w:val="4472C4" w:themeColor="accent1"/>
+                      </w:rPr>
+                    </m:ctrlPr>
+                  </m:dPr>
+                  <m:e>
+                    <m:r>
+                      <w:rPr>
+                        <w:rFonts w:ascii="Cambria Math" w:eastAsia="Calibri" w:hAnsi="Cambria Math" w:cs="Times New Roman"/>
+                        <w:color w:val="4472C4" w:themeColor="accent1"/>
+                      </w:rPr>
+                      <m:t>t,cp,con</m:t>
+                    </m:r>
+                    <m:sSub>
+                      <m:sSubPr>
+                        <m:ctrlPr>
+                          <w:rPr>
+                            <w:rFonts w:ascii="Cambria Math" w:eastAsia="Calibri" w:hAnsi="Cambria Math" w:cs="Times New Roman"/>
+                            <w:i/>
+                            <w:iCs/>
+                            <w:color w:val="4472C4" w:themeColor="accent1"/>
+                          </w:rPr>
+                        </m:ctrlPr>
+                      </m:sSubPr>
+                      <m:e>
+                        <m:r>
+                          <w:rPr>
+                            <w:rFonts w:ascii="Cambria Math" w:eastAsia="Calibri" w:hAnsi="Cambria Math" w:cs="Times New Roman"/>
+                            <w:color w:val="4472C4" w:themeColor="accent1"/>
+                          </w:rPr>
+                          <m:t>v</m:t>
+                        </m:r>
+                      </m:e>
+                      <m:sub>
+                        <m:r>
+                          <w:rPr>
+                            <w:rFonts w:ascii="Cambria Math" w:eastAsia="Calibri" w:hAnsi="Cambria Math" w:cs="Times New Roman"/>
+                            <w:color w:val="4472C4" w:themeColor="accent1"/>
+                          </w:rPr>
+                          <m:t>p</m:t>
+                        </m:r>
+                      </m:sub>
+                    </m:sSub>
+                  </m:e>
+                </m:d>
+                <m:r>
+                  <w:rPr>
+                    <w:rFonts w:ascii="Cambria Math" w:eastAsia="Calibri" w:hAnsi="Cambria Math" w:cs="Times New Roman"/>
+                    <w:color w:val="4472C4" w:themeColor="accent1"/>
+                  </w:rPr>
+                  <m:t>=</m:t>
+                </m:r>
+                <m:sSub>
+                  <m:sSubPr>
+                    <m:ctrlPr>
+                      <w:rPr>
+                        <w:rFonts w:ascii="Cambria Math" w:eastAsia="Calibri" w:hAnsi="Cambria Math" w:cs="Times New Roman"/>
+                        <w:i/>
+                        <w:iCs/>
+                        <w:color w:val="4472C4" w:themeColor="accent1"/>
+                      </w:rPr>
+                    </m:ctrlPr>
+                  </m:sSubPr>
+                  <m:e>
+                    <m:r>
+                      <w:rPr>
+                        <w:rFonts w:ascii="Cambria Math" w:eastAsia="Calibri" w:hAnsi="Cambria Math" w:cs="Times New Roman"/>
+                        <w:color w:val="4472C4" w:themeColor="accent1"/>
+                      </w:rPr>
+                      <m:t>y</m:t>
+                    </m:r>
+                  </m:e>
+                  <m:sub>
+                    <m:r>
+                      <w:rPr>
+                        <w:rFonts w:ascii="Cambria Math" w:eastAsia="Calibri" w:hAnsi="Cambria Math" w:cs="Times New Roman"/>
+                        <w:color w:val="4472C4" w:themeColor="accent1"/>
+                      </w:rPr>
+                      <m:t>cp,t</m:t>
+                    </m:r>
+                  </m:sub>
+                </m:sSub>
+                <m:r>
+                  <w:rPr>
+                    <w:rFonts w:ascii="Cambria Math" w:eastAsia="Calibri" w:hAnsi="Cambria Math" w:cs="Times New Roman"/>
+                    <w:color w:val="4472C4" w:themeColor="accent1"/>
+                  </w:rPr>
+                  <m:t> </m:t>
+                </m:r>
+                <m:d>
+                  <m:dPr>
+                    <m:ctrlPr>
+                      <w:rPr>
+                        <w:rFonts w:ascii="Cambria Math" w:eastAsia="Calibri" w:hAnsi="Cambria Math" w:cs="Times New Roman"/>
+                        <w:i/>
+                        <w:color w:val="4472C4" w:themeColor="accent1"/>
+                      </w:rPr>
+                    </m:ctrlPr>
+                  </m:dPr>
+                  <m:e>
+                    <m:r>
+                      <w:rPr>
+                        <w:rFonts w:ascii="Cambria Math" w:eastAsia="Calibri" w:hAnsi="Cambria Math" w:cs="Times New Roman"/>
+                        <w:color w:val="4472C4" w:themeColor="accent1"/>
+                      </w:rPr>
+                      <m:t>GH</m:t>
+                    </m:r>
+                    <m:sSub>
+                      <m:sSubPr>
+                        <m:ctrlPr>
+                          <w:rPr>
+                            <w:rFonts w:ascii="Cambria Math" w:eastAsia="Calibri" w:hAnsi="Cambria Math" w:cs="Times New Roman"/>
+                            <w:i/>
+                            <w:iCs/>
+                            <w:color w:val="4472C4" w:themeColor="accent1"/>
+                          </w:rPr>
+                        </m:ctrlPr>
+                      </m:sSubPr>
+                      <m:e>
+                        <m:r>
+                          <w:rPr>
+                            <w:rFonts w:ascii="Cambria Math" w:eastAsia="Calibri" w:hAnsi="Cambria Math" w:cs="Times New Roman"/>
+                            <w:color w:val="4472C4" w:themeColor="accent1"/>
+                          </w:rPr>
+                          <m:t>G</m:t>
+                        </m:r>
+                      </m:e>
+                      <m:sub>
+                        <m:r>
+                          <w:rPr>
+                            <w:rFonts w:ascii="Cambria Math" w:eastAsia="Calibri" w:hAnsi="Cambria Math" w:cs="Times New Roman"/>
+                            <w:color w:val="4472C4" w:themeColor="accent1"/>
+                          </w:rPr>
+                          <m:t>use</m:t>
+                        </m:r>
+                      </m:sub>
+                    </m:sSub>
+                    <m:d>
+                      <m:dPr>
+                        <m:ctrlPr>
+                          <w:rPr>
+                            <w:rFonts w:ascii="Cambria Math" w:eastAsia="Calibri" w:hAnsi="Cambria Math" w:cs="Times New Roman"/>
+                            <w:i/>
+                            <w:color w:val="4472C4" w:themeColor="accent1"/>
+                          </w:rPr>
+                        </m:ctrlPr>
+                      </m:dPr>
+                      <m:e>
+                        <m:r>
+                          <w:rPr>
+                            <w:rFonts w:ascii="Cambria Math" w:eastAsia="Calibri" w:hAnsi="Cambria Math" w:cs="Times New Roman"/>
+                            <w:color w:val="4472C4" w:themeColor="accent1"/>
+                          </w:rPr>
+                          <m:t>cp</m:t>
+                        </m:r>
+                      </m:e>
+                    </m:d>
+                    <m:r>
+                      <w:rPr>
+                        <w:rFonts w:ascii="Cambria Math" w:eastAsia="Calibri" w:hAnsi="Cambria Math" w:cs="Times New Roman"/>
+                        <w:color w:val="4472C4" w:themeColor="accent1"/>
+                      </w:rPr>
+                      <m:t>-</m:t>
+                    </m:r>
+                    <m:sSub>
+                      <m:sSubPr>
+                        <m:ctrlPr>
+                          <w:rPr>
+                            <w:rFonts w:ascii="Cambria Math" w:eastAsia="Calibri" w:hAnsi="Cambria Math" w:cs="Times New Roman"/>
+                            <w:i/>
+                            <w:iCs/>
+                            <w:color w:val="4472C4" w:themeColor="accent1"/>
+                          </w:rPr>
+                        </m:ctrlPr>
+                      </m:sSubPr>
+                      <m:e>
+                        <m:r>
+                          <w:rPr>
+                            <w:rFonts w:ascii="Cambria Math" w:eastAsia="Calibri" w:hAnsi="Cambria Math" w:cs="Times New Roman"/>
+                            <w:color w:val="4472C4" w:themeColor="accent1"/>
+                          </w:rPr>
+                          <m:t>γ</m:t>
+                        </m:r>
+                      </m:e>
+                      <m:sub>
+                        <m:r>
+                          <w:rPr>
+                            <w:rFonts w:ascii="Cambria Math" w:eastAsia="Calibri" w:hAnsi="Cambria Math" w:cs="Times New Roman"/>
+                            <w:color w:val="4472C4" w:themeColor="accent1"/>
+                          </w:rPr>
+                          <m:t>cp,con</m:t>
+                        </m:r>
+                        <m:sSub>
+                          <m:sSubPr>
+                            <m:ctrlPr>
+                              <w:rPr>
+                                <w:rFonts w:ascii="Cambria Math" w:eastAsia="Calibri" w:hAnsi="Cambria Math" w:cs="Times New Roman"/>
+                                <w:i/>
+                                <w:color w:val="4472C4" w:themeColor="accent1"/>
+                              </w:rPr>
+                            </m:ctrlPr>
+                          </m:sSubPr>
+                          <m:e>
+                            <m:r>
+                              <w:rPr>
+                                <w:rFonts w:ascii="Cambria Math" w:eastAsia="Calibri" w:hAnsi="Cambria Math" w:cs="Times New Roman"/>
+                                <w:color w:val="4472C4" w:themeColor="accent1"/>
+                              </w:rPr>
+                              <m:t>v</m:t>
+                            </m:r>
+                          </m:e>
+                          <m:sub>
+                            <m:r>
+                              <w:rPr>
+                                <w:rFonts w:ascii="Cambria Math" w:eastAsia="Calibri" w:hAnsi="Cambria Math" w:cs="Times New Roman"/>
+                                <w:color w:val="4472C4" w:themeColor="accent1"/>
+                              </w:rPr>
+                              <m:t>p</m:t>
+                            </m:r>
+                          </m:sub>
+                        </m:sSub>
+                      </m:sub>
+                    </m:sSub>
+                    <m:r>
+                      <w:rPr>
+                        <w:rFonts w:ascii="Cambria Math" w:eastAsia="Calibri" w:hAnsi="Cambria Math" w:cs="Times New Roman"/>
+                        <w:color w:val="4472C4" w:themeColor="accent1"/>
+                      </w:rPr>
+                      <m:t> .GH</m:t>
+                    </m:r>
+                    <m:sSub>
+                      <m:sSubPr>
+                        <m:ctrlPr>
+                          <w:rPr>
+                            <w:rFonts w:ascii="Cambria Math" w:eastAsia="Calibri" w:hAnsi="Cambria Math" w:cs="Times New Roman"/>
+                            <w:i/>
+                            <w:iCs/>
+                            <w:color w:val="4472C4" w:themeColor="accent1"/>
+                          </w:rPr>
+                        </m:ctrlPr>
+                      </m:sSubPr>
+                      <m:e>
+                        <m:r>
+                          <w:rPr>
+                            <w:rFonts w:ascii="Cambria Math" w:eastAsia="Calibri" w:hAnsi="Cambria Math" w:cs="Times New Roman"/>
+                            <w:color w:val="4472C4" w:themeColor="accent1"/>
+                          </w:rPr>
+                          <m:t>G</m:t>
+                        </m:r>
+                      </m:e>
+                      <m:sub>
+                        <m:r>
+                          <w:rPr>
+                            <w:rFonts w:ascii="Cambria Math" w:eastAsia="Calibri" w:hAnsi="Cambria Math" w:cs="Times New Roman"/>
+                            <w:color w:val="4472C4" w:themeColor="accent1"/>
+                          </w:rPr>
+                          <m:t>use</m:t>
+                        </m:r>
+                      </m:sub>
+                    </m:sSub>
+                    <m:d>
+                      <m:dPr>
+                        <m:ctrlPr>
+                          <w:rPr>
+                            <w:rFonts w:ascii="Cambria Math" w:eastAsia="Calibri" w:hAnsi="Cambria Math" w:cs="Times New Roman"/>
+                            <w:i/>
+                            <w:color w:val="4472C4" w:themeColor="accent1"/>
+                          </w:rPr>
+                        </m:ctrlPr>
+                      </m:dPr>
+                      <m:e>
+                        <m:r>
+                          <w:rPr>
+                            <w:rFonts w:ascii="Cambria Math" w:eastAsia="Calibri" w:hAnsi="Cambria Math" w:cs="Times New Roman"/>
+                            <w:color w:val="4472C4" w:themeColor="accent1"/>
+                          </w:rPr>
+                          <m:t>c</m:t>
+                        </m:r>
+                        <m:sSub>
+                          <m:sSubPr>
+                            <m:ctrlPr>
+                              <w:rPr>
+                                <w:rFonts w:ascii="Cambria Math" w:eastAsia="Calibri" w:hAnsi="Cambria Math" w:cs="Times New Roman"/>
+                                <w:i/>
+                                <w:color w:val="4472C4" w:themeColor="accent1"/>
+                              </w:rPr>
+                            </m:ctrlPr>
+                          </m:sSubPr>
+                          <m:e>
+                            <m:r>
+                              <w:rPr>
+                                <w:rFonts w:ascii="Cambria Math" w:eastAsia="Calibri" w:hAnsi="Cambria Math" w:cs="Times New Roman"/>
+                                <w:color w:val="4472C4" w:themeColor="accent1"/>
+                              </w:rPr>
+                              <m:t>onv</m:t>
+                            </m:r>
+                          </m:e>
+                          <m:sub>
+                            <m:r>
+                              <w:rPr>
+                                <w:rFonts w:ascii="Cambria Math" w:eastAsia="Calibri" w:hAnsi="Cambria Math" w:cs="Times New Roman"/>
+                                <w:color w:val="4472C4" w:themeColor="accent1"/>
+                              </w:rPr>
+                              <m:t>p</m:t>
+                            </m:r>
+                          </m:sub>
+                        </m:sSub>
+                      </m:e>
+                    </m:d>
+                    <m:r>
+                      <w:rPr>
+                        <w:rFonts w:ascii="Cambria Math" w:eastAsia="Calibri" w:hAnsi="Cambria Math" w:cs="Times New Roman"/>
+                        <w:color w:val="4472C4" w:themeColor="accent1"/>
+                      </w:rPr>
+                      <m:t> </m:t>
+                    </m:r>
+                  </m:e>
+                </m:d>
+              </m:oMath>
+            </m:oMathPara>
+          </w:p>
+          <w:p>
+            <w:pPr>
+              <w:rPr>
+                <w:rFonts w:ascii="Calibri" w:eastAsia="Calibri" w:hAnsi="Calibri" w:cs="Times New Roman"/>
+                <w:iCs/>
+                <w:color w:val="4472C4" w:themeColor="accent1"/>
+              </w:rPr>
+            </w:pPr>
+            <w:r>
+              <w:rPr>
+                <w:rFonts w:ascii="Calibri" w:eastAsia="Calibri" w:hAnsi="Calibri" w:cs="Times New Roman"/>
+                <w:iCs/>
+                <w:color w:val="4472C4" w:themeColor="accent1"/>
+              </w:rPr>
+              <w:t xml:space="preserve">Sinon : </w:t>
+            </w:r>
+            <m:oMath>
+              <m:r>
+                <w:rPr>
+                  <w:rFonts w:ascii="Cambria Math" w:eastAsia="Calibri" w:hAnsi="Cambria Math" w:cs="Times New Roman"/>
+                  <w:color w:val="4472C4" w:themeColor="accent1"/>
+                </w:rPr>
+                <m:t>GH</m:t>
+              </m:r>
+              <m:sSub>
+                <m:sSubPr>
+                  <m:ctrlPr>
+                    <w:rPr>
+                      <w:rFonts w:ascii="Cambria Math" w:eastAsia="Calibri" w:hAnsi="Cambria Math" w:cs="Times New Roman"/>
+                      <w:i/>
+                      <w:iCs/>
+                      <w:color w:val="4472C4" w:themeColor="accent1"/>
+                    </w:rPr>
+                  </m:ctrlPr>
+                </m:sSubPr>
+                <m:e>
+                  <m:r>
+                    <w:rPr>
+                      <w:rFonts w:ascii="Cambria Math" w:eastAsia="Calibri" w:hAnsi="Cambria Math" w:cs="Times New Roman"/>
+                      <w:color w:val="4472C4" w:themeColor="accent1"/>
+                    </w:rPr>
+                    <m:t>G</m:t>
+                  </m:r>
+                </m:e>
+                <m:sub>
+                  <m:r>
+                    <w:rPr>
+                      <w:rFonts w:ascii="Cambria Math" w:eastAsia="Calibri" w:hAnsi="Cambria Math" w:cs="Times New Roman"/>
+                      <w:color w:val="4472C4" w:themeColor="accent1"/>
+                    </w:rPr>
+                    <m:t>use_net</m:t>
+                  </m:r>
+                </m:sub>
+              </m:sSub>
+              <m:d>
+                <m:dPr>
+                  <m:ctrlPr>
+                    <w:rPr>
+                      <w:rFonts w:ascii="Cambria Math" w:eastAsia="Calibri" w:hAnsi="Cambria Math" w:cs="Times New Roman"/>
+                      <w:i/>
+                      <w:iCs/>
+                      <w:color w:val="4472C4" w:themeColor="accent1"/>
+                    </w:rPr>
+                  </m:ctrlPr>
+                </m:dPr>
+                <m:e>
+                  <m:r>
+                    <w:rPr>
+                      <w:rFonts w:ascii="Cambria Math" w:eastAsia="Calibri" w:hAnsi="Cambria Math" w:cs="Times New Roman"/>
+                      <w:color w:val="4472C4" w:themeColor="accent1"/>
+                    </w:rPr>
+                    <m:t>t,cp,con</m:t>
+                  </m:r>
+                  <m:sSub>
+                    <m:sSubPr>
+                      <m:ctrlPr>
+                        <w:rPr>
+                          <w:rFonts w:ascii="Cambria Math" w:eastAsia="Calibri" w:hAnsi="Cambria Math" w:cs="Times New Roman"/>
+                          <w:i/>
+                          <w:iCs/>
+                          <w:color w:val="4472C4" w:themeColor="accent1"/>
+                        </w:rPr>
+                      </m:ctrlPr>
+                    </m:sSubPr>
+                    <m:e>
+                      <m:r>
+                        <w:rPr>
+                          <w:rFonts w:ascii="Cambria Math" w:eastAsia="Calibri" w:hAnsi="Cambria Math" w:cs="Times New Roman"/>
+                          <w:color w:val="4472C4" w:themeColor="accent1"/>
+                        </w:rPr>
+                        <m:t>v</m:t>
+                      </m:r>
+                    </m:e>
+                    <m:sub>
+                      <m:r>
+                        <w:rPr>
+                          <w:rFonts w:ascii="Cambria Math" w:eastAsia="Calibri" w:hAnsi="Cambria Math" w:cs="Times New Roman"/>
+                          <w:color w:val="4472C4" w:themeColor="accent1"/>
+                        </w:rPr>
+                        <m:t>p</m:t>
+                      </m:r>
+                    </m:sub>
+                  </m:sSub>
+                </m:e>
+              </m:d>
+              <m:r>
+                <w:rPr>
+                  <w:rFonts w:ascii="Cambria Math" w:eastAsia="Calibri" w:hAnsi="Cambria Math" w:cs="Times New Roman"/>
+                  <w:color w:val="4472C4" w:themeColor="accent1"/>
+                </w:rPr>
+                <m:t>=0</m:t>
+              </m:r>
+            </m:oMath>
+          </w:p>
+          <w:p>
+            <w:pPr>
+              <w:pStyle w:val="Paragraphedeliste"/>
+              <w:numPr>
+                <w:ilvl w:val="0"/>
+                <w:numId w:val="8"/>
+              </w:numPr>
+              <w:rPr>
+                <w:rFonts w:ascii="Calibri" w:eastAsia="Calibri" w:hAnsi="Calibri" w:cs="Times New Roman"/>
+                <w:iCs/>
+                <w:color w:val="4472C4" w:themeColor="accent1"/>
+              </w:rPr>
+            </w:pPr>
+            <w:r>
+              <w:rPr>
+                <w:rFonts w:ascii="Calibri" w:eastAsia="Calibri" w:hAnsi="Calibri" w:cs="Times New Roman"/>
+                <w:iCs/>
+                <w:color w:val="4472C4" w:themeColor="accent1"/>
+              </w:rPr>
+              <w:t xml:space="preserve">Impact net total lié aux utilisations des </w:t>
+            </w:r>
+            <w:proofErr w:type="spellStart"/>
+            <w:r>
+              <w:rPr>
+                <w:rFonts w:ascii="Calibri" w:eastAsia="Calibri" w:hAnsi="Calibri" w:cs="Times New Roman"/>
+                <w:iCs/>
+                <w:color w:val="4472C4" w:themeColor="accent1"/>
+              </w:rPr>
+              <w:t>cp</w:t>
+            </w:r>
+            <w:proofErr w:type="spellEnd"/>
+            <w:r>
+              <w:rPr>
+                <w:rFonts w:ascii="Calibri" w:eastAsia="Calibri" w:hAnsi="Calibri" w:cs="Times New Roman"/>
+                <w:iCs/>
+                <w:color w:val="4472C4" w:themeColor="accent1"/>
+              </w:rPr>
+              <w:t xml:space="preserve"> issus de t</w:t>
+            </w:r>
+          </w:p>
+          <w:p>
+            <w:pPr>
+              <w:rPr>
+                <w:rFonts w:ascii="Calibri" w:eastAsia="Calibri" w:hAnsi="Calibri" w:cs="Times New Roman"/>
+                <w:iCs/>
+              </w:rPr>
+            </w:pPr>
+            <m:oMathPara>
+              <m:oMath>
+                <m:sSub>
+                  <m:sSubPr>
+                    <m:ctrlPr>
+                      <w:rPr>
+                        <w:rFonts w:ascii="Cambria Math" w:eastAsia="Calibri" w:hAnsi="Cambria Math" w:cs="Times New Roman"/>
+                        <w:i/>
+                        <w:iCs/>
+                        <w:color w:val="4472C4" w:themeColor="accent1"/>
+                      </w:rPr>
+                    </m:ctrlPr>
+                  </m:sSubPr>
+                  <m:e>
+                    <m:r>
+                      <w:rPr>
+                        <w:rFonts w:ascii="Cambria Math" w:eastAsia="Calibri" w:hAnsi="Cambria Math" w:cs="Times New Roman"/>
+                        <w:color w:val="4472C4" w:themeColor="accent1"/>
+                      </w:rPr>
+                      <m:t>GHG</m:t>
+                    </m:r>
+                  </m:e>
+                  <m:sub>
+                    <m:r>
+                      <w:rPr>
+                        <w:rFonts w:ascii="Cambria Math" w:eastAsia="Calibri" w:hAnsi="Cambria Math" w:cs="Times New Roman"/>
+                        <w:color w:val="4472C4" w:themeColor="accent1"/>
+                      </w:rPr>
+                      <m:t>use_tot_cp</m:t>
+                    </m:r>
+                  </m:sub>
+                </m:sSub>
+                <m:d>
+                  <m:dPr>
+                    <m:ctrlPr>
+                      <w:rPr>
+                        <w:rFonts w:ascii="Cambria Math" w:eastAsia="Calibri" w:hAnsi="Cambria Math" w:cs="Times New Roman"/>
+                        <w:i/>
+                        <w:iCs/>
+                        <w:color w:val="4472C4" w:themeColor="accent1"/>
+                      </w:rPr>
+                    </m:ctrlPr>
+                  </m:dPr>
+                  <m:e>
+                    <m:r>
+                      <w:rPr>
+                        <w:rFonts w:ascii="Cambria Math" w:eastAsia="Calibri" w:hAnsi="Cambria Math" w:cs="Times New Roman"/>
+                        <w:color w:val="4472C4" w:themeColor="accent1"/>
+                      </w:rPr>
+                      <m:t>t</m:t>
+                    </m:r>
+                  </m:e>
+                </m:d>
+                <m:r>
+                  <w:rPr>
+                    <w:rFonts w:ascii="Cambria Math" w:eastAsia="Calibri" w:hAnsi="Cambria Math" w:cs="Times New Roman"/>
+                    <w:color w:val="4472C4" w:themeColor="accent1"/>
+                  </w:rPr>
+                  <m:t xml:space="preserve">= </m:t>
+                </m:r>
+                <m:nary>
+                  <m:naryPr>
+                    <m:chr m:val="∑"/>
+                    <m:limLoc m:val="undOvr"/>
+                    <m:supHide m:val="1"/>
+                    <m:ctrlPr>
+                      <w:rPr>
+                        <w:rFonts w:ascii="Cambria Math" w:eastAsia="Calibri" w:hAnsi="Cambria Math" w:cs="Times New Roman"/>
+                        <w:i/>
+                        <w:iCs/>
+                        <w:color w:val="4472C4" w:themeColor="accent1"/>
+                      </w:rPr>
+                    </m:ctrlPr>
+                  </m:naryPr>
+                  <m:sub>
+                    <m:r>
+                      <w:rPr>
+                        <w:rFonts w:ascii="Cambria Math" w:eastAsia="Calibri" w:hAnsi="Cambria Math" w:cs="Times New Roman"/>
+                        <w:color w:val="4472C4" w:themeColor="accent1"/>
+                      </w:rPr>
+                      <m:t>cp</m:t>
+                    </m:r>
+                  </m:sub>
+                  <m:sup/>
+                  <m:e>
+                    <m:nary>
+                      <m:naryPr>
+                        <m:chr m:val="∑"/>
+                        <m:limLoc m:val="undOvr"/>
+                        <m:supHide m:val="1"/>
+                        <m:ctrlPr>
+                          <w:rPr>
+                            <w:rFonts w:ascii="Cambria Math" w:eastAsia="Calibri" w:hAnsi="Cambria Math" w:cs="Times New Roman"/>
+                            <w:i/>
+                            <w:iCs/>
+                            <w:color w:val="4472C4" w:themeColor="accent1"/>
+                          </w:rPr>
+                        </m:ctrlPr>
+                      </m:naryPr>
+                      <m:sub>
+                        <m:r>
+                          <w:rPr>
+                            <w:rFonts w:ascii="Cambria Math" w:eastAsia="Calibri" w:hAnsi="Cambria Math" w:cs="Times New Roman"/>
+                            <w:color w:val="4472C4" w:themeColor="accent1"/>
+                          </w:rPr>
+                          <m:t>conv_p</m:t>
+                        </m:r>
+                      </m:sub>
+                      <m:sup/>
+                      <m:e>
+                        <m:r>
+                          <w:rPr>
+                            <w:rFonts w:ascii="Cambria Math" w:eastAsia="Calibri" w:hAnsi="Cambria Math" w:cs="Times New Roman"/>
+                            <w:color w:val="4472C4" w:themeColor="accent1"/>
+                          </w:rPr>
+                          <m:t>GH</m:t>
+                        </m:r>
+                        <m:sSub>
+                          <m:sSubPr>
+                            <m:ctrlPr>
+                              <w:rPr>
+                                <w:rFonts w:ascii="Cambria Math" w:eastAsia="Calibri" w:hAnsi="Cambria Math" w:cs="Times New Roman"/>
+                                <w:i/>
+                                <w:iCs/>
+                                <w:color w:val="4472C4" w:themeColor="accent1"/>
+                              </w:rPr>
+                            </m:ctrlPr>
+                          </m:sSubPr>
+                          <m:e>
+                            <m:r>
+                              <w:rPr>
+                                <w:rFonts w:ascii="Cambria Math" w:eastAsia="Calibri" w:hAnsi="Cambria Math" w:cs="Times New Roman"/>
+                                <w:color w:val="4472C4" w:themeColor="accent1"/>
+                              </w:rPr>
+                              <m:t>G</m:t>
+                            </m:r>
+                          </m:e>
+                          <m:sub>
+                            <m:r>
+                              <w:rPr>
+                                <w:rFonts w:ascii="Cambria Math" w:eastAsia="Calibri" w:hAnsi="Cambria Math" w:cs="Times New Roman"/>
+                                <w:color w:val="4472C4" w:themeColor="accent1"/>
+                              </w:rPr>
+                              <m:t>use_net</m:t>
+                            </m:r>
+                          </m:sub>
+                        </m:sSub>
+                        <m:d>
+                          <m:dPr>
+                            <m:ctrlPr>
+                              <w:rPr>
+                                <w:rFonts w:ascii="Cambria Math" w:eastAsia="Calibri" w:hAnsi="Cambria Math" w:cs="Times New Roman"/>
+                                <w:i/>
+                                <w:iCs/>
+                                <w:color w:val="4472C4" w:themeColor="accent1"/>
+                              </w:rPr>
+                            </m:ctrlPr>
+                          </m:dPr>
+                          <m:e>
+                            <m:r>
+                              <w:rPr>
+                                <w:rFonts w:ascii="Cambria Math" w:eastAsia="Calibri" w:hAnsi="Cambria Math" w:cs="Times New Roman"/>
+                                <w:color w:val="4472C4" w:themeColor="accent1"/>
+                              </w:rPr>
+                              <m:t>t,cp,con</m:t>
+                            </m:r>
+                            <m:sSub>
+                              <m:sSubPr>
+                                <m:ctrlPr>
+                                  <w:rPr>
+                                    <w:rFonts w:ascii="Cambria Math" w:eastAsia="Calibri" w:hAnsi="Cambria Math" w:cs="Times New Roman"/>
+                                    <w:i/>
+                                    <w:iCs/>
+                                    <w:color w:val="4472C4" w:themeColor="accent1"/>
+                                  </w:rPr>
+                                </m:ctrlPr>
+                              </m:sSubPr>
+                              <m:e>
+                                <m:r>
+                                  <w:rPr>
+                                    <w:rFonts w:ascii="Cambria Math" w:eastAsia="Calibri" w:hAnsi="Cambria Math" w:cs="Times New Roman"/>
+                                    <w:color w:val="4472C4" w:themeColor="accent1"/>
+                                  </w:rPr>
+                                  <m:t>v</m:t>
+                                </m:r>
+                              </m:e>
+                              <m:sub>
+                                <m:r>
+                                  <w:rPr>
+                                    <w:rFonts w:ascii="Cambria Math" w:eastAsia="Calibri" w:hAnsi="Cambria Math" w:cs="Times New Roman"/>
+                                    <w:color w:val="4472C4" w:themeColor="accent1"/>
+                                  </w:rPr>
+                                  <m:t>p</m:t>
+                                </m:r>
+                              </m:sub>
+                            </m:sSub>
+                          </m:e>
+                        </m:d>
+                      </m:e>
+                    </m:nary>
+                  </m:e>
+                </m:nary>
+              </m:oMath>
+            </m:oMathPara>
+          </w:p>
+        </w:tc>
+        <w:tc>
+          <w:tcPr>
+            <w:tcW w:w="4111" w:type="dxa"/>
+          </w:tcPr>
+          <w:p>
+            <w:pPr>
+              <w:pStyle w:val="Paragraphedeliste"/>
+              <w:numPr>
+                <w:ilvl w:val="0"/>
+                <w:numId w:val="2"/>
+              </w:numPr>
+            </w:pPr>
+            <w:r>
+              <w:t>Tous les déchets doivent être traités</w:t>
+            </w:r>
+          </w:p>
+          <w:p>
+            <w:pPr>
+              <w:rPr>
+                <w:rFonts w:eastAsiaTheme="minorEastAsia"/>
+              </w:rPr>
+            </w:pPr>
+            <w:r>
+              <w:rPr>
+                <w:rFonts w:eastAsiaTheme="minorEastAsia"/>
+              </w:rPr>
+              <w:t xml:space="preserve">Pour m dans </w:t>
+            </w:r>
+            <w:proofErr w:type="spellStart"/>
+            <w:r>
+              <w:rPr>
+                <w:rFonts w:eastAsiaTheme="minorEastAsia"/>
+              </w:rPr>
+              <w:t>mun</w:t>
+            </w:r>
+            <w:proofErr w:type="spellEnd"/>
+            <w:r>
+              <w:rPr>
+                <w:rFonts w:eastAsiaTheme="minorEastAsia"/>
+              </w:rPr>
+              <w:t> :</w:t>
+            </w:r>
+          </w:p>
+          <w:p>
+            <w:pPr>
+              <w:rPr>
+                <w:rFonts w:eastAsiaTheme="minorEastAsia"/>
+              </w:rPr>
+            </w:pPr>
+            <m:oMathPara>
+              <m:oMath>
+                <m:nary>
+                  <m:naryPr>
+                    <m:chr m:val="∑"/>
+                    <m:limLoc m:val="undOvr"/>
+                    <m:supHide m:val="1"/>
+                    <m:ctrlPr>
+                      <w:rPr>
+                        <w:rFonts w:ascii="Cambria Math" w:eastAsiaTheme="minorEastAsia" w:hAnsi="Cambria Math"/>
+                        <w:i/>
+                      </w:rPr>
+                    </m:ctrlPr>
+                  </m:naryPr>
+                  <m:sub>
+                    <m:r>
+                      <w:rPr>
+                        <w:rFonts w:ascii="Cambria Math" w:eastAsiaTheme="minorEastAsia" w:hAnsi="Cambria Math"/>
+                      </w:rPr>
+                      <m:t>s</m:t>
+                    </m:r>
+                  </m:sub>
+                  <m:sup/>
+                  <m:e>
+                    <m:nary>
+                      <m:naryPr>
+                        <m:chr m:val="∑"/>
+                        <m:limLoc m:val="undOvr"/>
+                        <m:supHide m:val="1"/>
+                        <m:ctrlPr>
+                          <w:rPr>
+                            <w:rFonts w:ascii="Cambria Math" w:eastAsiaTheme="minorEastAsia" w:hAnsi="Cambria Math"/>
+                            <w:i/>
+                          </w:rPr>
+                        </m:ctrlPr>
+                      </m:naryPr>
+                      <m:sub>
+                        <m:r>
+                          <w:rPr>
+                            <w:rFonts w:ascii="Cambria Math" w:eastAsiaTheme="minorEastAsia" w:hAnsi="Cambria Math"/>
+                          </w:rPr>
+                          <m:t>t in tech</m:t>
+                        </m:r>
+                      </m:sub>
+                      <m:sup/>
+                      <m:e>
+                        <m:r>
+                          <w:rPr>
+                            <w:rFonts w:ascii="Cambria Math" w:eastAsiaTheme="minorEastAsia" w:hAnsi="Cambria Math"/>
+                          </w:rPr>
+                          <m:t>x</m:t>
+                        </m:r>
+                        <m:d>
+                          <m:dPr>
+                            <m:ctrlPr>
+                              <w:rPr>
+                                <w:rFonts w:ascii="Cambria Math" w:eastAsiaTheme="minorEastAsia" w:hAnsi="Cambria Math"/>
+                                <w:i/>
+                              </w:rPr>
+                            </m:ctrlPr>
+                          </m:dPr>
+                          <m:e>
+                            <m:r>
+                              <w:rPr>
+                                <w:rFonts w:ascii="Cambria Math" w:eastAsiaTheme="minorEastAsia" w:hAnsi="Cambria Math"/>
+                              </w:rPr>
+                              <m:t>m,home,t,s</m:t>
+                            </m:r>
+                          </m:e>
+                        </m:d>
+                      </m:e>
+                    </m:nary>
+                  </m:e>
+                </m:nary>
+                <m:r>
+                  <w:rPr>
+                    <w:rFonts w:ascii="Cambria Math" w:eastAsiaTheme="minorEastAsia" w:hAnsi="Cambria Math"/>
+                  </w:rPr>
+                  <m:t>=</m:t>
+                </m:r>
+                <m:sSub>
+                  <m:sSubPr>
+                    <m:ctrlPr>
+                      <w:rPr>
+                        <w:rFonts w:ascii="Cambria Math" w:eastAsiaTheme="minorEastAsia" w:hAnsi="Cambria Math"/>
+                        <w:i/>
+                      </w:rPr>
+                    </m:ctrlPr>
+                  </m:sSubPr>
+                  <m:e>
+                    <m:r>
+                      <w:rPr>
+                        <w:rFonts w:ascii="Cambria Math" w:eastAsiaTheme="minorEastAsia" w:hAnsi="Cambria Math"/>
+                      </w:rPr>
+                      <m:t>M</m:t>
+                    </m:r>
+                  </m:e>
+                  <m:sub>
+                    <m:r>
+                      <w:rPr>
+                        <w:rFonts w:ascii="Cambria Math" w:eastAsiaTheme="minorEastAsia" w:hAnsi="Cambria Math"/>
+                      </w:rPr>
+                      <m:t>home,m</m:t>
+                    </m:r>
+                  </m:sub>
+                </m:sSub>
+              </m:oMath>
+            </m:oMathPara>
+          </w:p>
+          <w:p>
+            <w:pPr>
+              <w:rPr>
+                <w:rFonts w:eastAsiaTheme="minorEastAsia"/>
+              </w:rPr>
+            </w:pPr>
+            <m:oMathPara>
+              <m:oMath>
+                <m:nary>
+                  <m:naryPr>
+                    <m:chr m:val="∑"/>
+                    <m:limLoc m:val="undOvr"/>
+                    <m:supHide m:val="1"/>
+                    <m:ctrlPr>
+                      <w:rPr>
+                        <w:rFonts w:ascii="Cambria Math" w:eastAsiaTheme="minorEastAsia" w:hAnsi="Cambria Math"/>
+                        <w:i/>
+                      </w:rPr>
+                    </m:ctrlPr>
+                  </m:naryPr>
+                  <m:sub>
+                    <m:r>
+                      <w:rPr>
+                        <w:rFonts w:ascii="Cambria Math" w:eastAsiaTheme="minorEastAsia" w:hAnsi="Cambria Math"/>
+                      </w:rPr>
+                      <m:t>s</m:t>
+                    </m:r>
+                  </m:sub>
+                  <m:sup/>
+                  <m:e>
+                    <m:nary>
+                      <m:naryPr>
+                        <m:chr m:val="∑"/>
+                        <m:limLoc m:val="undOvr"/>
+                        <m:supHide m:val="1"/>
+                        <m:ctrlPr>
+                          <w:rPr>
+                            <w:rFonts w:ascii="Cambria Math" w:eastAsiaTheme="minorEastAsia" w:hAnsi="Cambria Math"/>
+                            <w:i/>
+                          </w:rPr>
+                        </m:ctrlPr>
+                      </m:naryPr>
+                      <m:sub>
+                        <m:r>
+                          <w:rPr>
+                            <w:rFonts w:ascii="Cambria Math" w:eastAsiaTheme="minorEastAsia" w:hAnsi="Cambria Math"/>
+                          </w:rPr>
+                          <m:t>t in tech</m:t>
+                        </m:r>
+                      </m:sub>
+                      <m:sup/>
+                      <m:e>
+                        <m:r>
+                          <w:rPr>
+                            <w:rFonts w:ascii="Cambria Math" w:eastAsiaTheme="minorEastAsia" w:hAnsi="Cambria Math"/>
+                          </w:rPr>
+                          <m:t>x(m,build,t,s)</m:t>
+                        </m:r>
+                      </m:e>
+                    </m:nary>
+                  </m:e>
+                </m:nary>
+                <m:r>
+                  <w:rPr>
+                    <w:rFonts w:ascii="Cambria Math" w:eastAsiaTheme="minorEastAsia" w:hAnsi="Cambria Math"/>
+                  </w:rPr>
+                  <m:t>=</m:t>
+                </m:r>
+                <m:sSub>
+                  <m:sSubPr>
+                    <m:ctrlPr>
+                      <w:rPr>
+                        <w:rFonts w:ascii="Cambria Math" w:eastAsiaTheme="minorEastAsia" w:hAnsi="Cambria Math"/>
+                        <w:i/>
+                      </w:rPr>
+                    </m:ctrlPr>
+                  </m:sSubPr>
+                  <m:e>
+                    <m:r>
+                      <w:rPr>
+                        <w:rFonts w:ascii="Cambria Math" w:eastAsiaTheme="minorEastAsia" w:hAnsi="Cambria Math"/>
+                      </w:rPr>
+                      <m:t>M</m:t>
+                    </m:r>
+                  </m:e>
+                  <m:sub>
+                    <m:r>
+                      <w:rPr>
+                        <w:rFonts w:ascii="Cambria Math" w:eastAsiaTheme="minorEastAsia" w:hAnsi="Cambria Math"/>
+                      </w:rPr>
+                      <m:t>build,m</m:t>
+                    </m:r>
+                  </m:sub>
+                </m:sSub>
+              </m:oMath>
+            </m:oMathPara>
+          </w:p>
+          <w:p>
+            <w:pPr>
+              <w:pStyle w:val="Paragraphedeliste"/>
+              <w:numPr>
+                <w:ilvl w:val="0"/>
+                <w:numId w:val="3"/>
+              </w:numPr>
+              <w:rPr>
+                <w:rFonts w:eastAsiaTheme="minorEastAsia"/>
+              </w:rPr>
+            </w:pPr>
+            <w:r>
+              <w:rPr>
+                <w:rFonts w:eastAsiaTheme="minorEastAsia"/>
+              </w:rPr>
+              <w:t>Les buildings ne peuvent utilisés la technologie HC</w:t>
+            </w:r>
+          </w:p>
+          <w:p>
+            <w:pPr>
+              <w:rPr>
+                <w:rFonts w:eastAsiaTheme="minorEastAsia"/>
+              </w:rPr>
+            </w:pPr>
+            <w:r>
+              <w:rPr>
+                <w:rFonts w:eastAsiaTheme="minorEastAsia"/>
+              </w:rPr>
+              <w:t xml:space="preserve">Pour m dans </w:t>
+            </w:r>
+            <w:proofErr w:type="spellStart"/>
+            <w:r>
+              <w:rPr>
+                <w:rFonts w:eastAsiaTheme="minorEastAsia"/>
+              </w:rPr>
+              <w:t>mun</w:t>
+            </w:r>
+            <w:proofErr w:type="spellEnd"/>
+            <w:r>
+              <w:rPr>
+                <w:rFonts w:eastAsiaTheme="minorEastAsia"/>
+              </w:rPr>
+              <w:t> :</w:t>
+            </w:r>
+          </w:p>
+          <w:p>
+            <w:pPr>
+              <w:rPr>
+                <w:rFonts w:eastAsiaTheme="minorEastAsia"/>
+              </w:rPr>
+            </w:pPr>
+            <m:oMathPara>
+              <m:oMath>
+                <m:nary>
+                  <m:naryPr>
+                    <m:chr m:val="∑"/>
+                    <m:limLoc m:val="undOvr"/>
+                    <m:supHide m:val="1"/>
+                    <m:ctrlPr>
+                      <w:rPr>
+                        <w:rFonts w:ascii="Cambria Math" w:eastAsiaTheme="minorEastAsia" w:hAnsi="Cambria Math"/>
+                        <w:i/>
+                      </w:rPr>
+                    </m:ctrlPr>
+                  </m:naryPr>
+                  <m:sub>
+                    <m:r>
+                      <w:rPr>
+                        <w:rFonts w:ascii="Cambria Math" w:eastAsiaTheme="minorEastAsia" w:hAnsi="Cambria Math"/>
+                      </w:rPr>
+                      <m:t>s in S</m:t>
+                    </m:r>
+                  </m:sub>
+                  <m:sup/>
+                  <m:e>
+                    <m:r>
+                      <w:rPr>
+                        <w:rFonts w:ascii="Cambria Math" w:eastAsiaTheme="minorEastAsia" w:hAnsi="Cambria Math"/>
+                      </w:rPr>
+                      <m:t>x(m,build,HC,s)</m:t>
+                    </m:r>
+                  </m:e>
+                </m:nary>
+                <m:r>
+                  <w:rPr>
+                    <w:rFonts w:ascii="Cambria Math" w:eastAsiaTheme="minorEastAsia" w:hAnsi="Cambria Math"/>
+                  </w:rPr>
+                  <m:t>=0</m:t>
+                </m:r>
+              </m:oMath>
+            </m:oMathPara>
+          </w:p>
+          <w:p>
+            <w:pPr>
+              <w:pStyle w:val="Paragraphedeliste"/>
+              <w:numPr>
+                <w:ilvl w:val="0"/>
+                <w:numId w:val="2"/>
+              </w:numPr>
+            </w:pPr>
+            <w:r>
+              <w:t>Les quantités de déchets envoyés dans les technologies doivent respecter les contraintes de capacité</w:t>
+            </w:r>
+          </w:p>
+          <w:p>
+            <w:r>
+              <w:t>Pour t dans T, s dans S :</w:t>
+            </w:r>
+          </w:p>
+          <w:p>
+            <w:pPr>
+              <w:rPr>
+                <w:rFonts w:eastAsiaTheme="minorEastAsia"/>
+                <w:sz w:val="20"/>
+              </w:rPr>
+            </w:pPr>
+            <m:oMathPara>
+              <m:oMathParaPr>
+                <m:jc m:val="left"/>
+              </m:oMathParaPr>
+              <m:oMath>
+                <m:nary>
+                  <m:naryPr>
+                    <m:chr m:val="∑"/>
+                    <m:limLoc m:val="undOvr"/>
+                    <m:supHide m:val="1"/>
+                    <m:ctrlPr>
+                      <w:rPr>
+                        <w:rFonts w:ascii="Cambria Math" w:eastAsiaTheme="minorEastAsia" w:hAnsi="Cambria Math"/>
+                        <w:i/>
+                        <w:sz w:val="20"/>
+                      </w:rPr>
+                    </m:ctrlPr>
+                  </m:naryPr>
+                  <m:sub>
+                    <m:r>
+                      <w:rPr>
+                        <w:rFonts w:ascii="Cambria Math" w:eastAsiaTheme="minorEastAsia" w:hAnsi="Cambria Math"/>
+                        <w:sz w:val="20"/>
+                      </w:rPr>
+                      <m:t>o in origin</m:t>
+                    </m:r>
+                  </m:sub>
+                  <m:sup/>
+                  <m:e>
+                    <m:nary>
+                      <m:naryPr>
+                        <m:chr m:val="∑"/>
+                        <m:limLoc m:val="undOvr"/>
+                        <m:supHide m:val="1"/>
+                        <m:ctrlPr>
+                          <w:rPr>
+                            <w:rFonts w:ascii="Cambria Math" w:eastAsiaTheme="minorEastAsia" w:hAnsi="Cambria Math"/>
+                            <w:i/>
+                            <w:sz w:val="20"/>
+                          </w:rPr>
+                        </m:ctrlPr>
+                      </m:naryPr>
+                      <m:sub>
+                        <m:r>
+                          <w:rPr>
+                            <w:rFonts w:ascii="Cambria Math" w:eastAsiaTheme="minorEastAsia" w:hAnsi="Cambria Math"/>
+                            <w:sz w:val="20"/>
+                          </w:rPr>
+                          <m:t>m in mun</m:t>
+                        </m:r>
+                      </m:sub>
+                      <m:sup/>
+                      <m:e>
+                        <m:r>
+                          <w:rPr>
+                            <w:rFonts w:ascii="Cambria Math" w:eastAsiaTheme="minorEastAsia" w:hAnsi="Cambria Math"/>
+                            <w:sz w:val="20"/>
+                          </w:rPr>
+                          <m:t>x</m:t>
+                        </m:r>
+                        <m:d>
+                          <m:dPr>
+                            <m:ctrlPr>
+                              <w:rPr>
+                                <w:rFonts w:ascii="Cambria Math" w:eastAsiaTheme="minorEastAsia" w:hAnsi="Cambria Math"/>
+                                <w:i/>
+                                <w:sz w:val="20"/>
+                              </w:rPr>
+                            </m:ctrlPr>
+                          </m:dPr>
+                          <m:e>
+                            <m:r>
+                              <w:rPr>
+                                <w:rFonts w:ascii="Cambria Math" w:eastAsiaTheme="minorEastAsia" w:hAnsi="Cambria Math"/>
+                                <w:sz w:val="20"/>
+                              </w:rPr>
+                              <m:t>m,o,t,s</m:t>
+                            </m:r>
+                          </m:e>
+                        </m:d>
+                        <m:r>
+                          <w:rPr>
+                            <w:rFonts w:ascii="Cambria Math" w:eastAsiaTheme="minorEastAsia" w:hAnsi="Cambria Math"/>
+                            <w:sz w:val="20"/>
+                          </w:rPr>
+                          <m:t>≤ub</m:t>
+                        </m:r>
+                        <m:d>
+                          <m:dPr>
+                            <m:ctrlPr>
+                              <w:rPr>
+                                <w:rFonts w:ascii="Cambria Math" w:eastAsiaTheme="minorEastAsia" w:hAnsi="Cambria Math"/>
+                                <w:i/>
+                                <w:sz w:val="20"/>
+                              </w:rPr>
+                            </m:ctrlPr>
+                          </m:dPr>
+                          <m:e>
+                            <m:r>
+                              <w:rPr>
+                                <w:rFonts w:ascii="Cambria Math" w:eastAsiaTheme="minorEastAsia" w:hAnsi="Cambria Math"/>
+                                <w:sz w:val="20"/>
+                              </w:rPr>
+                              <m:t>t</m:t>
+                            </m:r>
+                          </m:e>
+                        </m:d>
+                        <m:r>
+                          <w:rPr>
+                            <w:rFonts w:ascii="Cambria Math" w:eastAsiaTheme="minorEastAsia" w:hAnsi="Cambria Math"/>
+                            <w:sz w:val="20"/>
+                          </w:rPr>
+                          <m:t>*y(t,s)</m:t>
+                        </m:r>
+                      </m:e>
+                    </m:nary>
+                  </m:e>
+                </m:nary>
+              </m:oMath>
+            </m:oMathPara>
+          </w:p>
+          <w:p>
+            <w:pPr>
+              <w:rPr>
+                <w:rFonts w:eastAsiaTheme="minorEastAsia"/>
+                <w:sz w:val="20"/>
+              </w:rPr>
+            </w:pPr>
+            <m:oMathPara>
+              <m:oMath>
+                <m:nary>
+                  <m:naryPr>
+                    <m:chr m:val="∑"/>
+                    <m:limLoc m:val="undOvr"/>
+                    <m:supHide m:val="1"/>
+                    <m:ctrlPr>
+                      <w:rPr>
+                        <w:rFonts w:ascii="Cambria Math" w:eastAsiaTheme="minorEastAsia" w:hAnsi="Cambria Math"/>
+                        <w:i/>
+                        <w:sz w:val="20"/>
+                      </w:rPr>
+                    </m:ctrlPr>
+                  </m:naryPr>
+                  <m:sub>
+                    <m:r>
+                      <w:rPr>
+                        <w:rFonts w:ascii="Cambria Math" w:eastAsiaTheme="minorEastAsia" w:hAnsi="Cambria Math"/>
+                        <w:sz w:val="20"/>
+                      </w:rPr>
+                      <m:t>o in origin</m:t>
+                    </m:r>
+                  </m:sub>
+                  <m:sup/>
+                  <m:e>
+                    <m:nary>
+                      <m:naryPr>
+                        <m:chr m:val="∑"/>
+                        <m:limLoc m:val="undOvr"/>
+                        <m:supHide m:val="1"/>
+                        <m:ctrlPr>
+                          <w:rPr>
+                            <w:rFonts w:ascii="Cambria Math" w:eastAsiaTheme="minorEastAsia" w:hAnsi="Cambria Math"/>
+                            <w:i/>
+                            <w:sz w:val="20"/>
+                          </w:rPr>
+                        </m:ctrlPr>
+                      </m:naryPr>
+                      <m:sub>
+                        <m:r>
+                          <w:rPr>
+                            <w:rFonts w:ascii="Cambria Math" w:eastAsiaTheme="minorEastAsia" w:hAnsi="Cambria Math"/>
+                            <w:sz w:val="20"/>
+                          </w:rPr>
+                          <m:t>m in mun</m:t>
+                        </m:r>
+                      </m:sub>
+                      <m:sup/>
+                      <m:e>
+                        <m:r>
+                          <w:rPr>
+                            <w:rFonts w:ascii="Cambria Math" w:eastAsiaTheme="minorEastAsia" w:hAnsi="Cambria Math"/>
+                            <w:sz w:val="20"/>
+                          </w:rPr>
+                          <m:t>x</m:t>
+                        </m:r>
+                        <m:d>
+                          <m:dPr>
+                            <m:ctrlPr>
+                              <w:rPr>
+                                <w:rFonts w:ascii="Cambria Math" w:eastAsiaTheme="minorEastAsia" w:hAnsi="Cambria Math"/>
+                                <w:i/>
+                                <w:sz w:val="20"/>
+                              </w:rPr>
+                            </m:ctrlPr>
+                          </m:dPr>
+                          <m:e>
+                            <m:r>
+                              <w:rPr>
+                                <w:rFonts w:ascii="Cambria Math" w:eastAsiaTheme="minorEastAsia" w:hAnsi="Cambria Math"/>
+                                <w:sz w:val="20"/>
+                              </w:rPr>
+                              <m:t>m,o,t,s</m:t>
+                            </m:r>
+                          </m:e>
+                        </m:d>
+                        <m:r>
+                          <w:rPr>
+                            <w:rFonts w:ascii="Cambria Math" w:eastAsiaTheme="minorEastAsia" w:hAnsi="Cambria Math"/>
+                            <w:sz w:val="20"/>
+                          </w:rPr>
+                          <m:t>≥lb</m:t>
+                        </m:r>
+                        <m:d>
+                          <m:dPr>
+                            <m:ctrlPr>
+                              <w:rPr>
+                                <w:rFonts w:ascii="Cambria Math" w:eastAsiaTheme="minorEastAsia" w:hAnsi="Cambria Math"/>
+                                <w:i/>
+                                <w:sz w:val="20"/>
+                              </w:rPr>
+                            </m:ctrlPr>
+                          </m:dPr>
+                          <m:e>
+                            <m:r>
+                              <w:rPr>
+                                <w:rFonts w:ascii="Cambria Math" w:eastAsiaTheme="minorEastAsia" w:hAnsi="Cambria Math"/>
+                                <w:sz w:val="20"/>
+                              </w:rPr>
+                              <m:t>t</m:t>
+                            </m:r>
+                          </m:e>
+                        </m:d>
+                        <m:r>
+                          <w:rPr>
+                            <w:rFonts w:ascii="Cambria Math" w:eastAsiaTheme="minorEastAsia" w:hAnsi="Cambria Math"/>
+                            <w:sz w:val="20"/>
+                          </w:rPr>
+                          <m:t>*y(t,s)</m:t>
+                        </m:r>
+                      </m:e>
+                    </m:nary>
+                  </m:e>
+                </m:nary>
+              </m:oMath>
+            </m:oMathPara>
+          </w:p>
+          <w:p>
+            <w:pPr>
+              <w:pStyle w:val="Paragraphedeliste"/>
+              <w:numPr>
+                <w:ilvl w:val="0"/>
+                <w:numId w:val="2"/>
+              </w:numPr>
+              <w:rPr>
+                <w:rFonts w:eastAsiaTheme="minorEastAsia"/>
+                <w:sz w:val="20"/>
+              </w:rPr>
+            </w:pPr>
+            <w:r>
+              <w:rPr>
+                <w:rFonts w:eastAsiaTheme="minorEastAsia"/>
+                <w:sz w:val="20"/>
+              </w:rPr>
+              <w:t>Une technologie ne peut être installée que dans un site où cela est possible</w:t>
+            </w:r>
+          </w:p>
+          <w:p>
+            <w:pPr>
+              <w:rPr>
+                <w:rFonts w:eastAsiaTheme="minorEastAsia"/>
+                <w:sz w:val="20"/>
+              </w:rPr>
+            </w:pPr>
+            <w:r>
+              <w:rPr>
+                <w:rFonts w:eastAsiaTheme="minorEastAsia"/>
+                <w:sz w:val="20"/>
+              </w:rPr>
+              <w:t>Pour t dans T, s dans S :</w:t>
+            </w:r>
+          </w:p>
+          <w:p>
+            <w:pPr>
+              <w:rPr>
+                <w:rFonts w:eastAsiaTheme="minorEastAsia"/>
+                <w:sz w:val="20"/>
+              </w:rPr>
+            </w:pPr>
+            <w:r>
+              <w:rPr>
+                <w:rFonts w:eastAsiaTheme="minorEastAsia"/>
+                <w:sz w:val="20"/>
+              </w:rPr>
+              <w:t xml:space="preserve">Si </w:t>
+            </w:r>
+            <w:proofErr w:type="spellStart"/>
+            <w:r>
+              <w:rPr>
+                <w:rFonts w:eastAsiaTheme="minorEastAsia"/>
+                <w:sz w:val="20"/>
+              </w:rPr>
+              <w:t>poss_tech</w:t>
+            </w:r>
+            <w:proofErr w:type="spellEnd"/>
+            <w:r>
+              <w:rPr>
+                <w:rFonts w:eastAsiaTheme="minorEastAsia"/>
+                <w:sz w:val="20"/>
+              </w:rPr>
+              <w:t>(</w:t>
+            </w:r>
+            <w:proofErr w:type="spellStart"/>
+            <w:proofErr w:type="gramStart"/>
+            <w:r>
+              <w:rPr>
+                <w:rFonts w:eastAsiaTheme="minorEastAsia"/>
+                <w:sz w:val="20"/>
+              </w:rPr>
+              <w:t>t,s</w:t>
+            </w:r>
+            <w:proofErr w:type="spellEnd"/>
+            <w:proofErr w:type="gramEnd"/>
+            <w:r>
+              <w:rPr>
+                <w:rFonts w:eastAsiaTheme="minorEastAsia"/>
+                <w:sz w:val="20"/>
+              </w:rPr>
+              <w:t>) =0, alors :</w:t>
+            </w:r>
+          </w:p>
+          <w:p>
+            <w:pPr>
+              <w:rPr>
+                <w:rFonts w:eastAsiaTheme="minorEastAsia"/>
+                <w:sz w:val="20"/>
+              </w:rPr>
+            </w:pPr>
+            <w:proofErr w:type="gramStart"/>
+            <w:r>
+              <w:rPr>
+                <w:rFonts w:eastAsiaTheme="minorEastAsia"/>
+                <w:sz w:val="20"/>
+              </w:rPr>
+              <w:t>y</w:t>
+            </w:r>
+            <w:proofErr w:type="gramEnd"/>
+            <w:r>
+              <w:rPr>
+                <w:rFonts w:eastAsiaTheme="minorEastAsia"/>
+                <w:sz w:val="20"/>
+              </w:rPr>
+              <w:t>(</w:t>
+            </w:r>
+            <w:proofErr w:type="spellStart"/>
+            <w:r>
+              <w:rPr>
+                <w:rFonts w:eastAsiaTheme="minorEastAsia"/>
+                <w:sz w:val="20"/>
+              </w:rPr>
+              <w:t>t,s</w:t>
+            </w:r>
+            <w:proofErr w:type="spellEnd"/>
+            <w:r>
+              <w:rPr>
+                <w:rFonts w:eastAsiaTheme="minorEastAsia"/>
+                <w:sz w:val="20"/>
+              </w:rPr>
+              <w:t>) = 0, et</w:t>
+            </w:r>
+          </w:p>
+          <w:p>
+            <w:pPr>
+              <w:rPr>
+                <w:rFonts w:eastAsiaTheme="minorEastAsia"/>
+              </w:rPr>
+            </w:pPr>
+            <m:oMathPara>
+              <m:oMath>
+                <m:nary>
+                  <m:naryPr>
+                    <m:chr m:val="∑"/>
+                    <m:limLoc m:val="undOvr"/>
+                    <m:supHide m:val="1"/>
+                    <m:ctrlPr>
+                      <w:rPr>
+                        <w:rFonts w:ascii="Cambria Math" w:eastAsiaTheme="minorEastAsia" w:hAnsi="Cambria Math"/>
+                        <w:i/>
+                      </w:rPr>
+                    </m:ctrlPr>
+                  </m:naryPr>
+                  <m:sub>
+                    <m:r>
+                      <w:rPr>
+                        <w:rFonts w:ascii="Cambria Math" w:eastAsiaTheme="minorEastAsia" w:hAnsi="Cambria Math"/>
+                      </w:rPr>
+                      <m:t>m</m:t>
+                    </m:r>
+                  </m:sub>
+                  <m:sup/>
+                  <m:e>
+                    <m:nary>
+                      <m:naryPr>
+                        <m:chr m:val="∑"/>
+                        <m:limLoc m:val="undOvr"/>
+                        <m:supHide m:val="1"/>
+                        <m:ctrlPr>
+                          <w:rPr>
+                            <w:rFonts w:ascii="Cambria Math" w:eastAsiaTheme="minorEastAsia" w:hAnsi="Cambria Math"/>
+                            <w:i/>
+                          </w:rPr>
+                        </m:ctrlPr>
+                      </m:naryPr>
+                      <m:sub>
+                        <m:r>
+                          <w:rPr>
+                            <w:rFonts w:ascii="Cambria Math" w:eastAsiaTheme="minorEastAsia" w:hAnsi="Cambria Math"/>
+                          </w:rPr>
+                          <m:t>o</m:t>
+                        </m:r>
+                      </m:sub>
+                      <m:sup/>
+                      <m:e>
+                        <m:r>
+                          <w:rPr>
+                            <w:rFonts w:ascii="Cambria Math" w:eastAsiaTheme="minorEastAsia" w:hAnsi="Cambria Math"/>
+                          </w:rPr>
+                          <m:t>x</m:t>
+                        </m:r>
+                        <m:d>
+                          <m:dPr>
+                            <m:ctrlPr>
+                              <w:rPr>
+                                <w:rFonts w:ascii="Cambria Math" w:eastAsiaTheme="minorEastAsia" w:hAnsi="Cambria Math"/>
+                                <w:i/>
+                              </w:rPr>
+                            </m:ctrlPr>
+                          </m:dPr>
+                          <m:e>
+                            <m:r>
+                              <w:rPr>
+                                <w:rFonts w:ascii="Cambria Math" w:eastAsiaTheme="minorEastAsia" w:hAnsi="Cambria Math"/>
+                              </w:rPr>
+                              <m:t>m,o,t,s</m:t>
+                            </m:r>
+                          </m:e>
+                        </m:d>
+                      </m:e>
+                    </m:nary>
+                  </m:e>
+                </m:nary>
+                <m:r>
+                  <w:rPr>
+                    <w:rFonts w:ascii="Cambria Math" w:eastAsiaTheme="minorEastAsia" w:hAnsi="Cambria Math"/>
+                  </w:rPr>
+                  <m:t>=0</m:t>
+                </m:r>
+              </m:oMath>
+            </m:oMathPara>
+          </w:p>
+          <w:p>
+            <w:pPr>
+              <w:pStyle w:val="Paragraphedeliste"/>
+              <w:numPr>
+                <w:ilvl w:val="0"/>
+                <w:numId w:val="2"/>
+              </w:numPr>
+              <w:rPr>
+                <w:rFonts w:eastAsiaTheme="minorEastAsia"/>
+              </w:rPr>
+            </w:pPr>
+            <w:r>
+              <w:rPr>
+                <w:rFonts w:eastAsiaTheme="minorEastAsia"/>
+              </w:rPr>
+              <w:t>Une technologie décentralisée ne peut recevoir que les déchets issus de la municipalité où elle est installée</w:t>
+            </w:r>
+          </w:p>
+          <w:p>
+            <w:pPr>
+              <w:rPr>
+                <w:rFonts w:eastAsiaTheme="minorEastAsia"/>
+              </w:rPr>
+            </w:pPr>
+            <w:r>
+              <w:rPr>
+                <w:rFonts w:eastAsiaTheme="minorEastAsia"/>
+              </w:rPr>
+              <w:t xml:space="preserve">Pour m dans </w:t>
+            </w:r>
+            <w:proofErr w:type="spellStart"/>
+            <w:r>
+              <w:rPr>
+                <w:rFonts w:eastAsiaTheme="minorEastAsia"/>
+              </w:rPr>
+              <w:t>mun</w:t>
+            </w:r>
+            <w:proofErr w:type="spellEnd"/>
+            <w:r>
+              <w:rPr>
+                <w:rFonts w:eastAsiaTheme="minorEastAsia"/>
+              </w:rPr>
+              <w:t>, s dans S, t dans T :</w:t>
+            </w:r>
+          </w:p>
+          <w:p>
+            <w:pPr>
+              <w:rPr>
+                <w:rFonts w:eastAsiaTheme="minorEastAsia"/>
+              </w:rPr>
+            </w:pPr>
+            <w:r>
+              <w:rPr>
+                <w:rFonts w:eastAsiaTheme="minorEastAsia"/>
+              </w:rPr>
+              <w:t xml:space="preserve">Si t est décentralisée, et m </w:t>
+            </w:r>
+            <w:r>
+              <w:rPr>
+                <w:rFonts w:eastAsiaTheme="minorEastAsia" w:cstheme="minorHAnsi"/>
+              </w:rPr>
+              <w:t>≠</w:t>
+            </w:r>
+            <w:r>
+              <w:rPr>
+                <w:rFonts w:eastAsiaTheme="minorEastAsia"/>
+              </w:rPr>
+              <w:t xml:space="preserve"> s :</w:t>
+            </w:r>
+          </w:p>
+          <w:p>
+            <w:pPr>
+              <w:jc w:val="center"/>
+              <w:rPr>
+                <w:rFonts w:eastAsiaTheme="minorEastAsia"/>
+                <w:sz w:val="20"/>
+              </w:rPr>
+            </w:pPr>
+            <w:proofErr w:type="gramStart"/>
+            <w:r>
+              <w:rPr>
+                <w:rFonts w:eastAsiaTheme="minorEastAsia"/>
+                <w:sz w:val="20"/>
+              </w:rPr>
+              <w:t>y</w:t>
+            </w:r>
+            <w:proofErr w:type="gramEnd"/>
+            <w:r>
+              <w:rPr>
+                <w:rFonts w:eastAsiaTheme="minorEastAsia"/>
+                <w:sz w:val="20"/>
+              </w:rPr>
+              <w:t>(</w:t>
+            </w:r>
+            <w:proofErr w:type="spellStart"/>
+            <w:r>
+              <w:rPr>
+                <w:rFonts w:eastAsiaTheme="minorEastAsia"/>
+                <w:sz w:val="20"/>
+              </w:rPr>
+              <w:t>t,s</w:t>
+            </w:r>
+            <w:proofErr w:type="spellEnd"/>
+            <w:r>
+              <w:rPr>
+                <w:rFonts w:eastAsiaTheme="minorEastAsia"/>
+                <w:sz w:val="20"/>
+              </w:rPr>
+              <w:t>) = 0, et</w:t>
+            </w:r>
+          </w:p>
+          <w:p>
+            <w:pPr>
+              <w:rPr>
+                <w:rFonts w:eastAsiaTheme="minorEastAsia"/>
+              </w:rPr>
+            </w:pPr>
+            <m:oMathPara>
+              <m:oMath>
+                <m:nary>
+                  <m:naryPr>
+                    <m:chr m:val="∑"/>
+                    <m:limLoc m:val="undOvr"/>
+                    <m:supHide m:val="1"/>
+                    <m:ctrlPr>
+                      <w:rPr>
+                        <w:rFonts w:ascii="Cambria Math" w:eastAsiaTheme="minorEastAsia" w:hAnsi="Cambria Math"/>
+                        <w:i/>
+                      </w:rPr>
+                    </m:ctrlPr>
+                  </m:naryPr>
+                  <m:sub>
+                    <m:r>
+                      <w:rPr>
+                        <w:rFonts w:ascii="Cambria Math" w:eastAsiaTheme="minorEastAsia" w:hAnsi="Cambria Math"/>
+                      </w:rPr>
+                      <m:t>o</m:t>
+                    </m:r>
+                  </m:sub>
+                  <m:sup/>
+                  <m:e>
+                    <m:r>
+                      <w:rPr>
+                        <w:rFonts w:ascii="Cambria Math" w:eastAsiaTheme="minorEastAsia" w:hAnsi="Cambria Math"/>
+                      </w:rPr>
+                      <m:t>x</m:t>
+                    </m:r>
+                    <m:d>
+                      <m:dPr>
+                        <m:ctrlPr>
+                          <w:rPr>
+                            <w:rFonts w:ascii="Cambria Math" w:eastAsiaTheme="minorEastAsia" w:hAnsi="Cambria Math"/>
+                            <w:i/>
+                          </w:rPr>
+                        </m:ctrlPr>
+                      </m:dPr>
+                      <m:e>
+                        <m:r>
+                          <w:rPr>
+                            <w:rFonts w:ascii="Cambria Math" w:eastAsiaTheme="minorEastAsia" w:hAnsi="Cambria Math"/>
+                          </w:rPr>
+                          <m:t>m,o,t,s</m:t>
+                        </m:r>
+                      </m:e>
+                    </m:d>
+                  </m:e>
+                </m:nary>
+                <m:r>
+                  <w:rPr>
+                    <w:rFonts w:ascii="Cambria Math" w:eastAsiaTheme="minorEastAsia" w:hAnsi="Cambria Math"/>
+                  </w:rPr>
+                  <m:t>=0</m:t>
+                </m:r>
+              </m:oMath>
+            </m:oMathPara>
+          </w:p>
+          <w:p>
+            <w:pPr>
+              <w:rPr>
+                <w:sz w:val="20"/>
+              </w:rPr>
+            </w:pPr>
+          </w:p>
+          <w:p>
+            <w:pPr>
+              <w:rPr>
+                <w:sz w:val="20"/>
+              </w:rPr>
+            </w:pPr>
+          </w:p>
+          <w:p>
+            <w:pPr>
+              <w:pStyle w:val="Paragraphedeliste"/>
+              <w:numPr>
+                <w:ilvl w:val="0"/>
+                <w:numId w:val="2"/>
+              </w:numPr>
+            </w:pPr>
+            <w:r>
+              <w:t>Tous les coproduits doivent avoir un marché</w:t>
+            </w:r>
+          </w:p>
+          <w:p>
+            <w:r>
+              <w:t xml:space="preserve">Pour </w:t>
+            </w:r>
+            <w:proofErr w:type="spellStart"/>
+            <w:r>
+              <w:t>cp</w:t>
+            </w:r>
+            <w:proofErr w:type="spellEnd"/>
+            <w:r>
+              <w:t xml:space="preserve"> dans CP, t dans T, s dans S :</w:t>
+            </w:r>
+          </w:p>
+          <w:p>
+            <m:oMathPara>
+              <m:oMath>
+                <m:nary>
+                  <m:naryPr>
+                    <m:chr m:val="∑"/>
+                    <m:limLoc m:val="undOvr"/>
+                    <m:supHide m:val="1"/>
+                    <m:ctrlPr>
+                      <w:rPr>
+                        <w:rFonts w:ascii="Cambria Math" w:hAnsi="Cambria Math"/>
+                        <w:i/>
+                      </w:rPr>
+                    </m:ctrlPr>
+                  </m:naryPr>
+                  <m:sub>
+                    <m:r>
+                      <w:rPr>
+                        <w:rFonts w:ascii="Cambria Math" w:hAnsi="Cambria Math"/>
+                      </w:rPr>
+                      <m:t>mark</m:t>
+                    </m:r>
+                  </m:sub>
+                  <m:sup/>
+                  <m:e>
+                    <m:r>
+                      <w:rPr>
+                        <w:rFonts w:ascii="Cambria Math" w:hAnsi="Cambria Math"/>
+                      </w:rPr>
+                      <m:t>z(t,s,cp,mark)</m:t>
+                    </m:r>
+                  </m:e>
+                </m:nary>
+                <m:r>
+                  <w:rPr>
+                    <w:rFonts w:ascii="Cambria Math" w:hAnsi="Cambria Math"/>
+                  </w:rPr>
+                  <m:t>=</m:t>
+                </m:r>
+                <m:nary>
+                  <m:naryPr>
+                    <m:chr m:val="∑"/>
+                    <m:limLoc m:val="undOvr"/>
+                    <m:supHide m:val="1"/>
+                    <m:ctrlPr>
+                      <w:rPr>
+                        <w:rFonts w:ascii="Cambria Math" w:hAnsi="Cambria Math"/>
+                        <w:i/>
+                      </w:rPr>
+                    </m:ctrlPr>
+                  </m:naryPr>
+                  <m:sub>
+                    <m:r>
+                      <w:rPr>
+                        <w:rFonts w:ascii="Cambria Math" w:hAnsi="Cambria Math"/>
+                      </w:rPr>
+                      <m:t>m</m:t>
+                    </m:r>
+                  </m:sub>
+                  <m:sup/>
+                  <m:e>
+                    <m:nary>
+                      <m:naryPr>
+                        <m:chr m:val="∑"/>
+                        <m:limLoc m:val="undOvr"/>
+                        <m:supHide m:val="1"/>
+                        <m:ctrlPr>
+                          <w:rPr>
+                            <w:rFonts w:ascii="Cambria Math" w:hAnsi="Cambria Math"/>
+                            <w:i/>
+                          </w:rPr>
+                        </m:ctrlPr>
+                      </m:naryPr>
+                      <m:sub>
+                        <m:r>
+                          <w:rPr>
+                            <w:rFonts w:ascii="Cambria Math" w:hAnsi="Cambria Math"/>
+                          </w:rPr>
+                          <m:t>o</m:t>
+                        </m:r>
+                      </m:sub>
+                      <m:sup/>
+                      <m:e>
+                        <m:r>
+                          <w:rPr>
+                            <w:rFonts w:ascii="Cambria Math" w:hAnsi="Cambria Math"/>
+                          </w:rPr>
+                          <m:t>x</m:t>
+                        </m:r>
+                        <m:d>
+                          <m:dPr>
+                            <m:ctrlPr>
+                              <w:rPr>
+                                <w:rFonts w:ascii="Cambria Math" w:hAnsi="Cambria Math"/>
+                                <w:i/>
+                              </w:rPr>
+                            </m:ctrlPr>
+                          </m:dPr>
+                          <m:e>
+                            <m:r>
+                              <w:rPr>
+                                <w:rFonts w:ascii="Cambria Math" w:hAnsi="Cambria Math"/>
+                              </w:rPr>
+                              <m:t>m,o,t,s</m:t>
+                            </m:r>
+                          </m:e>
+                        </m:d>
+                        <m:r>
+                          <w:rPr>
+                            <w:rFonts w:ascii="Cambria Math" w:hAnsi="Cambria Math"/>
+                          </w:rPr>
+                          <m:t>*</m:t>
+                        </m:r>
+                      </m:e>
+                    </m:nary>
+                  </m:e>
+                </m:nary>
+                <m:sSub>
+                  <m:sSubPr>
+                    <m:ctrlPr>
+                      <w:rPr>
+                        <w:rFonts w:ascii="Cambria Math" w:eastAsia="Calibri" w:hAnsi="Cambria Math" w:cs="Times New Roman"/>
+                        <w:i/>
+                        <w:iCs/>
+                      </w:rPr>
+                    </m:ctrlPr>
+                  </m:sSubPr>
+                  <m:e>
+                    <m:r>
+                      <w:rPr>
+                        <w:rFonts w:ascii="Cambria Math" w:eastAsia="Calibri" w:hAnsi="Cambria Math" w:cs="Times New Roman"/>
+                      </w:rPr>
+                      <m:t>y</m:t>
+                    </m:r>
+                  </m:e>
+                  <m:sub>
+                    <m:r>
+                      <w:rPr>
+                        <w:rFonts w:ascii="Cambria Math" w:eastAsia="Calibri" w:hAnsi="Cambria Math" w:cs="Times New Roman"/>
+                      </w:rPr>
+                      <m:t>cp,t</m:t>
+                    </m:r>
+                  </m:sub>
+                </m:sSub>
+              </m:oMath>
+            </m:oMathPara>
+          </w:p>
+          <w:p/>
+          <w:p>
+            <w:pPr>
+              <w:pStyle w:val="Paragraphedeliste"/>
+              <w:numPr>
+                <w:ilvl w:val="0"/>
+                <w:numId w:val="2"/>
+              </w:numPr>
+            </w:pPr>
+            <w:r>
+              <w:t>Un coproduit ne peut être envoyé que dans un marché qui peut le valoriser</w:t>
+            </w:r>
+          </w:p>
+          <w:p>
+            <w:r>
+              <w:t xml:space="preserve">Pour </w:t>
+            </w:r>
+            <w:proofErr w:type="spellStart"/>
+            <w:r>
+              <w:t>cp</w:t>
+            </w:r>
+            <w:proofErr w:type="spellEnd"/>
+            <w:r>
+              <w:t xml:space="preserve"> dans CP, mark dans </w:t>
+            </w:r>
+            <w:proofErr w:type="spellStart"/>
+            <w:r>
+              <w:t>Market</w:t>
+            </w:r>
+            <w:proofErr w:type="spellEnd"/>
+            <w:r>
+              <w:t> :</w:t>
+            </w:r>
+          </w:p>
+          <w:p>
+            <w:r>
+              <w:t>Si Poss(</w:t>
+            </w:r>
+            <w:proofErr w:type="spellStart"/>
+            <w:proofErr w:type="gramStart"/>
+            <w:r>
+              <w:t>cp,mark</w:t>
+            </w:r>
+            <w:proofErr w:type="spellEnd"/>
+            <w:proofErr w:type="gramEnd"/>
+            <w:r>
+              <w:t>) = 0 :</w:t>
+            </w:r>
+          </w:p>
+          <w:p>
+            <m:oMathPara>
+              <m:oMath>
+                <m:nary>
+                  <m:naryPr>
+                    <m:chr m:val="∑"/>
+                    <m:limLoc m:val="undOvr"/>
+                    <m:supHide m:val="1"/>
+                    <m:ctrlPr>
+                      <w:rPr>
+                        <w:rFonts w:ascii="Cambria Math" w:hAnsi="Cambria Math"/>
+                        <w:i/>
+                      </w:rPr>
+                    </m:ctrlPr>
+                  </m:naryPr>
+                  <m:sub>
+                    <m:r>
+                      <w:rPr>
+                        <w:rFonts w:ascii="Cambria Math" w:hAnsi="Cambria Math"/>
+                      </w:rPr>
+                      <m:t>t</m:t>
+                    </m:r>
+                  </m:sub>
+                  <m:sup/>
+                  <m:e>
+                    <m:nary>
+                      <m:naryPr>
+                        <m:chr m:val="∑"/>
+                        <m:limLoc m:val="undOvr"/>
+                        <m:supHide m:val="1"/>
+                        <m:ctrlPr>
+                          <w:rPr>
+                            <w:rFonts w:ascii="Cambria Math" w:hAnsi="Cambria Math"/>
+                            <w:i/>
+                          </w:rPr>
+                        </m:ctrlPr>
+                      </m:naryPr>
+                      <m:sub>
+                        <m:r>
+                          <w:rPr>
+                            <w:rFonts w:ascii="Cambria Math" w:hAnsi="Cambria Math"/>
+                          </w:rPr>
+                          <m:t>s</m:t>
+                        </m:r>
+                      </m:sub>
+                      <m:sup/>
+                      <m:e>
+                        <m:r>
+                          <w:rPr>
+                            <w:rFonts w:ascii="Cambria Math" w:hAnsi="Cambria Math"/>
+                          </w:rPr>
+                          <m:t>z</m:t>
+                        </m:r>
+                        <m:d>
+                          <m:dPr>
+                            <m:ctrlPr>
+                              <w:rPr>
+                                <w:rFonts w:ascii="Cambria Math" w:hAnsi="Cambria Math"/>
+                                <w:i/>
+                              </w:rPr>
+                            </m:ctrlPr>
+                          </m:dPr>
+                          <m:e>
+                            <m:r>
+                              <w:rPr>
+                                <w:rFonts w:ascii="Cambria Math" w:hAnsi="Cambria Math"/>
+                              </w:rPr>
+                              <m:t>t,s,cp,mark</m:t>
+                            </m:r>
+                          </m:e>
+                        </m:d>
+                        <m:r>
+                          <w:rPr>
+                            <w:rFonts w:ascii="Cambria Math" w:hAnsi="Cambria Math"/>
+                          </w:rPr>
+                          <m:t>=0</m:t>
+                        </m:r>
+                      </m:e>
+                    </m:nary>
+                  </m:e>
+                </m:nary>
+              </m:oMath>
+            </m:oMathPara>
+          </w:p>
+        </w:tc>
+        <w:tc>
+          <w:tcPr>
+            <w:tcW w:w="4961" w:type="dxa"/>
+          </w:tcPr>
+          <w:p>
+            <w:r>
+              <w:t xml:space="preserve">Minimiser : </w:t>
+            </w:r>
+          </w:p>
+          <w:p>
+            <m:oMathPara>
+              <m:oMath>
+                <m:nary>
+                  <m:naryPr>
+                    <m:chr m:val="∑"/>
+                    <m:limLoc m:val="undOvr"/>
+                    <m:supHide m:val="1"/>
+                    <m:ctrlPr>
+                      <w:rPr>
+                        <w:rFonts w:ascii="Cambria Math" w:eastAsiaTheme="minorEastAsia" w:hAnsi="Cambria Math"/>
+                        <w:i/>
+                      </w:rPr>
+                    </m:ctrlPr>
+                  </m:naryPr>
+                  <m:sub>
+                    <m:r>
+                      <w:rPr>
+                        <w:rFonts w:ascii="Cambria Math" w:eastAsiaTheme="minorEastAsia" w:hAnsi="Cambria Math"/>
+                      </w:rPr>
+                      <m:t>m,o,t,s</m:t>
+                    </m:r>
+                  </m:sub>
+                  <m:sup/>
+                  <m:e>
+                    <m:r>
+                      <w:rPr>
+                        <w:rFonts w:ascii="Cambria Math" w:eastAsiaTheme="minorEastAsia" w:hAnsi="Cambria Math"/>
+                      </w:rPr>
+                      <m:t>x</m:t>
+                    </m:r>
+                    <m:d>
+                      <m:dPr>
+                        <m:ctrlPr>
+                          <w:rPr>
+                            <w:rFonts w:ascii="Cambria Math" w:eastAsiaTheme="minorEastAsia" w:hAnsi="Cambria Math"/>
+                            <w:i/>
+                          </w:rPr>
+                        </m:ctrlPr>
+                      </m:dPr>
+                      <m:e>
+                        <m:r>
+                          <w:rPr>
+                            <w:rFonts w:ascii="Cambria Math" w:eastAsiaTheme="minorEastAsia" w:hAnsi="Cambria Math"/>
+                          </w:rPr>
+                          <m:t>m,o,t,s</m:t>
+                        </m:r>
+                      </m:e>
+                    </m:d>
+                    <m:r>
+                      <w:rPr>
+                        <w:rFonts w:ascii="Cambria Math" w:eastAsiaTheme="minorEastAsia" w:hAnsi="Cambria Math"/>
+                      </w:rPr>
+                      <m:t>.</m:t>
+                    </m:r>
+                    <m:sSub>
+                      <m:sSubPr>
+                        <m:ctrlPr>
+                          <w:rPr>
+                            <w:rFonts w:ascii="Cambria Math" w:eastAsiaTheme="minorEastAsia" w:hAnsi="Cambria Math"/>
+                            <w:i/>
+                          </w:rPr>
+                        </m:ctrlPr>
+                      </m:sSubPr>
+                      <m:e>
+                        <m:r>
+                          <w:rPr>
+                            <w:rFonts w:ascii="Cambria Math" w:eastAsiaTheme="minorEastAsia" w:hAnsi="Cambria Math"/>
+                          </w:rPr>
+                          <m:t>(GHG</m:t>
+                        </m:r>
+                      </m:e>
+                      <m:sub>
+                        <m:r>
+                          <w:rPr>
+                            <w:rFonts w:ascii="Cambria Math" w:eastAsiaTheme="minorEastAsia" w:hAnsi="Cambria Math"/>
+                          </w:rPr>
+                          <m:t>t</m:t>
+                        </m:r>
+                      </m:sub>
+                    </m:sSub>
+                    <m:r>
+                      <w:rPr>
+                        <w:rFonts w:ascii="Cambria Math" w:eastAsiaTheme="minorEastAsia" w:hAnsi="Cambria Math"/>
+                      </w:rPr>
+                      <m:t>+</m:t>
+                    </m:r>
+                    <m:r>
+                      <w:rPr>
+                        <w:rFonts w:ascii="Cambria Math" w:eastAsia="Calibri" w:hAnsi="Cambria Math" w:cs="Times New Roman"/>
+                      </w:rPr>
+                      <m:t>GH</m:t>
+                    </m:r>
+                    <m:sSub>
+                      <m:sSubPr>
+                        <m:ctrlPr>
+                          <w:rPr>
+                            <w:rFonts w:ascii="Cambria Math" w:eastAsia="Calibri" w:hAnsi="Cambria Math" w:cs="Times New Roman"/>
+                            <w:i/>
+                            <w:iCs/>
+                          </w:rPr>
+                        </m:ctrlPr>
+                      </m:sSubPr>
+                      <m:e>
+                        <m:r>
+                          <w:rPr>
+                            <w:rFonts w:ascii="Cambria Math" w:eastAsia="Calibri" w:hAnsi="Cambria Math" w:cs="Times New Roman"/>
+                          </w:rPr>
+                          <m:t>G</m:t>
+                        </m:r>
+                      </m:e>
+                      <m:sub>
+                        <m:r>
+                          <w:rPr>
+                            <w:rFonts w:ascii="Cambria Math" w:eastAsia="Calibri" w:hAnsi="Cambria Math" w:cs="Times New Roman"/>
+                          </w:rPr>
+                          <m:t>tr</m:t>
+                        </m:r>
+                        <m:d>
+                          <m:dPr>
+                            <m:ctrlPr>
+                              <w:rPr>
+                                <w:rFonts w:ascii="Cambria Math" w:eastAsia="Calibri" w:hAnsi="Cambria Math" w:cs="Times New Roman"/>
+                                <w:i/>
+                                <w:iCs/>
+                              </w:rPr>
+                            </m:ctrlPr>
+                          </m:dPr>
+                          <m:e>
+                            <m:r>
+                              <w:rPr>
+                                <w:rFonts w:ascii="Cambria Math" w:eastAsia="Calibri" w:hAnsi="Cambria Math" w:cs="Times New Roman"/>
+                              </w:rPr>
+                              <m:t>m,s</m:t>
+                            </m:r>
+                          </m:e>
+                        </m:d>
+                      </m:sub>
+                    </m:sSub>
+                  </m:e>
+                </m:nary>
+                <m:r>
+                  <w:rPr>
+                    <w:rFonts w:ascii="Cambria Math" w:eastAsiaTheme="minorEastAsia" w:hAnsi="Cambria Math"/>
+                  </w:rPr>
+                  <m:t>-</m:t>
+                </m:r>
+                <m:r>
+                  <w:rPr>
+                    <w:rFonts w:ascii="Cambria Math" w:eastAsia="Calibri" w:hAnsi="Cambria Math" w:cs="Times New Roman"/>
+                  </w:rPr>
+                  <m:t>su</m:t>
+                </m:r>
+                <m:sSub>
+                  <m:sSubPr>
+                    <m:ctrlPr>
+                      <w:rPr>
+                        <w:rFonts w:ascii="Cambria Math" w:eastAsia="Calibri" w:hAnsi="Cambria Math" w:cs="Times New Roman"/>
+                        <w:i/>
+                        <w:iCs/>
+                      </w:rPr>
+                    </m:ctrlPr>
+                  </m:sSubPr>
+                  <m:e>
+                    <m:r>
+                      <w:rPr>
+                        <w:rFonts w:ascii="Cambria Math" w:eastAsia="Calibri" w:hAnsi="Cambria Math" w:cs="Times New Roman"/>
+                      </w:rPr>
+                      <m:t>b</m:t>
+                    </m:r>
+                  </m:e>
+                  <m:sub>
+                    <m:r>
+                      <w:rPr>
+                        <w:rFonts w:ascii="Cambria Math" w:eastAsia="Calibri" w:hAnsi="Cambria Math" w:cs="Times New Roman"/>
+                      </w:rPr>
+                      <m:t>GHGtot</m:t>
+                    </m:r>
+                  </m:sub>
+                </m:sSub>
+                <m:d>
+                  <m:dPr>
+                    <m:ctrlPr>
+                      <w:rPr>
+                        <w:rFonts w:ascii="Cambria Math" w:eastAsia="Calibri" w:hAnsi="Cambria Math" w:cs="Times New Roman"/>
+                        <w:i/>
+                        <w:iCs/>
+                      </w:rPr>
+                    </m:ctrlPr>
+                  </m:dPr>
+                  <m:e>
+                    <m:r>
+                      <w:rPr>
+                        <w:rFonts w:ascii="Cambria Math" w:eastAsia="Calibri" w:hAnsi="Cambria Math" w:cs="Times New Roman"/>
+                      </w:rPr>
+                      <m:t>t</m:t>
+                    </m:r>
+                  </m:e>
+                </m:d>
+                <m:r>
+                  <w:rPr>
+                    <w:rFonts w:ascii="Cambria Math" w:eastAsia="Calibri" w:hAnsi="Cambria Math" w:cs="Times New Roman"/>
+                  </w:rPr>
+                  <m:t>+(</m:t>
+                </m:r>
+                <m:sSub>
+                  <m:sSubPr>
+                    <m:ctrlPr>
+                      <w:rPr>
+                        <w:rFonts w:ascii="Cambria Math" w:eastAsia="Calibri" w:hAnsi="Cambria Math" w:cs="Times New Roman"/>
+                        <w:i/>
+                        <w:iCs/>
+                        <w:color w:val="4472C4" w:themeColor="accent1"/>
+                      </w:rPr>
+                    </m:ctrlPr>
+                  </m:sSubPr>
+                  <m:e>
+                    <m:r>
+                      <w:rPr>
+                        <w:rFonts w:ascii="Cambria Math" w:eastAsia="Calibri" w:hAnsi="Cambria Math" w:cs="Times New Roman"/>
+                        <w:color w:val="4472C4" w:themeColor="accent1"/>
+                      </w:rPr>
+                      <m:t>GHG</m:t>
+                    </m:r>
+                  </m:e>
+                  <m:sub>
+                    <m:r>
+                      <w:rPr>
+                        <w:rFonts w:ascii="Cambria Math" w:eastAsia="Calibri" w:hAnsi="Cambria Math" w:cs="Times New Roman"/>
+                        <w:color w:val="4472C4" w:themeColor="accent1"/>
+                      </w:rPr>
+                      <m:t>use_tot_cp</m:t>
+                    </m:r>
+                  </m:sub>
+                </m:sSub>
+                <m:d>
+                  <m:dPr>
+                    <m:ctrlPr>
+                      <w:rPr>
+                        <w:rFonts w:ascii="Cambria Math" w:eastAsia="Calibri" w:hAnsi="Cambria Math" w:cs="Times New Roman"/>
+                        <w:i/>
+                        <w:iCs/>
+                        <w:color w:val="4472C4" w:themeColor="accent1"/>
+                      </w:rPr>
+                    </m:ctrlPr>
+                  </m:dPr>
+                  <m:e>
+                    <m:r>
+                      <w:rPr>
+                        <w:rFonts w:ascii="Cambria Math" w:eastAsia="Calibri" w:hAnsi="Cambria Math" w:cs="Times New Roman"/>
+                        <w:color w:val="4472C4" w:themeColor="accent1"/>
+                      </w:rPr>
+                      <m:t>t</m:t>
+                    </m:r>
+                  </m:e>
+                </m:d>
+                <m:r>
+                  <w:rPr>
+                    <w:rFonts w:ascii="Cambria Math" w:eastAsia="Calibri" w:hAnsi="Cambria Math" w:cs="Times New Roman"/>
+                  </w:rPr>
+                  <m:t>)+</m:t>
+                </m:r>
+                <m:nary>
+                  <m:naryPr>
+                    <m:chr m:val="∑"/>
+                    <m:limLoc m:val="undOvr"/>
+                    <m:supHide m:val="1"/>
+                    <m:ctrlPr>
+                      <w:rPr>
+                        <w:rFonts w:ascii="Cambria Math" w:eastAsiaTheme="minorEastAsia" w:hAnsi="Cambria Math"/>
+                        <w:i/>
+                      </w:rPr>
+                    </m:ctrlPr>
+                  </m:naryPr>
+                  <m:sub>
+                    <m:r>
+                      <w:rPr>
+                        <w:rFonts w:ascii="Cambria Math" w:eastAsiaTheme="minorEastAsia" w:hAnsi="Cambria Math"/>
+                      </w:rPr>
+                      <m:t>t,s,cp,mark</m:t>
+                    </m:r>
+                  </m:sub>
+                  <m:sup/>
+                  <m:e>
+                    <m:r>
+                      <w:rPr>
+                        <w:rFonts w:ascii="Cambria Math" w:eastAsiaTheme="minorEastAsia" w:hAnsi="Cambria Math"/>
+                      </w:rPr>
+                      <m:t>z</m:t>
+                    </m:r>
+                    <m:d>
+                      <m:dPr>
+                        <m:ctrlPr>
+                          <w:rPr>
+                            <w:rFonts w:ascii="Cambria Math" w:eastAsiaTheme="minorEastAsia" w:hAnsi="Cambria Math"/>
+                            <w:i/>
+                          </w:rPr>
+                        </m:ctrlPr>
+                      </m:dPr>
+                      <m:e>
+                        <m:r>
+                          <w:rPr>
+                            <w:rFonts w:ascii="Cambria Math" w:eastAsiaTheme="minorEastAsia" w:hAnsi="Cambria Math"/>
+                          </w:rPr>
+                          <m:t>t,s,cp,mark</m:t>
+                        </m:r>
+                      </m:e>
+                    </m:d>
+                    <m:r>
+                      <w:rPr>
+                        <w:rFonts w:ascii="Cambria Math" w:eastAsiaTheme="minorEastAsia" w:hAnsi="Cambria Math"/>
+                      </w:rPr>
+                      <m:t>.</m:t>
+                    </m:r>
+                    <m:sSub>
+                      <m:sSubPr>
+                        <m:ctrlPr>
+                          <w:rPr>
+                            <w:rFonts w:ascii="Cambria Math" w:eastAsiaTheme="minorEastAsia" w:hAnsi="Cambria Math"/>
+                            <w:i/>
+                          </w:rPr>
+                        </m:ctrlPr>
+                      </m:sSubPr>
+                      <m:e>
+                        <m:r>
+                          <w:rPr>
+                            <w:rFonts w:ascii="Cambria Math" w:eastAsiaTheme="minorEastAsia" w:hAnsi="Cambria Math"/>
+                          </w:rPr>
+                          <m:t>GHG</m:t>
+                        </m:r>
+                      </m:e>
+                      <m:sub>
+                        <m:r>
+                          <w:rPr>
+                            <w:rFonts w:ascii="Cambria Math" w:eastAsiaTheme="minorEastAsia" w:hAnsi="Cambria Math"/>
+                          </w:rPr>
+                          <m:t>tr</m:t>
+                        </m:r>
+                      </m:sub>
+                    </m:sSub>
+                    <m:d>
+                      <m:dPr>
+                        <m:ctrlPr>
+                          <w:rPr>
+                            <w:rFonts w:ascii="Cambria Math" w:eastAsiaTheme="minorEastAsia" w:hAnsi="Cambria Math"/>
+                            <w:i/>
+                          </w:rPr>
+                        </m:ctrlPr>
+                      </m:dPr>
+                      <m:e>
+                        <m:r>
+                          <w:rPr>
+                            <w:rFonts w:ascii="Cambria Math" w:eastAsiaTheme="minorEastAsia" w:hAnsi="Cambria Math"/>
+                          </w:rPr>
+                          <m:t>cp</m:t>
+                        </m:r>
+                      </m:e>
+                    </m:d>
+                    <m:r>
+                      <w:rPr>
+                        <w:rFonts w:ascii="Cambria Math" w:eastAsiaTheme="minorEastAsia" w:hAnsi="Cambria Math"/>
+                      </w:rPr>
+                      <m:t>.</m:t>
+                    </m:r>
+                    <m:sSub>
+                      <m:sSubPr>
+                        <m:ctrlPr>
+                          <w:rPr>
+                            <w:rFonts w:ascii="Cambria Math" w:eastAsia="Calibri" w:hAnsi="Cambria Math" w:cs="Times New Roman"/>
+                            <w:i/>
+                            <w:iCs/>
+                          </w:rPr>
+                        </m:ctrlPr>
+                      </m:sSubPr>
+                      <m:e>
+                        <m:r>
+                          <w:rPr>
+                            <w:rFonts w:ascii="Cambria Math" w:eastAsia="Calibri" w:hAnsi="Cambria Math" w:cs="Times New Roman"/>
+                          </w:rPr>
+                          <m:t>d</m:t>
+                        </m:r>
+                      </m:e>
+                      <m:sub>
+                        <m:d>
+                          <m:dPr>
+                            <m:ctrlPr>
+                              <w:rPr>
+                                <w:rFonts w:ascii="Cambria Math" w:eastAsia="Calibri" w:hAnsi="Cambria Math" w:cs="Times New Roman"/>
+                                <w:i/>
+                                <w:iCs/>
+                              </w:rPr>
+                            </m:ctrlPr>
+                          </m:dPr>
+                          <m:e>
+                            <m:r>
+                              <w:rPr>
+                                <w:rFonts w:ascii="Cambria Math" w:eastAsia="Calibri" w:hAnsi="Cambria Math" w:cs="Times New Roman"/>
+                              </w:rPr>
+                              <m:t>s,mark</m:t>
+                            </m:r>
+                          </m:e>
+                        </m:d>
+                      </m:sub>
+                    </m:sSub>
+                  </m:e>
+                </m:nary>
+              </m:oMath>
+            </m:oMathPara>
+          </w:p>
+        </w:tc>
+      </w:tr>
+      <w:tr>
+        <w:tc>
+          <w:tcPr>
+            <w:tcW w:w="14879" w:type="dxa"/>
+            <w:gridSpan w:val="4"/>
+          </w:tcPr>
+          <w:p/>
+        </w:tc>
+      </w:tr>
+      <w:tr>
+        <w:tc>
+          <w:tcPr>
+            <w:tcW w:w="14879" w:type="dxa"/>
+            <w:gridSpan w:val="4"/>
+          </w:tcPr>
+          <w:p/>
+        </w:tc>
+      </w:tr>
+      <w:tr>
+        <w:tc>
+          <w:tcPr>
+            <w:tcW w:w="14879" w:type="dxa"/>
+            <w:gridSpan w:val="4"/>
+          </w:tcPr>
+          <w:p>
+            <w:r>
               <w:t>V12 : contrainte de marché</w:t>
             </w:r>
           </w:p>
@@ -18629,7 +23367,131 @@
       </w:tr>
     </w:tbl>
     <w:p/>
-    <w:p/>
+    <w:p>
+      <w:r>
+        <w:t>Cas d’étude :</w:t>
+      </w:r>
+    </w:p>
+    <w:p>
+      <w:r>
+        <w:t>Hypothèses :</w:t>
+      </w:r>
+    </w:p>
+    <w:p>
+      <w:pPr>
+        <w:pStyle w:val="Paragraphedeliste"/>
+        <w:numPr>
+          <w:ilvl w:val="0"/>
+          <w:numId w:val="9"/>
+        </w:numPr>
+      </w:pPr>
+      <w:r>
+        <w:t>Existence ou non de marché dans un lieu :</w:t>
+      </w:r>
+    </w:p>
+    <w:p>
+      <w:pPr>
+        <w:pStyle w:val="Paragraphedeliste"/>
+        <w:numPr>
+          <w:ilvl w:val="1"/>
+          <w:numId w:val="9"/>
+        </w:numPr>
+      </w:pPr>
+      <w:r>
+        <w:t>Compost : lié à l’existence de zone agricole</w:t>
+      </w:r>
+    </w:p>
+    <w:p>
+      <w:pPr>
+        <w:pStyle w:val="Paragraphedeliste"/>
+        <w:numPr>
+          <w:ilvl w:val="1"/>
+          <w:numId w:val="9"/>
+        </w:numPr>
+      </w:pPr>
+      <w:r>
+        <w:t>Electricité : liée à l’existence d’un réseau d’électricité</w:t>
+      </w:r>
+    </w:p>
+    <w:p>
+      <w:pPr>
+        <w:pStyle w:val="Paragraphedeliste"/>
+        <w:numPr>
+          <w:ilvl w:val="1"/>
+          <w:numId w:val="9"/>
+        </w:numPr>
+      </w:pPr>
+      <w:r>
+        <w:t>Chaleur : liée à l’existence d’un réseau de chaleur</w:t>
+      </w:r>
+    </w:p>
+    <w:p>
+      <w:r>
+        <w:rPr>
+          <w:noProof/>
+        </w:rPr>
+        <w:drawing>
+          <wp:inline distT="0" distB="0" distL="0" distR="0" wp14:anchorId="34445D38" wp14:editId="3DB8F520">
+            <wp:extent cx="7010400" cy="2105025"/>
+            <wp:effectExtent l="0" t="0" r="0" b="9525"/>
+            <wp:docPr id="1" name="Image 1"/>
+            <wp:cNvGraphicFramePr>
+              <a:graphicFrameLocks xmlns:a="http://schemas.openxmlformats.org/drawingml/2006/main" noChangeAspect="1"/>
+            </wp:cNvGraphicFramePr>
+            <a:graphic xmlns:a="http://schemas.openxmlformats.org/drawingml/2006/main">
+              <a:graphicData uri="http://schemas.openxmlformats.org/drawingml/2006/picture">
+                <pic:pic xmlns:pic="http://schemas.openxmlformats.org/drawingml/2006/picture">
+                  <pic:nvPicPr>
+                    <pic:cNvPr id="1" name=""/>
+                    <pic:cNvPicPr/>
+                  </pic:nvPicPr>
+                  <pic:blipFill>
+                    <a:blip r:embed="rId5"/>
+                    <a:stretch>
+                      <a:fillRect/>
+                    </a:stretch>
+                  </pic:blipFill>
+                  <pic:spPr>
+                    <a:xfrm>
+                      <a:off x="0" y="0"/>
+                      <a:ext cx="7010400" cy="2105025"/>
+                    </a:xfrm>
+                    <a:prstGeom prst="rect">
+                      <a:avLst/>
+                    </a:prstGeom>
+                  </pic:spPr>
+                </pic:pic>
+              </a:graphicData>
+            </a:graphic>
+          </wp:inline>
+        </w:drawing>
+      </w:r>
+    </w:p>
+    <w:p>
+      <w:pPr>
+        <w:pStyle w:val="Paragraphedeliste"/>
+        <w:numPr>
+          <w:ilvl w:val="1"/>
+          <w:numId w:val="9"/>
+        </w:numPr>
+      </w:pPr>
+      <w:r>
+        <w:t xml:space="preserve">Biométhane : liée à l’existence d’un </w:t>
+      </w:r>
+      <w:r>
+        <w:t>réseau de gaz naturel</w:t>
+      </w:r>
+    </w:p>
+    <w:bookmarkEnd w:id="0"/>
+    <w:p>
+      <w:pPr>
+        <w:pStyle w:val="Paragraphedeliste"/>
+        <w:numPr>
+          <w:ilvl w:val="1"/>
+          <w:numId w:val="9"/>
+        </w:numPr>
+      </w:pPr>
+    </w:p>
     <w:sectPr>
       <w:pgSz w:w="16838" w:h="11906" w:orient="landscape"/>
       <w:pgMar w:top="1417" w:right="1417" w:bottom="1417" w:left="1417" w:header="708" w:footer="708" w:gutter="0"/>
@@ -19409,6 +24271,231 @@
       </w:rPr>
     </w:lvl>
   </w:abstractNum>
+  <w:abstractNum w:abstractNumId="7" w15:restartNumberingAfterBreak="0">
+    <w:nsid w:val="608650BF"/>
+    <w:multiLevelType w:val="hybridMultilevel"/>
+    <w:tmpl w:val="68ECB172"/>
+    <w:lvl w:ilvl="0" w:tplc="AC0E06A6">
+      <w:numFmt w:val="bullet"/>
+      <w:lvlText w:val="-"/>
+      <w:lvlJc w:val="left"/>
+      <w:pPr>
+        <w:ind w:left="720" w:hanging="360"/>
+      </w:pPr>
+      <w:rPr>
+        <w:rFonts w:ascii="Calibri" w:eastAsiaTheme="minorHAnsi" w:hAnsi="Calibri" w:cs="Calibri" w:hint="default"/>
+      </w:rPr>
+    </w:lvl>
+    <w:lvl w:ilvl="1" w:tplc="040C0003">
+      <w:start w:val="1"/>
+      <w:numFmt w:val="bullet"/>
+      <w:lvlText w:val="o"/>
+      <w:lvlJc w:val="left"/>
+      <w:pPr>
+        <w:ind w:left="1440" w:hanging="360"/>
+      </w:pPr>
+      <w:rPr>
+        <w:rFonts w:ascii="Courier New" w:hAnsi="Courier New" w:cs="Courier New" w:hint="default"/>
+      </w:rPr>
+    </w:lvl>
+    <w:lvl w:ilvl="2" w:tplc="040C0005" w:tentative="1">
+      <w:start w:val="1"/>
+      <w:numFmt w:val="bullet"/>
+      <w:lvlText w:val=""/>
+      <w:lvlJc w:val="left"/>
+      <w:pPr>
+        <w:ind w:left="2160" w:hanging="360"/>
+      </w:pPr>
+      <w:rPr>
+        <w:rFonts w:ascii="Wingdings" w:hAnsi="Wingdings" w:hint="default"/>
+      </w:rPr>
+    </w:lvl>
+    <w:lvl w:ilvl="3" w:tplc="040C0001" w:tentative="1">
+      <w:start w:val="1"/>
+      <w:numFmt w:val="bullet"/>
+      <w:lvlText w:val=""/>
+      <w:lvlJc w:val="left"/>
+      <w:pPr>
+        <w:ind w:left="2880" w:hanging="360"/>
+      </w:pPr>
+      <w:rPr>
+        <w:rFonts w:ascii="Symbol" w:hAnsi="Symbol" w:hint="default"/>
+      </w:rPr>
+    </w:lvl>
+    <w:lvl w:ilvl="4" w:tplc="040C0003" w:tentative="1">
+      <w:start w:val="1"/>
+      <w:numFmt w:val="bullet"/>
+      <w:lvlText w:val="o"/>
+      <w:lvlJc w:val="left"/>
+      <w:pPr>
+        <w:ind w:left="3600" w:hanging="360"/>
+      </w:pPr>
+      <w:rPr>
+        <w:rFonts w:ascii="Courier New" w:hAnsi="Courier New" w:cs="Courier New" w:hint="default"/>
+      </w:rPr>
+    </w:lvl>
+    <w:lvl w:ilvl="5" w:tplc="040C0005" w:tentative="1">
+      <w:start w:val="1"/>
+      <w:numFmt w:val="bullet"/>
+      <w:lvlText w:val=""/>
+      <w:lvlJc w:val="left"/>
+      <w:pPr>
+        <w:ind w:left="4320" w:hanging="360"/>
+      </w:pPr>
+      <w:rPr>
+        <w:rFonts w:ascii="Wingdings" w:hAnsi="Wingdings" w:hint="default"/>
+      </w:rPr>
+    </w:lvl>
+    <w:lvl w:ilvl="6" w:tplc="040C0001" w:tentative="1">
+      <w:start w:val="1"/>
+      <w:numFmt w:val="bullet"/>
+      <w:lvlText w:val=""/>
+      <w:lvlJc w:val="left"/>
+      <w:pPr>
+        <w:ind w:left="5040" w:hanging="360"/>
+      </w:pPr>
+      <w:rPr>
+        <w:rFonts w:ascii="Symbol" w:hAnsi="Symbol" w:hint="default"/>
+      </w:rPr>
+    </w:lvl>
+    <w:lvl w:ilvl="7" w:tplc="040C0003" w:tentative="1">
+      <w:start w:val="1"/>
+      <w:numFmt w:val="bullet"/>
+      <w:lvlText w:val="o"/>
+      <w:lvlJc w:val="left"/>
+      <w:pPr>
+        <w:ind w:left="5760" w:hanging="360"/>
+      </w:pPr>
+      <w:rPr>
+        <w:rFonts w:ascii="Courier New" w:hAnsi="Courier New" w:cs="Courier New" w:hint="default"/>
+      </w:rPr>
+    </w:lvl>
+    <w:lvl w:ilvl="8" w:tplc="040C0005" w:tentative="1">
+      <w:start w:val="1"/>
+      <w:numFmt w:val="bullet"/>
+      <w:lvlText w:val=""/>
+      <w:lvlJc w:val="left"/>
+      <w:pPr>
+        <w:ind w:left="6480" w:hanging="360"/>
+      </w:pPr>
+      <w:rPr>
+        <w:rFonts w:ascii="Wingdings" w:hAnsi="Wingdings" w:hint="default"/>
+      </w:rPr>
+    </w:lvl>
+  </w:abstractNum>
+  <w:abstractNum w:abstractNumId="8" w15:restartNumberingAfterBreak="0">
+    <w:nsid w:val="74DB57B5"/>
+    <w:multiLevelType w:val="hybridMultilevel"/>
+    <w:tmpl w:val="1EDAD518"/>
+    <w:lvl w:ilvl="0" w:tplc="040C0001">
+      <w:start w:val="1"/>
+      <w:numFmt w:val="bullet"/>
+      <w:lvlText w:val=""/>
+      <w:lvlJc w:val="left"/>
+      <w:pPr>
+        <w:ind w:left="360" w:hanging="360"/>
+      </w:pPr>
+      <w:rPr>
+        <w:rFonts w:ascii="Symbol" w:hAnsi="Symbol" w:hint="default"/>
+      </w:rPr>
+    </w:lvl>
+    <w:lvl w:ilvl="1" w:tplc="040C0003" w:tentative="1">
+      <w:start w:val="1"/>
+      <w:numFmt w:val="bullet"/>
+      <w:lvlText w:val="o"/>
+      <w:lvlJc w:val="left"/>
+      <w:pPr>
+        <w:ind w:left="1080" w:hanging="360"/>
+      </w:pPr>
+      <w:rPr>
+        <w:rFonts w:ascii="Courier New" w:hAnsi="Courier New" w:cs="Courier New" w:hint="default"/>
+      </w:rPr>
+    </w:lvl>
+    <w:lvl w:ilvl="2" w:tplc="040C0005" w:tentative="1">
+      <w:start w:val="1"/>
+      <w:numFmt w:val="bullet"/>
+      <w:lvlText w:val=""/>
+      <w:lvlJc w:val="left"/>
+      <w:pPr>
+        <w:ind w:left="1800" w:hanging="360"/>
+      </w:pPr>
+      <w:rPr>
+        <w:rFonts w:ascii="Wingdings" w:hAnsi="Wingdings" w:hint="default"/>
+      </w:rPr>
+    </w:lvl>
+    <w:lvl w:ilvl="3" w:tplc="040C0001" w:tentative="1">
+      <w:start w:val="1"/>
+      <w:numFmt w:val="bullet"/>
+      <w:lvlText w:val=""/>
+      <w:lvlJc w:val="left"/>
+      <w:pPr>
+        <w:ind w:left="2520" w:hanging="360"/>
+      </w:pPr>
+      <w:rPr>
+        <w:rFonts w:ascii="Symbol" w:hAnsi="Symbol" w:hint="default"/>
+      </w:rPr>
+    </w:lvl>
+    <w:lvl w:ilvl="4" w:tplc="040C0003" w:tentative="1">
+      <w:start w:val="1"/>
+      <w:numFmt w:val="bullet"/>
+      <w:lvlText w:val="o"/>
+      <w:lvlJc w:val="left"/>
+      <w:pPr>
+        <w:ind w:left="3240" w:hanging="360"/>
+      </w:pPr>
+      <w:rPr>
+        <w:rFonts w:ascii="Courier New" w:hAnsi="Courier New" w:cs="Courier New" w:hint="default"/>
+      </w:rPr>
+    </w:lvl>
+    <w:lvl w:ilvl="5" w:tplc="040C0005" w:tentative="1">
+      <w:start w:val="1"/>
+      <w:numFmt w:val="bullet"/>
+      <w:lvlText w:val=""/>
+      <w:lvlJc w:val="left"/>
+      <w:pPr>
+        <w:ind w:left="3960" w:hanging="360"/>
+      </w:pPr>
+      <w:rPr>
+        <w:rFonts w:ascii="Wingdings" w:hAnsi="Wingdings" w:hint="default"/>
+      </w:rPr>
+    </w:lvl>
+    <w:lvl w:ilvl="6" w:tplc="040C0001" w:tentative="1">
+      <w:start w:val="1"/>
+      <w:numFmt w:val="bullet"/>
+      <w:lvlText w:val=""/>
+      <w:lvlJc w:val="left"/>
+      <w:pPr>
+        <w:ind w:left="4680" w:hanging="360"/>
+      </w:pPr>
+      <w:rPr>
+        <w:rFonts w:ascii="Symbol" w:hAnsi="Symbol" w:hint="default"/>
+      </w:rPr>
+    </w:lvl>
+    <w:lvl w:ilvl="7" w:tplc="040C0003" w:tentative="1">
+      <w:start w:val="1"/>
+      <w:numFmt w:val="bullet"/>
+      <w:lvlText w:val="o"/>
+      <w:lvlJc w:val="left"/>
+      <w:pPr>
+        <w:ind w:left="5400" w:hanging="360"/>
+      </w:pPr>
+      <w:rPr>
+        <w:rFonts w:ascii="Courier New" w:hAnsi="Courier New" w:cs="Courier New" w:hint="default"/>
+      </w:rPr>
+    </w:lvl>
+    <w:lvl w:ilvl="8" w:tplc="040C0005" w:tentative="1">
+      <w:start w:val="1"/>
+      <w:numFmt w:val="bullet"/>
+      <w:lvlText w:val=""/>
+      <w:lvlJc w:val="left"/>
+      <w:pPr>
+        <w:ind w:left="6120" w:hanging="360"/>
+      </w:pPr>
+      <w:rPr>
+        <w:rFonts w:ascii="Wingdings" w:hAnsi="Wingdings" w:hint="default"/>
+      </w:rPr>
+    </w:lvl>
+  </w:abstractNum>
   <w:num w:numId="1">
     <w:abstractNumId w:val="5"/>
   </w:num>
@@ -19429,6 +24516,12 @@
   </w:num>
   <w:num w:numId="7">
     <w:abstractNumId w:val="2"/>
+  </w:num>
+  <w:num w:numId="8">
+    <w:abstractNumId w:val="8"/>
+  </w:num>
+  <w:num w:numId="9">
+    <w:abstractNumId w:val="7"/>
   </w:num>
 </w:numbering>
 </file>
